--- a/posts/BrynjolfssonLiRaymond/BrynjolfssonLiRaymond2025.docx
+++ b/posts/BrynjolfssonLiRaymond/BrynjolfssonLiRaymond2025.docx
@@ -42,7 +42,7 @@
         <w:pStyle w:val="Date"/>
       </w:pPr>
       <w:r>
-        <w:t xml:space="preserve">August 22, 2025, 12:08 +0900</w:t>
+        <w:t xml:space="preserve">August 22, 2025, 16:08 +0900</w:t>
       </w:r>
     </w:p>
     <w:p>
@@ -3715,7 +3715,7 @@
         </w:numPr>
       </w:pPr>
       <w:r>
-        <w:t xml:space="preserve">Early empirical evidence on theeffects of a generative AI tool in a real-world workplace</w:t>
+        <w:t xml:space="preserve">Early empirical evidence on the effects of a generative AI tool in a real-world workplace</w:t>
       </w:r>
     </w:p>
     <w:p>
@@ -4137,6 +4137,54 @@
           <w:rFonts w:hint="eastAsia"/>
         </w:rPr>
         <w:t xml:space="preserve">tasksでの影響とは違う</w:t>
+      </w:r>
+    </w:p>
+    <w:p>
+      <w:pPr>
+        <w:numPr>
+          <w:ilvl w:val="2"/>
+          <w:numId w:val="1045"/>
+        </w:numPr>
+      </w:pPr>
+      <w:r>
+        <w:rPr>
+          <w:rFonts w:hint="eastAsia"/>
+        </w:rPr>
+        <w:t xml:space="preserve">非テキスト・ベースのタスク=uncodifiable</w:t>
+      </w:r>
+    </w:p>
+    <w:p>
+      <w:pPr>
+        <w:pStyle w:val="BlockText"/>
+        <w:numPr>
+          <w:ilvl w:val="2"/>
+          <w:numId w:val="1000"/>
+        </w:numPr>
+      </w:pPr>
+      <w:r>
+        <w:t xml:space="preserve">manage employees, raise capital, pilot new initiatives, run advertising strategies, price their services, react to competitors, and decide which of these and myriad other tasks to focus their efforts on (Chandler, 1977, quoted from Otis et al. 2023)</w:t>
+      </w:r>
+    </w:p>
+    <w:p>
+      <w:pPr>
+        <w:numPr>
+          <w:ilvl w:val="2"/>
+          <w:numId w:val="1045"/>
+        </w:numPr>
+      </w:pPr>
+      <w:hyperlink r:id="rId32">
+        <w:r>
+          <w:rPr>
+            <w:rStyle w:val="Hyperlink"/>
+          </w:rPr>
+          <w:t xml:space="preserve">Otis et al. (2023)</w:t>
+        </w:r>
+      </w:hyperlink>
+      <w:r>
+        <w:rPr>
+          <w:rFonts w:hint="eastAsia"/>
+        </w:rPr>
+        <w:t xml:space="preserve">では優秀な経営者のみAIの利潤効果が正、それ以外は負</w:t>
       </w:r>
     </w:p>
     <w:bookmarkStart w:id="82" w:name="refs"/>
@@ -5477,6 +5525,9 @@
     <w:abstractNumId w:val="991"/>
   </w:num>
   <w:num w:numId="1044">
+    <w:abstractNumId w:val="991"/>
+  </w:num>
+  <w:num w:numId="1045">
     <w:abstractNumId w:val="991"/>
   </w:num>
 </w:numbering>

--- a/posts/BrynjolfssonLiRaymond/BrynjolfssonLiRaymond2025.docx
+++ b/posts/BrynjolfssonLiRaymond/BrynjolfssonLiRaymond2025.docx
@@ -42,7 +42,7 @@
         <w:pStyle w:val="Date"/>
       </w:pPr>
       <w:r>
-        <w:t xml:space="preserve">August 22, 2025, 16:08 +0900</w:t>
+        <w:t xml:space="preserve">August 22, 2025, 18:08 +0900</w:t>
       </w:r>
     </w:p>
     <w:p>
@@ -3779,7 +3779,7 @@
       </w:r>
     </w:p>
     <w:bookmarkEnd w:id="71"/>
-    <w:bookmarkStart w:id="83" w:name="感想"/>
+    <w:bookmarkStart w:id="89" w:name="感想"/>
     <w:p>
       <w:pPr>
         <w:pStyle w:val="Heading2"/>
@@ -4187,8 +4187,5177 @@
         <w:t xml:space="preserve">では優秀な経営者のみAIの利潤効果が正、それ以外は負</w:t>
       </w:r>
     </w:p>
-    <w:bookmarkStart w:id="82" w:name="refs"/>
-    <w:bookmarkStart w:id="73" w:name="ref-AutorThompson2025"/>
+    <w:bookmarkStart w:id="88" w:name="X09fca260dcefe65bd95d3c325f6e61951b1cc5a"/>
+    <w:p>
+      <w:pPr>
+        <w:pStyle w:val="Heading3"/>
+      </w:pPr>
+      <w:r>
+        <w:t xml:space="preserve">Derivation of the Occupation-Level Production Function</w:t>
+      </w:r>
+    </w:p>
+    <w:p>
+      <w:pPr>
+        <w:pStyle w:val="FirstParagraph"/>
+      </w:pPr>
+      <w:r>
+        <w:t xml:space="preserve">This document explains why</w:t>
+      </w:r>
+      <w:r>
+        <w:t xml:space="preserve"> </w:t>
+      </w:r>
+      <w:r>
+        <w:t xml:space="preserve">“linear aggregation ensures that the Cobb–Douglas form reemerges at the occupation level”</w:t>
+      </w:r>
+      <w:r>
+        <w:t xml:space="preserve"> </w:t>
+      </w:r>
+      <w:r>
+        <w:t xml:space="preserve">by deriving the occupation-level production function from the worker-level function, step by step.</w:t>
+      </w:r>
+    </w:p>
+    <w:bookmarkStart w:id="72" w:name="X41c8aee4f0d9749b57ac4240533795abf454dcd"/>
+    <w:p>
+      <w:pPr>
+        <w:pStyle w:val="Heading4"/>
+      </w:pPr>
+      <w:r>
+        <w:rPr>
+          <w:b/>
+          <w:bCs/>
+        </w:rPr>
+        <w:t xml:space="preserve">The Building Blocks (Equations and Assumptions)</w:t>
+      </w:r>
+    </w:p>
+    <w:p>
+      <w:pPr>
+        <w:numPr>
+          <w:ilvl w:val="0"/>
+          <w:numId w:val="1046"/>
+        </w:numPr>
+      </w:pPr>
+      <w:r>
+        <w:rPr>
+          <w:b/>
+          <w:bCs/>
+        </w:rPr>
+        <w:t xml:space="preserve">Worker-level output (Equation 5):</w:t>
+      </w:r>
+      <w:r>
+        <w:t xml:space="preserve"> </w:t>
+      </w:r>
+      <w:r>
+        <w:t xml:space="preserve">This is the output produced by a single worker</w:t>
+      </w:r>
+      <w:r>
+        <w:t xml:space="preserve"> </w:t>
+      </w:r>
+      <m:oMath>
+        <m:r>
+          <m:t>i</m:t>
+        </m:r>
+      </m:oMath>
+      <w:r>
+        <w:t xml:space="preserve"> </w:t>
+      </w:r>
+      <w:r>
+        <w:t xml:space="preserve">who is given</w:t>
+      </w:r>
+      <w:r>
+        <w:t xml:space="preserve"> </w:t>
+      </w:r>
+      <m:oMath>
+        <m:sSub>
+          <m:e>
+            <m:r>
+              <m:t>k</m:t>
+            </m:r>
+          </m:e>
+          <m:sub>
+            <m:r>
+              <m:t>i</m:t>
+            </m:r>
+          </m:sub>
+        </m:sSub>
+      </m:oMath>
+      <w:r>
+        <w:t xml:space="preserve"> </w:t>
+      </w:r>
+      <w:r>
+        <w:t xml:space="preserve">units of capital.</w:t>
+      </w:r>
+    </w:p>
+    <w:p>
+      <w:pPr>
+        <w:pStyle w:val="BodyText"/>
+      </w:pPr>
+      <m:oMathPara>
+        <m:oMathParaPr>
+          <m:jc m:val="center"/>
+        </m:oMathParaPr>
+        <m:oMath>
+          <m:sSub>
+            <m:e>
+              <m:r>
+                <m:t>y</m:t>
+              </m:r>
+            </m:e>
+            <m:sub>
+              <m:r>
+                <m:t>i</m:t>
+              </m:r>
+            </m:sub>
+          </m:sSub>
+          <m:d>
+            <m:dPr>
+              <m:begChr m:val="("/>
+              <m:sepChr m:val=""/>
+              <m:endChr m:val=")"/>
+              <m:grow/>
+            </m:dPr>
+            <m:e>
+              <m:r>
+                <m:t>ϕ</m:t>
+              </m:r>
+            </m:e>
+          </m:d>
+          <m:r>
+            <m:rPr>
+              <m:sty m:val="p"/>
+            </m:rPr>
+            <m:t>=</m:t>
+          </m:r>
+          <m:sSup>
+            <m:e>
+              <m:d>
+                <m:dPr>
+                  <m:begChr m:val="("/>
+                  <m:sepChr m:val=""/>
+                  <m:endChr m:val=")"/>
+                  <m:grow/>
+                </m:dPr>
+                <m:e>
+                  <m:f>
+                    <m:fPr>
+                      <m:type m:val="bar"/>
+                    </m:fPr>
+                    <m:num>
+                      <m:r>
+                        <m:t>1</m:t>
+                      </m:r>
+                    </m:num>
+                    <m:den>
+                      <m:r>
+                        <m:t>1</m:t>
+                      </m:r>
+                      <m:r>
+                        <m:rPr>
+                          <m:sty m:val="p"/>
+                        </m:rPr>
+                        <m:t>−</m:t>
+                      </m:r>
+                      <m:r>
+                        <m:t>α</m:t>
+                      </m:r>
+                      <m:d>
+                        <m:dPr>
+                          <m:begChr m:val="("/>
+                          <m:sepChr m:val=""/>
+                          <m:endChr m:val=")"/>
+                          <m:grow/>
+                        </m:dPr>
+                        <m:e>
+                          <m:r>
+                            <m:t>ϕ</m:t>
+                          </m:r>
+                        </m:e>
+                      </m:d>
+                    </m:den>
+                  </m:f>
+                </m:e>
+              </m:d>
+            </m:e>
+            <m:sup>
+              <m:r>
+                <m:t>1</m:t>
+              </m:r>
+              <m:r>
+                <m:rPr>
+                  <m:sty m:val="p"/>
+                </m:rPr>
+                <m:t>−</m:t>
+              </m:r>
+              <m:r>
+                <m:t>α</m:t>
+              </m:r>
+              <m:d>
+                <m:dPr>
+                  <m:begChr m:val="("/>
+                  <m:sepChr m:val=""/>
+                  <m:endChr m:val=")"/>
+                  <m:grow/>
+                </m:dPr>
+                <m:e>
+                  <m:r>
+                    <m:t>ϕ</m:t>
+                  </m:r>
+                </m:e>
+              </m:d>
+            </m:sup>
+          </m:sSup>
+          <m:r>
+            <m:rPr>
+              <m:sty m:val="p"/>
+            </m:rPr>
+            <m:t>⋅</m:t>
+          </m:r>
+          <m:sSup>
+            <m:e>
+              <m:d>
+                <m:dPr>
+                  <m:begChr m:val="("/>
+                  <m:sepChr m:val=""/>
+                  <m:endChr m:val=")"/>
+                  <m:grow/>
+                </m:dPr>
+                <m:e>
+                  <m:f>
+                    <m:fPr>
+                      <m:type m:val="bar"/>
+                    </m:fPr>
+                    <m:num>
+                      <m:sSub>
+                        <m:e>
+                          <m:r>
+                            <m:t>k</m:t>
+                          </m:r>
+                        </m:e>
+                        <m:sub>
+                          <m:r>
+                            <m:t>i</m:t>
+                          </m:r>
+                        </m:sub>
+                      </m:sSub>
+                      <m:r>
+                        <m:rPr>
+                          <m:sty m:val="p"/>
+                        </m:rPr>
+                        <m:t>⋅</m:t>
+                      </m:r>
+                      <m:r>
+                        <m:t>η</m:t>
+                      </m:r>
+                    </m:num>
+                    <m:den>
+                      <m:r>
+                        <m:t>α</m:t>
+                      </m:r>
+                      <m:d>
+                        <m:dPr>
+                          <m:begChr m:val="("/>
+                          <m:sepChr m:val=""/>
+                          <m:endChr m:val=")"/>
+                          <m:grow/>
+                        </m:dPr>
+                        <m:e>
+                          <m:r>
+                            <m:t>ϕ</m:t>
+                          </m:r>
+                        </m:e>
+                      </m:d>
+                    </m:den>
+                  </m:f>
+                </m:e>
+              </m:d>
+            </m:e>
+            <m:sup>
+              <m:r>
+                <m:t>α</m:t>
+              </m:r>
+              <m:d>
+                <m:dPr>
+                  <m:begChr m:val="("/>
+                  <m:sepChr m:val=""/>
+                  <m:endChr m:val=")"/>
+                  <m:grow/>
+                </m:dPr>
+                <m:e>
+                  <m:r>
+                    <m:t>ϕ</m:t>
+                  </m:r>
+                </m:e>
+              </m:d>
+            </m:sup>
+          </m:sSup>
+        </m:oMath>
+      </m:oMathPara>
+    </w:p>
+    <w:p>
+      <w:pPr>
+        <w:numPr>
+          <w:ilvl w:val="0"/>
+          <w:numId w:val="1046"/>
+        </w:numPr>
+      </w:pPr>
+      <w:r>
+        <w:rPr>
+          <w:b/>
+          <w:bCs/>
+        </w:rPr>
+        <w:t xml:space="preserve">Aggregation Rule:</w:t>
+      </w:r>
+      <w:r>
+        <w:t xml:space="preserve"> </w:t>
+      </w:r>
+      <w:r>
+        <w:t xml:space="preserve">The total output of the occupation,</w:t>
+      </w:r>
+      <w:r>
+        <w:t xml:space="preserve"> </w:t>
+      </w:r>
+      <m:oMath>
+        <m:r>
+          <m:t>Y</m:t>
+        </m:r>
+        <m:d>
+          <m:dPr>
+            <m:begChr m:val="("/>
+            <m:sepChr m:val=""/>
+            <m:endChr m:val=")"/>
+            <m:grow/>
+          </m:dPr>
+          <m:e>
+            <m:r>
+              <m:t>ϕ</m:t>
+            </m:r>
+          </m:e>
+        </m:d>
+      </m:oMath>
+      <w:r>
+        <w:t xml:space="preserve">, is the linear sum (integral) of the outputs of all</w:t>
+      </w:r>
+      <w:r>
+        <w:t xml:space="preserve"> </w:t>
+      </w:r>
+      <m:oMath>
+        <m:r>
+          <m:t>L</m:t>
+        </m:r>
+        <m:d>
+          <m:dPr>
+            <m:begChr m:val="("/>
+            <m:sepChr m:val=""/>
+            <m:endChr m:val=")"/>
+            <m:grow/>
+          </m:dPr>
+          <m:e>
+            <m:r>
+              <m:t>ϕ</m:t>
+            </m:r>
+          </m:e>
+        </m:d>
+      </m:oMath>
+      <w:r>
+        <w:t xml:space="preserve"> </w:t>
+      </w:r>
+      <w:r>
+        <w:t xml:space="preserve">individual workers employed in that occupation.</w:t>
+      </w:r>
+    </w:p>
+    <w:p>
+      <w:pPr>
+        <w:pStyle w:val="BodyText"/>
+      </w:pPr>
+      <m:oMathPara>
+        <m:oMathParaPr>
+          <m:jc m:val="center"/>
+        </m:oMathParaPr>
+        <m:oMath>
+          <m:r>
+            <m:t>Y</m:t>
+          </m:r>
+          <m:d>
+            <m:dPr>
+              <m:begChr m:val="("/>
+              <m:sepChr m:val=""/>
+              <m:endChr m:val=")"/>
+              <m:grow/>
+            </m:dPr>
+            <m:e>
+              <m:r>
+                <m:t>ϕ</m:t>
+              </m:r>
+            </m:e>
+          </m:d>
+          <m:r>
+            <m:rPr>
+              <m:sty m:val="p"/>
+            </m:rPr>
+            <m:t>=</m:t>
+          </m:r>
+          <m:nary>
+            <m:naryPr>
+              <m:chr m:val="∫"/>
+              <m:limLoc m:val="subSup"/>
+              <m:subHide m:val="off"/>
+              <m:supHide m:val="on"/>
+            </m:naryPr>
+            <m:sub>
+              <m:r>
+                <m:t>i</m:t>
+              </m:r>
+              <m:r>
+                <m:rPr>
+                  <m:sty m:val="p"/>
+                </m:rPr>
+                <m:t>∈</m:t>
+              </m:r>
+              <m:sSup>
+                <m:e>
+                  <m:r>
+                    <m:t>o</m:t>
+                  </m:r>
+                </m:e>
+                <m:sup>
+                  <m:r>
+                    <m:rPr>
+                      <m:sty m:val="p"/>
+                    </m:rPr>
+                    <m:t>−</m:t>
+                  </m:r>
+                  <m:r>
+                    <m:t>1</m:t>
+                  </m:r>
+                </m:sup>
+              </m:sSup>
+              <m:d>
+                <m:dPr>
+                  <m:begChr m:val="("/>
+                  <m:sepChr m:val=""/>
+                  <m:endChr m:val=")"/>
+                  <m:grow/>
+                </m:dPr>
+                <m:e>
+                  <m:r>
+                    <m:t>ϕ</m:t>
+                  </m:r>
+                </m:e>
+              </m:d>
+            </m:sub>
+            <m:sup>
+              <m:r>
+                <m:t>​</m:t>
+              </m:r>
+            </m:sup>
+            <m:e>
+              <m:sSub>
+                <m:e>
+                  <m:r>
+                    <m:t>y</m:t>
+                  </m:r>
+                </m:e>
+                <m:sub>
+                  <m:r>
+                    <m:t>i</m:t>
+                  </m:r>
+                </m:sub>
+              </m:sSub>
+            </m:e>
+          </m:nary>
+          <m:d>
+            <m:dPr>
+              <m:begChr m:val="("/>
+              <m:sepChr m:val=""/>
+              <m:endChr m:val=")"/>
+              <m:grow/>
+            </m:dPr>
+            <m:e>
+              <m:r>
+                <m:t>ϕ</m:t>
+              </m:r>
+            </m:e>
+          </m:d>
+          <m:r>
+            <m:t>d</m:t>
+          </m:r>
+          <m:r>
+            <m:t>μ</m:t>
+          </m:r>
+        </m:oMath>
+      </m:oMathPara>
+    </w:p>
+    <w:p>
+      <w:pPr>
+        <w:numPr>
+          <w:ilvl w:val="0"/>
+          <w:numId w:val="1046"/>
+        </w:numPr>
+      </w:pPr>
+      <w:r>
+        <w:rPr>
+          <w:b/>
+          <w:bCs/>
+        </w:rPr>
+        <w:t xml:space="preserve">Optimal Capital Allocation:</w:t>
+      </w:r>
+      <w:r>
+        <w:t xml:space="preserve"> </w:t>
+      </w:r>
+      <w:r>
+        <w:t xml:space="preserve">To maximize total output, the total capital for the occupation,</w:t>
+      </w:r>
+      <w:r>
+        <w:t xml:space="preserve"> </w:t>
+      </w:r>
+      <m:oMath>
+        <m:r>
+          <m:t>K</m:t>
+        </m:r>
+        <m:d>
+          <m:dPr>
+            <m:begChr m:val="("/>
+            <m:sepChr m:val=""/>
+            <m:endChr m:val=")"/>
+            <m:grow/>
+          </m:dPr>
+          <m:e>
+            <m:r>
+              <m:t>ϕ</m:t>
+            </m:r>
+          </m:e>
+        </m:d>
+      </m:oMath>
+      <w:r>
+        <w:t xml:space="preserve">, is distributed uniformly among all</w:t>
+      </w:r>
+      <w:r>
+        <w:t xml:space="preserve"> </w:t>
+      </w:r>
+      <m:oMath>
+        <m:r>
+          <m:t>L</m:t>
+        </m:r>
+        <m:d>
+          <m:dPr>
+            <m:begChr m:val="("/>
+            <m:sepChr m:val=""/>
+            <m:endChr m:val=")"/>
+            <m:grow/>
+          </m:dPr>
+          <m:e>
+            <m:r>
+              <m:t>ϕ</m:t>
+            </m:r>
+          </m:e>
+        </m:d>
+      </m:oMath>
+      <w:r>
+        <w:t xml:space="preserve"> </w:t>
+      </w:r>
+      <w:r>
+        <w:t xml:space="preserve">workers.</w:t>
+      </w:r>
+    </w:p>
+    <w:p>
+      <w:pPr>
+        <w:pStyle w:val="BodyText"/>
+      </w:pPr>
+      <m:oMathPara>
+        <m:oMathParaPr>
+          <m:jc m:val="center"/>
+        </m:oMathParaPr>
+        <m:oMath>
+          <m:sSub>
+            <m:e>
+              <m:r>
+                <m:t>k</m:t>
+              </m:r>
+            </m:e>
+            <m:sub>
+              <m:r>
+                <m:t>i</m:t>
+              </m:r>
+            </m:sub>
+          </m:sSub>
+          <m:r>
+            <m:rPr>
+              <m:sty m:val="p"/>
+            </m:rPr>
+            <m:t>=</m:t>
+          </m:r>
+          <m:f>
+            <m:fPr>
+              <m:type m:val="bar"/>
+            </m:fPr>
+            <m:num>
+              <m:r>
+                <m:t>K</m:t>
+              </m:r>
+              <m:d>
+                <m:dPr>
+                  <m:begChr m:val="("/>
+                  <m:sepChr m:val=""/>
+                  <m:endChr m:val=")"/>
+                  <m:grow/>
+                </m:dPr>
+                <m:e>
+                  <m:r>
+                    <m:t>ϕ</m:t>
+                  </m:r>
+                </m:e>
+              </m:d>
+            </m:num>
+            <m:den>
+              <m:r>
+                <m:t>L</m:t>
+              </m:r>
+              <m:d>
+                <m:dPr>
+                  <m:begChr m:val="("/>
+                  <m:sepChr m:val=""/>
+                  <m:endChr m:val=")"/>
+                  <m:grow/>
+                </m:dPr>
+                <m:e>
+                  <m:r>
+                    <m:t>ϕ</m:t>
+                  </m:r>
+                </m:e>
+              </m:d>
+            </m:den>
+          </m:f>
+        </m:oMath>
+      </m:oMathPara>
+    </w:p>
+    <w:bookmarkEnd w:id="72"/>
+    <w:bookmarkStart w:id="73" w:name="step-by-step-derivation"/>
+    <w:p>
+      <w:pPr>
+        <w:pStyle w:val="Heading4"/>
+      </w:pPr>
+      <w:r>
+        <w:rPr>
+          <w:b/>
+          <w:bCs/>
+        </w:rPr>
+        <w:t xml:space="preserve">Step-by-Step Derivation</w:t>
+      </w:r>
+    </w:p>
+    <w:p>
+      <w:pPr>
+        <w:numPr>
+          <w:ilvl w:val="0"/>
+          <w:numId w:val="1047"/>
+        </w:numPr>
+      </w:pPr>
+      <w:r>
+        <w:rPr>
+          <w:b/>
+          <w:bCs/>
+        </w:rPr>
+        <w:t xml:space="preserve">Start with the aggregation rule.</w:t>
+      </w:r>
+    </w:p>
+    <w:p>
+      <w:pPr>
+        <w:pStyle w:val="BodyText"/>
+      </w:pPr>
+      <m:oMathPara>
+        <m:oMathParaPr>
+          <m:jc m:val="center"/>
+        </m:oMathParaPr>
+        <m:oMath>
+          <m:r>
+            <m:t>Y</m:t>
+          </m:r>
+          <m:d>
+            <m:dPr>
+              <m:begChr m:val="("/>
+              <m:sepChr m:val=""/>
+              <m:endChr m:val=")"/>
+              <m:grow/>
+            </m:dPr>
+            <m:e>
+              <m:r>
+                <m:t>ϕ</m:t>
+              </m:r>
+            </m:e>
+          </m:d>
+          <m:r>
+            <m:rPr>
+              <m:sty m:val="p"/>
+            </m:rPr>
+            <m:t>=</m:t>
+          </m:r>
+          <m:nary>
+            <m:naryPr>
+              <m:chr m:val="∫"/>
+              <m:limLoc m:val="subSup"/>
+              <m:subHide m:val="off"/>
+              <m:supHide m:val="on"/>
+            </m:naryPr>
+            <m:sub>
+              <m:r>
+                <m:t>i</m:t>
+              </m:r>
+              <m:r>
+                <m:rPr>
+                  <m:sty m:val="p"/>
+                </m:rPr>
+                <m:t>∈</m:t>
+              </m:r>
+              <m:sSup>
+                <m:e>
+                  <m:r>
+                    <m:t>o</m:t>
+                  </m:r>
+                </m:e>
+                <m:sup>
+                  <m:r>
+                    <m:rPr>
+                      <m:sty m:val="p"/>
+                    </m:rPr>
+                    <m:t>−</m:t>
+                  </m:r>
+                  <m:r>
+                    <m:t>1</m:t>
+                  </m:r>
+                </m:sup>
+              </m:sSup>
+              <m:d>
+                <m:dPr>
+                  <m:begChr m:val="("/>
+                  <m:sepChr m:val=""/>
+                  <m:endChr m:val=")"/>
+                  <m:grow/>
+                </m:dPr>
+                <m:e>
+                  <m:r>
+                    <m:t>ϕ</m:t>
+                  </m:r>
+                </m:e>
+              </m:d>
+            </m:sub>
+            <m:sup>
+              <m:r>
+                <m:t>​</m:t>
+              </m:r>
+            </m:sup>
+            <m:e>
+              <m:sSub>
+                <m:e>
+                  <m:r>
+                    <m:t>y</m:t>
+                  </m:r>
+                </m:e>
+                <m:sub>
+                  <m:r>
+                    <m:t>i</m:t>
+                  </m:r>
+                </m:sub>
+              </m:sSub>
+            </m:e>
+          </m:nary>
+          <m:d>
+            <m:dPr>
+              <m:begChr m:val="("/>
+              <m:sepChr m:val=""/>
+              <m:endChr m:val=")"/>
+              <m:grow/>
+            </m:dPr>
+            <m:e>
+              <m:r>
+                <m:t>ϕ</m:t>
+              </m:r>
+            </m:e>
+          </m:d>
+          <m:r>
+            <m:t>d</m:t>
+          </m:r>
+          <m:r>
+            <m:t>μ</m:t>
+          </m:r>
+        </m:oMath>
+      </m:oMathPara>
+    </w:p>
+    <w:p>
+      <w:pPr>
+        <w:numPr>
+          <w:ilvl w:val="0"/>
+          <w:numId w:val="1047"/>
+        </w:numPr>
+      </w:pPr>
+      <w:r>
+        <w:rPr>
+          <w:b/>
+          <w:bCs/>
+        </w:rPr>
+        <w:t xml:space="preserve">Substitute the worker-level production function into the integral.</w:t>
+      </w:r>
+    </w:p>
+    <w:p>
+      <w:pPr>
+        <w:pStyle w:val="BodyText"/>
+      </w:pPr>
+      <m:oMathPara>
+        <m:oMathParaPr>
+          <m:jc m:val="center"/>
+        </m:oMathParaPr>
+        <m:oMath>
+          <m:r>
+            <m:t>Y</m:t>
+          </m:r>
+          <m:d>
+            <m:dPr>
+              <m:begChr m:val="("/>
+              <m:sepChr m:val=""/>
+              <m:endChr m:val=")"/>
+              <m:grow/>
+            </m:dPr>
+            <m:e>
+              <m:r>
+                <m:t>ϕ</m:t>
+              </m:r>
+            </m:e>
+          </m:d>
+          <m:r>
+            <m:rPr>
+              <m:sty m:val="p"/>
+            </m:rPr>
+            <m:t>=</m:t>
+          </m:r>
+          <m:nary>
+            <m:naryPr>
+              <m:chr m:val="∫"/>
+              <m:limLoc m:val="subSup"/>
+              <m:subHide m:val="off"/>
+              <m:supHide m:val="on"/>
+            </m:naryPr>
+            <m:sub>
+              <m:r>
+                <m:t>i</m:t>
+              </m:r>
+              <m:r>
+                <m:rPr>
+                  <m:sty m:val="p"/>
+                </m:rPr>
+                <m:t>∈</m:t>
+              </m:r>
+              <m:sSup>
+                <m:e>
+                  <m:r>
+                    <m:t>o</m:t>
+                  </m:r>
+                </m:e>
+                <m:sup>
+                  <m:r>
+                    <m:rPr>
+                      <m:sty m:val="p"/>
+                    </m:rPr>
+                    <m:t>−</m:t>
+                  </m:r>
+                  <m:r>
+                    <m:t>1</m:t>
+                  </m:r>
+                </m:sup>
+              </m:sSup>
+              <m:d>
+                <m:dPr>
+                  <m:begChr m:val="("/>
+                  <m:sepChr m:val=""/>
+                  <m:endChr m:val=")"/>
+                  <m:grow/>
+                </m:dPr>
+                <m:e>
+                  <m:r>
+                    <m:t>ϕ</m:t>
+                  </m:r>
+                </m:e>
+              </m:d>
+            </m:sub>
+            <m:sup>
+              <m:r>
+                <m:t>​</m:t>
+              </m:r>
+            </m:sup>
+            <m:e>
+              <m:d>
+                <m:dPr>
+                  <m:begChr m:val="["/>
+                  <m:sepChr m:val=""/>
+                  <m:endChr m:val="]"/>
+                  <m:grow/>
+                </m:dPr>
+                <m:e>
+                  <m:sSup>
+                    <m:e>
+                      <m:d>
+                        <m:dPr>
+                          <m:begChr m:val="("/>
+                          <m:sepChr m:val=""/>
+                          <m:endChr m:val=")"/>
+                          <m:grow/>
+                        </m:dPr>
+                        <m:e>
+                          <m:f>
+                            <m:fPr>
+                              <m:type m:val="bar"/>
+                            </m:fPr>
+                            <m:num>
+                              <m:r>
+                                <m:t>1</m:t>
+                              </m:r>
+                            </m:num>
+                            <m:den>
+                              <m:r>
+                                <m:t>1</m:t>
+                              </m:r>
+                              <m:r>
+                                <m:rPr>
+                                  <m:sty m:val="p"/>
+                                </m:rPr>
+                                <m:t>−</m:t>
+                              </m:r>
+                              <m:r>
+                                <m:t>α</m:t>
+                              </m:r>
+                              <m:d>
+                                <m:dPr>
+                                  <m:begChr m:val="("/>
+                                  <m:sepChr m:val=""/>
+                                  <m:endChr m:val=")"/>
+                                  <m:grow/>
+                                </m:dPr>
+                                <m:e>
+                                  <m:r>
+                                    <m:t>ϕ</m:t>
+                                  </m:r>
+                                </m:e>
+                              </m:d>
+                            </m:den>
+                          </m:f>
+                        </m:e>
+                      </m:d>
+                    </m:e>
+                    <m:sup>
+                      <m:r>
+                        <m:t>1</m:t>
+                      </m:r>
+                      <m:r>
+                        <m:rPr>
+                          <m:sty m:val="p"/>
+                        </m:rPr>
+                        <m:t>−</m:t>
+                      </m:r>
+                      <m:r>
+                        <m:t>α</m:t>
+                      </m:r>
+                      <m:d>
+                        <m:dPr>
+                          <m:begChr m:val="("/>
+                          <m:sepChr m:val=""/>
+                          <m:endChr m:val=")"/>
+                          <m:grow/>
+                        </m:dPr>
+                        <m:e>
+                          <m:r>
+                            <m:t>ϕ</m:t>
+                          </m:r>
+                        </m:e>
+                      </m:d>
+                    </m:sup>
+                  </m:sSup>
+                  <m:r>
+                    <m:rPr>
+                      <m:sty m:val="p"/>
+                    </m:rPr>
+                    <m:t>⋅</m:t>
+                  </m:r>
+                  <m:sSup>
+                    <m:e>
+                      <m:d>
+                        <m:dPr>
+                          <m:begChr m:val="("/>
+                          <m:sepChr m:val=""/>
+                          <m:endChr m:val=")"/>
+                          <m:grow/>
+                        </m:dPr>
+                        <m:e>
+                          <m:f>
+                            <m:fPr>
+                              <m:type m:val="bar"/>
+                            </m:fPr>
+                            <m:num>
+                              <m:sSub>
+                                <m:e>
+                                  <m:r>
+                                    <m:t>k</m:t>
+                                  </m:r>
+                                </m:e>
+                                <m:sub>
+                                  <m:r>
+                                    <m:t>i</m:t>
+                                  </m:r>
+                                </m:sub>
+                              </m:sSub>
+                              <m:r>
+                                <m:rPr>
+                                  <m:sty m:val="p"/>
+                                </m:rPr>
+                                <m:t>⋅</m:t>
+                              </m:r>
+                              <m:r>
+                                <m:t>η</m:t>
+                              </m:r>
+                            </m:num>
+                            <m:den>
+                              <m:r>
+                                <m:t>α</m:t>
+                              </m:r>
+                              <m:d>
+                                <m:dPr>
+                                  <m:begChr m:val="("/>
+                                  <m:sepChr m:val=""/>
+                                  <m:endChr m:val=")"/>
+                                  <m:grow/>
+                                </m:dPr>
+                                <m:e>
+                                  <m:r>
+                                    <m:t>ϕ</m:t>
+                                  </m:r>
+                                </m:e>
+                              </m:d>
+                            </m:den>
+                          </m:f>
+                        </m:e>
+                      </m:d>
+                    </m:e>
+                    <m:sup>
+                      <m:r>
+                        <m:t>α</m:t>
+                      </m:r>
+                      <m:d>
+                        <m:dPr>
+                          <m:begChr m:val="("/>
+                          <m:sepChr m:val=""/>
+                          <m:endChr m:val=")"/>
+                          <m:grow/>
+                        </m:dPr>
+                        <m:e>
+                          <m:r>
+                            <m:t>ϕ</m:t>
+                          </m:r>
+                        </m:e>
+                      </m:d>
+                    </m:sup>
+                  </m:sSup>
+                </m:e>
+              </m:d>
+            </m:e>
+          </m:nary>
+          <m:r>
+            <m:t>d</m:t>
+          </m:r>
+          <m:r>
+            <m:t>μ</m:t>
+          </m:r>
+        </m:oMath>
+      </m:oMathPara>
+    </w:p>
+    <w:p>
+      <w:pPr>
+        <w:numPr>
+          <w:ilvl w:val="0"/>
+          <w:numId w:val="1047"/>
+        </w:numPr>
+      </w:pPr>
+      <w:r>
+        <w:rPr>
+          <w:b/>
+          <w:bCs/>
+        </w:rPr>
+        <w:t xml:space="preserve">Substitute the optimal capital per worker,</w:t>
+      </w:r>
+      <w:r>
+        <w:rPr>
+          <w:b/>
+          <w:bCs/>
+        </w:rPr>
+        <w:t xml:space="preserve"> </w:t>
+      </w:r>
+      <m:oMath>
+        <m:sSub>
+          <m:e>
+            <m:r>
+              <m:t>k</m:t>
+            </m:r>
+          </m:e>
+          <m:sub>
+            <m:r>
+              <m:t>i</m:t>
+            </m:r>
+          </m:sub>
+        </m:sSub>
+      </m:oMath>
+      <w:r>
+        <w:rPr>
+          <w:b/>
+          <w:bCs/>
+        </w:rPr>
+        <w:t xml:space="preserve">.</w:t>
+      </w:r>
+    </w:p>
+    <w:p>
+      <w:pPr>
+        <w:pStyle w:val="BodyText"/>
+      </w:pPr>
+      <m:oMathPara>
+        <m:oMathParaPr>
+          <m:jc m:val="center"/>
+        </m:oMathParaPr>
+        <m:oMath>
+          <m:r>
+            <m:t>Y</m:t>
+          </m:r>
+          <m:d>
+            <m:dPr>
+              <m:begChr m:val="("/>
+              <m:sepChr m:val=""/>
+              <m:endChr m:val=")"/>
+              <m:grow/>
+            </m:dPr>
+            <m:e>
+              <m:r>
+                <m:t>ϕ</m:t>
+              </m:r>
+            </m:e>
+          </m:d>
+          <m:r>
+            <m:rPr>
+              <m:sty m:val="p"/>
+            </m:rPr>
+            <m:t>=</m:t>
+          </m:r>
+          <m:nary>
+            <m:naryPr>
+              <m:chr m:val="∫"/>
+              <m:limLoc m:val="subSup"/>
+              <m:subHide m:val="off"/>
+              <m:supHide m:val="on"/>
+            </m:naryPr>
+            <m:sub>
+              <m:r>
+                <m:t>i</m:t>
+              </m:r>
+              <m:r>
+                <m:rPr>
+                  <m:sty m:val="p"/>
+                </m:rPr>
+                <m:t>∈</m:t>
+              </m:r>
+              <m:sSup>
+                <m:e>
+                  <m:r>
+                    <m:t>o</m:t>
+                  </m:r>
+                </m:e>
+                <m:sup>
+                  <m:r>
+                    <m:rPr>
+                      <m:sty m:val="p"/>
+                    </m:rPr>
+                    <m:t>−</m:t>
+                  </m:r>
+                  <m:r>
+                    <m:t>1</m:t>
+                  </m:r>
+                </m:sup>
+              </m:sSup>
+              <m:d>
+                <m:dPr>
+                  <m:begChr m:val="("/>
+                  <m:sepChr m:val=""/>
+                  <m:endChr m:val=")"/>
+                  <m:grow/>
+                </m:dPr>
+                <m:e>
+                  <m:r>
+                    <m:t>ϕ</m:t>
+                  </m:r>
+                </m:e>
+              </m:d>
+            </m:sub>
+            <m:sup>
+              <m:r>
+                <m:t>​</m:t>
+              </m:r>
+            </m:sup>
+            <m:e>
+              <m:d>
+                <m:dPr>
+                  <m:begChr m:val="["/>
+                  <m:sepChr m:val=""/>
+                  <m:endChr m:val="]"/>
+                  <m:grow/>
+                </m:dPr>
+                <m:e>
+                  <m:sSup>
+                    <m:e>
+                      <m:d>
+                        <m:dPr>
+                          <m:begChr m:val="("/>
+                          <m:sepChr m:val=""/>
+                          <m:endChr m:val=")"/>
+                          <m:grow/>
+                        </m:dPr>
+                        <m:e>
+                          <m:f>
+                            <m:fPr>
+                              <m:type m:val="bar"/>
+                            </m:fPr>
+                            <m:num>
+                              <m:r>
+                                <m:t>1</m:t>
+                              </m:r>
+                            </m:num>
+                            <m:den>
+                              <m:r>
+                                <m:t>1</m:t>
+                              </m:r>
+                              <m:r>
+                                <m:rPr>
+                                  <m:sty m:val="p"/>
+                                </m:rPr>
+                                <m:t>−</m:t>
+                              </m:r>
+                              <m:r>
+                                <m:t>α</m:t>
+                              </m:r>
+                              <m:d>
+                                <m:dPr>
+                                  <m:begChr m:val="("/>
+                                  <m:sepChr m:val=""/>
+                                  <m:endChr m:val=")"/>
+                                  <m:grow/>
+                                </m:dPr>
+                                <m:e>
+                                  <m:r>
+                                    <m:t>ϕ</m:t>
+                                  </m:r>
+                                </m:e>
+                              </m:d>
+                            </m:den>
+                          </m:f>
+                        </m:e>
+                      </m:d>
+                    </m:e>
+                    <m:sup>
+                      <m:r>
+                        <m:t>1</m:t>
+                      </m:r>
+                      <m:r>
+                        <m:rPr>
+                          <m:sty m:val="p"/>
+                        </m:rPr>
+                        <m:t>−</m:t>
+                      </m:r>
+                      <m:r>
+                        <m:t>α</m:t>
+                      </m:r>
+                      <m:d>
+                        <m:dPr>
+                          <m:begChr m:val="("/>
+                          <m:sepChr m:val=""/>
+                          <m:endChr m:val=")"/>
+                          <m:grow/>
+                        </m:dPr>
+                        <m:e>
+                          <m:r>
+                            <m:t>ϕ</m:t>
+                          </m:r>
+                        </m:e>
+                      </m:d>
+                    </m:sup>
+                  </m:sSup>
+                  <m:r>
+                    <m:rPr>
+                      <m:sty m:val="p"/>
+                    </m:rPr>
+                    <m:t>⋅</m:t>
+                  </m:r>
+                  <m:sSup>
+                    <m:e>
+                      <m:d>
+                        <m:dPr>
+                          <m:begChr m:val="("/>
+                          <m:sepChr m:val=""/>
+                          <m:endChr m:val=")"/>
+                          <m:grow/>
+                        </m:dPr>
+                        <m:e>
+                          <m:f>
+                            <m:fPr>
+                              <m:type m:val="bar"/>
+                            </m:fPr>
+                            <m:num>
+                              <m:f>
+                                <m:fPr>
+                                  <m:type m:val="bar"/>
+                                </m:fPr>
+                                <m:num>
+                                  <m:r>
+                                    <m:t>K</m:t>
+                                  </m:r>
+                                  <m:d>
+                                    <m:dPr>
+                                      <m:begChr m:val="("/>
+                                      <m:sepChr m:val=""/>
+                                      <m:endChr m:val=")"/>
+                                      <m:grow/>
+                                    </m:dPr>
+                                    <m:e>
+                                      <m:r>
+                                        <m:t>ϕ</m:t>
+                                      </m:r>
+                                    </m:e>
+                                  </m:d>
+                                </m:num>
+                                <m:den>
+                                  <m:r>
+                                    <m:t>L</m:t>
+                                  </m:r>
+                                  <m:d>
+                                    <m:dPr>
+                                      <m:begChr m:val="("/>
+                                      <m:sepChr m:val=""/>
+                                      <m:endChr m:val=")"/>
+                                      <m:grow/>
+                                    </m:dPr>
+                                    <m:e>
+                                      <m:r>
+                                        <m:t>ϕ</m:t>
+                                      </m:r>
+                                    </m:e>
+                                  </m:d>
+                                </m:den>
+                              </m:f>
+                              <m:r>
+                                <m:rPr>
+                                  <m:sty m:val="p"/>
+                                </m:rPr>
+                                <m:t>⋅</m:t>
+                              </m:r>
+                              <m:r>
+                                <m:t>η</m:t>
+                              </m:r>
+                            </m:num>
+                            <m:den>
+                              <m:r>
+                                <m:t>α</m:t>
+                              </m:r>
+                              <m:d>
+                                <m:dPr>
+                                  <m:begChr m:val="("/>
+                                  <m:sepChr m:val=""/>
+                                  <m:endChr m:val=")"/>
+                                  <m:grow/>
+                                </m:dPr>
+                                <m:e>
+                                  <m:r>
+                                    <m:t>ϕ</m:t>
+                                  </m:r>
+                                </m:e>
+                              </m:d>
+                            </m:den>
+                          </m:f>
+                        </m:e>
+                      </m:d>
+                    </m:e>
+                    <m:sup>
+                      <m:r>
+                        <m:t>α</m:t>
+                      </m:r>
+                      <m:d>
+                        <m:dPr>
+                          <m:begChr m:val="("/>
+                          <m:sepChr m:val=""/>
+                          <m:endChr m:val=")"/>
+                          <m:grow/>
+                        </m:dPr>
+                        <m:e>
+                          <m:r>
+                            <m:t>ϕ</m:t>
+                          </m:r>
+                        </m:e>
+                      </m:d>
+                    </m:sup>
+                  </m:sSup>
+                </m:e>
+              </m:d>
+            </m:e>
+          </m:nary>
+          <m:r>
+            <m:t>d</m:t>
+          </m:r>
+          <m:r>
+            <m:t>μ</m:t>
+          </m:r>
+        </m:oMath>
+      </m:oMathPara>
+    </w:p>
+    <w:p>
+      <w:pPr>
+        <w:numPr>
+          <w:ilvl w:val="0"/>
+          <w:numId w:val="1047"/>
+        </w:numPr>
+      </w:pPr>
+      <w:r>
+        <w:rPr>
+          <w:b/>
+          <w:bCs/>
+        </w:rPr>
+        <w:t xml:space="preserve">Pull the constant term (the entire bracketed expression) out of the integral.</w:t>
+      </w:r>
+    </w:p>
+    <w:p>
+      <w:pPr>
+        <w:pStyle w:val="BodyText"/>
+      </w:pPr>
+      <m:oMathPara>
+        <m:oMathParaPr>
+          <m:jc m:val="center"/>
+        </m:oMathParaPr>
+        <m:oMath>
+          <m:r>
+            <m:t>Y</m:t>
+          </m:r>
+          <m:d>
+            <m:dPr>
+              <m:begChr m:val="("/>
+              <m:sepChr m:val=""/>
+              <m:endChr m:val=")"/>
+              <m:grow/>
+            </m:dPr>
+            <m:e>
+              <m:r>
+                <m:t>ϕ</m:t>
+              </m:r>
+            </m:e>
+          </m:d>
+          <m:r>
+            <m:rPr>
+              <m:sty m:val="p"/>
+            </m:rPr>
+            <m:t>=</m:t>
+          </m:r>
+          <m:d>
+            <m:dPr>
+              <m:begChr m:val="["/>
+              <m:sepChr m:val=""/>
+              <m:endChr m:val="]"/>
+              <m:grow/>
+            </m:dPr>
+            <m:e>
+              <m:sSup>
+                <m:e>
+                  <m:d>
+                    <m:dPr>
+                      <m:begChr m:val="("/>
+                      <m:sepChr m:val=""/>
+                      <m:endChr m:val=")"/>
+                      <m:grow/>
+                    </m:dPr>
+                    <m:e>
+                      <m:f>
+                        <m:fPr>
+                          <m:type m:val="bar"/>
+                        </m:fPr>
+                        <m:num>
+                          <m:r>
+                            <m:t>1</m:t>
+                          </m:r>
+                        </m:num>
+                        <m:den>
+                          <m:r>
+                            <m:t>1</m:t>
+                          </m:r>
+                          <m:r>
+                            <m:rPr>
+                              <m:sty m:val="p"/>
+                            </m:rPr>
+                            <m:t>−</m:t>
+                          </m:r>
+                          <m:r>
+                            <m:t>α</m:t>
+                          </m:r>
+                          <m:d>
+                            <m:dPr>
+                              <m:begChr m:val="("/>
+                              <m:sepChr m:val=""/>
+                              <m:endChr m:val=")"/>
+                              <m:grow/>
+                            </m:dPr>
+                            <m:e>
+                              <m:r>
+                                <m:t>ϕ</m:t>
+                              </m:r>
+                            </m:e>
+                          </m:d>
+                        </m:den>
+                      </m:f>
+                    </m:e>
+                  </m:d>
+                </m:e>
+                <m:sup>
+                  <m:r>
+                    <m:t>1</m:t>
+                  </m:r>
+                  <m:r>
+                    <m:rPr>
+                      <m:sty m:val="p"/>
+                    </m:rPr>
+                    <m:t>−</m:t>
+                  </m:r>
+                  <m:r>
+                    <m:t>α</m:t>
+                  </m:r>
+                  <m:d>
+                    <m:dPr>
+                      <m:begChr m:val="("/>
+                      <m:sepChr m:val=""/>
+                      <m:endChr m:val=")"/>
+                      <m:grow/>
+                    </m:dPr>
+                    <m:e>
+                      <m:r>
+                        <m:t>ϕ</m:t>
+                      </m:r>
+                    </m:e>
+                  </m:d>
+                </m:sup>
+              </m:sSup>
+              <m:r>
+                <m:rPr>
+                  <m:sty m:val="p"/>
+                </m:rPr>
+                <m:t>⋅</m:t>
+              </m:r>
+              <m:sSup>
+                <m:e>
+                  <m:d>
+                    <m:dPr>
+                      <m:begChr m:val="("/>
+                      <m:sepChr m:val=""/>
+                      <m:endChr m:val=")"/>
+                      <m:grow/>
+                    </m:dPr>
+                    <m:e>
+                      <m:f>
+                        <m:fPr>
+                          <m:type m:val="bar"/>
+                        </m:fPr>
+                        <m:num>
+                          <m:f>
+                            <m:fPr>
+                              <m:type m:val="bar"/>
+                            </m:fPr>
+                            <m:num>
+                              <m:r>
+                                <m:t>K</m:t>
+                              </m:r>
+                              <m:d>
+                                <m:dPr>
+                                  <m:begChr m:val="("/>
+                                  <m:sepChr m:val=""/>
+                                  <m:endChr m:val=")"/>
+                                  <m:grow/>
+                                </m:dPr>
+                                <m:e>
+                                  <m:r>
+                                    <m:t>ϕ</m:t>
+                                  </m:r>
+                                </m:e>
+                              </m:d>
+                            </m:num>
+                            <m:den>
+                              <m:r>
+                                <m:t>L</m:t>
+                              </m:r>
+                              <m:d>
+                                <m:dPr>
+                                  <m:begChr m:val="("/>
+                                  <m:sepChr m:val=""/>
+                                  <m:endChr m:val=")"/>
+                                  <m:grow/>
+                                </m:dPr>
+                                <m:e>
+                                  <m:r>
+                                    <m:t>ϕ</m:t>
+                                  </m:r>
+                                </m:e>
+                              </m:d>
+                            </m:den>
+                          </m:f>
+                          <m:r>
+                            <m:rPr>
+                              <m:sty m:val="p"/>
+                            </m:rPr>
+                            <m:t>⋅</m:t>
+                          </m:r>
+                          <m:r>
+                            <m:t>η</m:t>
+                          </m:r>
+                        </m:num>
+                        <m:den>
+                          <m:r>
+                            <m:t>α</m:t>
+                          </m:r>
+                          <m:d>
+                            <m:dPr>
+                              <m:begChr m:val="("/>
+                              <m:sepChr m:val=""/>
+                              <m:endChr m:val=")"/>
+                              <m:grow/>
+                            </m:dPr>
+                            <m:e>
+                              <m:r>
+                                <m:t>ϕ</m:t>
+                              </m:r>
+                            </m:e>
+                          </m:d>
+                        </m:den>
+                      </m:f>
+                    </m:e>
+                  </m:d>
+                </m:e>
+                <m:sup>
+                  <m:r>
+                    <m:t>α</m:t>
+                  </m:r>
+                  <m:d>
+                    <m:dPr>
+                      <m:begChr m:val="("/>
+                      <m:sepChr m:val=""/>
+                      <m:endChr m:val=")"/>
+                      <m:grow/>
+                    </m:dPr>
+                    <m:e>
+                      <m:r>
+                        <m:t>ϕ</m:t>
+                      </m:r>
+                    </m:e>
+                  </m:d>
+                </m:sup>
+              </m:sSup>
+            </m:e>
+          </m:d>
+          <m:r>
+            <m:rPr>
+              <m:sty m:val="p"/>
+            </m:rPr>
+            <m:t>⋅</m:t>
+          </m:r>
+          <m:nary>
+            <m:naryPr>
+              <m:chr m:val="∫"/>
+              <m:limLoc m:val="subSup"/>
+              <m:subHide m:val="off"/>
+              <m:supHide m:val="on"/>
+            </m:naryPr>
+            <m:sub>
+              <m:r>
+                <m:t>i</m:t>
+              </m:r>
+              <m:r>
+                <m:rPr>
+                  <m:sty m:val="p"/>
+                </m:rPr>
+                <m:t>∈</m:t>
+              </m:r>
+              <m:sSup>
+                <m:e>
+                  <m:r>
+                    <m:t>o</m:t>
+                  </m:r>
+                </m:e>
+                <m:sup>
+                  <m:r>
+                    <m:rPr>
+                      <m:sty m:val="p"/>
+                    </m:rPr>
+                    <m:t>−</m:t>
+                  </m:r>
+                  <m:r>
+                    <m:t>1</m:t>
+                  </m:r>
+                </m:sup>
+              </m:sSup>
+              <m:d>
+                <m:dPr>
+                  <m:begChr m:val="("/>
+                  <m:sepChr m:val=""/>
+                  <m:endChr m:val=")"/>
+                  <m:grow/>
+                </m:dPr>
+                <m:e>
+                  <m:r>
+                    <m:t>ϕ</m:t>
+                  </m:r>
+                </m:e>
+              </m:d>
+            </m:sub>
+            <m:sup>
+              <m:r>
+                <m:t>​</m:t>
+              </m:r>
+            </m:sup>
+            <m:e>
+              <m:r>
+                <m:t>1</m:t>
+              </m:r>
+            </m:e>
+          </m:nary>
+          <m:r>
+            <m:t>d</m:t>
+          </m:r>
+          <m:r>
+            <m:t>μ</m:t>
+          </m:r>
+        </m:oMath>
+      </m:oMathPara>
+    </w:p>
+    <w:p>
+      <w:pPr>
+        <w:numPr>
+          <w:ilvl w:val="0"/>
+          <w:numId w:val="1047"/>
+        </w:numPr>
+      </w:pPr>
+      <w:r>
+        <w:rPr>
+          <w:b/>
+          <w:bCs/>
+        </w:rPr>
+        <w:t xml:space="preserve">Evaluate the remaining integral, which is simply the total number of workers,</w:t>
+      </w:r>
+      <w:r>
+        <w:rPr>
+          <w:b/>
+          <w:bCs/>
+        </w:rPr>
+        <w:t xml:space="preserve"> </w:t>
+      </w:r>
+      <m:oMath>
+        <m:r>
+          <m:t>L</m:t>
+        </m:r>
+        <m:d>
+          <m:dPr>
+            <m:begChr m:val="("/>
+            <m:sepChr m:val=""/>
+            <m:endChr m:val=")"/>
+            <m:grow/>
+          </m:dPr>
+          <m:e>
+            <m:r>
+              <m:t>ϕ</m:t>
+            </m:r>
+          </m:e>
+        </m:d>
+      </m:oMath>
+      <w:r>
+        <w:rPr>
+          <w:b/>
+          <w:bCs/>
+        </w:rPr>
+        <w:t xml:space="preserve">.</w:t>
+      </w:r>
+    </w:p>
+    <w:p>
+      <w:pPr>
+        <w:pStyle w:val="BodyText"/>
+      </w:pPr>
+      <m:oMathPara>
+        <m:oMathParaPr>
+          <m:jc m:val="center"/>
+        </m:oMathParaPr>
+        <m:oMath>
+          <m:nary>
+            <m:naryPr>
+              <m:chr m:val="∫"/>
+              <m:limLoc m:val="subSup"/>
+              <m:subHide m:val="off"/>
+              <m:supHide m:val="on"/>
+            </m:naryPr>
+            <m:sub>
+              <m:r>
+                <m:t>i</m:t>
+              </m:r>
+              <m:r>
+                <m:rPr>
+                  <m:sty m:val="p"/>
+                </m:rPr>
+                <m:t>∈</m:t>
+              </m:r>
+              <m:sSup>
+                <m:e>
+                  <m:r>
+                    <m:t>o</m:t>
+                  </m:r>
+                </m:e>
+                <m:sup>
+                  <m:r>
+                    <m:rPr>
+                      <m:sty m:val="p"/>
+                    </m:rPr>
+                    <m:t>−</m:t>
+                  </m:r>
+                  <m:r>
+                    <m:t>1</m:t>
+                  </m:r>
+                </m:sup>
+              </m:sSup>
+              <m:d>
+                <m:dPr>
+                  <m:begChr m:val="("/>
+                  <m:sepChr m:val=""/>
+                  <m:endChr m:val=")"/>
+                  <m:grow/>
+                </m:dPr>
+                <m:e>
+                  <m:r>
+                    <m:t>ϕ</m:t>
+                  </m:r>
+                </m:e>
+              </m:d>
+            </m:sub>
+            <m:sup>
+              <m:r>
+                <m:t>​</m:t>
+              </m:r>
+            </m:sup>
+            <m:e>
+              <m:r>
+                <m:t>1</m:t>
+              </m:r>
+            </m:e>
+          </m:nary>
+          <m:r>
+            <m:t>d</m:t>
+          </m:r>
+          <m:r>
+            <m:t>μ</m:t>
+          </m:r>
+          <m:r>
+            <m:rPr>
+              <m:sty m:val="p"/>
+            </m:rPr>
+            <m:t>=</m:t>
+          </m:r>
+          <m:r>
+            <m:t>L</m:t>
+          </m:r>
+          <m:d>
+            <m:dPr>
+              <m:begChr m:val="("/>
+              <m:sepChr m:val=""/>
+              <m:endChr m:val=")"/>
+              <m:grow/>
+            </m:dPr>
+            <m:e>
+              <m:r>
+                <m:t>ϕ</m:t>
+              </m:r>
+            </m:e>
+          </m:d>
+        </m:oMath>
+      </m:oMathPara>
+    </w:p>
+    <w:p>
+      <w:pPr>
+        <w:numPr>
+          <w:ilvl w:val="0"/>
+          <w:numId w:val="1047"/>
+        </w:numPr>
+      </w:pPr>
+      <w:r>
+        <w:rPr>
+          <w:b/>
+          <w:bCs/>
+        </w:rPr>
+        <w:t xml:space="preserve">Substitute this result back into the main equation.</w:t>
+      </w:r>
+    </w:p>
+    <w:p>
+      <w:pPr>
+        <w:pStyle w:val="BodyText"/>
+      </w:pPr>
+      <m:oMathPara>
+        <m:oMathParaPr>
+          <m:jc m:val="center"/>
+        </m:oMathParaPr>
+        <m:oMath>
+          <m:r>
+            <m:t>Y</m:t>
+          </m:r>
+          <m:d>
+            <m:dPr>
+              <m:begChr m:val="("/>
+              <m:sepChr m:val=""/>
+              <m:endChr m:val=")"/>
+              <m:grow/>
+            </m:dPr>
+            <m:e>
+              <m:r>
+                <m:t>ϕ</m:t>
+              </m:r>
+            </m:e>
+          </m:d>
+          <m:r>
+            <m:rPr>
+              <m:sty m:val="p"/>
+            </m:rPr>
+            <m:t>=</m:t>
+          </m:r>
+          <m:d>
+            <m:dPr>
+              <m:begChr m:val="["/>
+              <m:sepChr m:val=""/>
+              <m:endChr m:val="]"/>
+              <m:grow/>
+            </m:dPr>
+            <m:e>
+              <m:sSup>
+                <m:e>
+                  <m:d>
+                    <m:dPr>
+                      <m:begChr m:val="("/>
+                      <m:sepChr m:val=""/>
+                      <m:endChr m:val=")"/>
+                      <m:grow/>
+                    </m:dPr>
+                    <m:e>
+                      <m:f>
+                        <m:fPr>
+                          <m:type m:val="bar"/>
+                        </m:fPr>
+                        <m:num>
+                          <m:r>
+                            <m:t>1</m:t>
+                          </m:r>
+                        </m:num>
+                        <m:den>
+                          <m:r>
+                            <m:t>1</m:t>
+                          </m:r>
+                          <m:r>
+                            <m:rPr>
+                              <m:sty m:val="p"/>
+                            </m:rPr>
+                            <m:t>−</m:t>
+                          </m:r>
+                          <m:r>
+                            <m:t>α</m:t>
+                          </m:r>
+                          <m:d>
+                            <m:dPr>
+                              <m:begChr m:val="("/>
+                              <m:sepChr m:val=""/>
+                              <m:endChr m:val=")"/>
+                              <m:grow/>
+                            </m:dPr>
+                            <m:e>
+                              <m:r>
+                                <m:t>ϕ</m:t>
+                              </m:r>
+                            </m:e>
+                          </m:d>
+                        </m:den>
+                      </m:f>
+                    </m:e>
+                  </m:d>
+                </m:e>
+                <m:sup>
+                  <m:r>
+                    <m:t>1</m:t>
+                  </m:r>
+                  <m:r>
+                    <m:rPr>
+                      <m:sty m:val="p"/>
+                    </m:rPr>
+                    <m:t>−</m:t>
+                  </m:r>
+                  <m:r>
+                    <m:t>α</m:t>
+                  </m:r>
+                  <m:d>
+                    <m:dPr>
+                      <m:begChr m:val="("/>
+                      <m:sepChr m:val=""/>
+                      <m:endChr m:val=")"/>
+                      <m:grow/>
+                    </m:dPr>
+                    <m:e>
+                      <m:r>
+                        <m:t>ϕ</m:t>
+                      </m:r>
+                    </m:e>
+                  </m:d>
+                </m:sup>
+              </m:sSup>
+              <m:r>
+                <m:rPr>
+                  <m:sty m:val="p"/>
+                </m:rPr>
+                <m:t>⋅</m:t>
+              </m:r>
+              <m:sSup>
+                <m:e>
+                  <m:d>
+                    <m:dPr>
+                      <m:begChr m:val="("/>
+                      <m:sepChr m:val=""/>
+                      <m:endChr m:val=")"/>
+                      <m:grow/>
+                    </m:dPr>
+                    <m:e>
+                      <m:f>
+                        <m:fPr>
+                          <m:type m:val="bar"/>
+                        </m:fPr>
+                        <m:num>
+                          <m:f>
+                            <m:fPr>
+                              <m:type m:val="bar"/>
+                            </m:fPr>
+                            <m:num>
+                              <m:r>
+                                <m:t>K</m:t>
+                              </m:r>
+                              <m:d>
+                                <m:dPr>
+                                  <m:begChr m:val="("/>
+                                  <m:sepChr m:val=""/>
+                                  <m:endChr m:val=")"/>
+                                  <m:grow/>
+                                </m:dPr>
+                                <m:e>
+                                  <m:r>
+                                    <m:t>ϕ</m:t>
+                                  </m:r>
+                                </m:e>
+                              </m:d>
+                            </m:num>
+                            <m:den>
+                              <m:r>
+                                <m:t>L</m:t>
+                              </m:r>
+                              <m:d>
+                                <m:dPr>
+                                  <m:begChr m:val="("/>
+                                  <m:sepChr m:val=""/>
+                                  <m:endChr m:val=")"/>
+                                  <m:grow/>
+                                </m:dPr>
+                                <m:e>
+                                  <m:r>
+                                    <m:t>ϕ</m:t>
+                                  </m:r>
+                                </m:e>
+                              </m:d>
+                            </m:den>
+                          </m:f>
+                          <m:r>
+                            <m:rPr>
+                              <m:sty m:val="p"/>
+                            </m:rPr>
+                            <m:t>⋅</m:t>
+                          </m:r>
+                          <m:r>
+                            <m:t>η</m:t>
+                          </m:r>
+                        </m:num>
+                        <m:den>
+                          <m:r>
+                            <m:t>α</m:t>
+                          </m:r>
+                          <m:d>
+                            <m:dPr>
+                              <m:begChr m:val="("/>
+                              <m:sepChr m:val=""/>
+                              <m:endChr m:val=")"/>
+                              <m:grow/>
+                            </m:dPr>
+                            <m:e>
+                              <m:r>
+                                <m:t>ϕ</m:t>
+                              </m:r>
+                            </m:e>
+                          </m:d>
+                        </m:den>
+                      </m:f>
+                    </m:e>
+                  </m:d>
+                </m:e>
+                <m:sup>
+                  <m:r>
+                    <m:t>α</m:t>
+                  </m:r>
+                  <m:d>
+                    <m:dPr>
+                      <m:begChr m:val="("/>
+                      <m:sepChr m:val=""/>
+                      <m:endChr m:val=")"/>
+                      <m:grow/>
+                    </m:dPr>
+                    <m:e>
+                      <m:r>
+                        <m:t>ϕ</m:t>
+                      </m:r>
+                    </m:e>
+                  </m:d>
+                </m:sup>
+              </m:sSup>
+            </m:e>
+          </m:d>
+          <m:r>
+            <m:rPr>
+              <m:sty m:val="p"/>
+            </m:rPr>
+            <m:t>⋅</m:t>
+          </m:r>
+          <m:r>
+            <m:t>L</m:t>
+          </m:r>
+          <m:d>
+            <m:dPr>
+              <m:begChr m:val="("/>
+              <m:sepChr m:val=""/>
+              <m:endChr m:val=")"/>
+              <m:grow/>
+            </m:dPr>
+            <m:e>
+              <m:r>
+                <m:t>ϕ</m:t>
+              </m:r>
+            </m:e>
+          </m:d>
+        </m:oMath>
+      </m:oMathPara>
+    </w:p>
+    <w:p>
+      <w:pPr>
+        <w:numPr>
+          <w:ilvl w:val="0"/>
+          <w:numId w:val="1047"/>
+        </w:numPr>
+      </w:pPr>
+      <w:r>
+        <w:rPr>
+          <w:b/>
+          <w:bCs/>
+        </w:rPr>
+        <w:t xml:space="preserve">Rearrange the terms using algebra to group labor (</w:t>
+      </w:r>
+      <m:oMath>
+        <m:r>
+          <m:t>L</m:t>
+        </m:r>
+        <m:d>
+          <m:dPr>
+            <m:begChr m:val="("/>
+            <m:sepChr m:val=""/>
+            <m:endChr m:val=")"/>
+            <m:grow/>
+          </m:dPr>
+          <m:e>
+            <m:r>
+              <m:t>ϕ</m:t>
+            </m:r>
+          </m:e>
+        </m:d>
+      </m:oMath>
+      <w:r>
+        <w:rPr>
+          <w:b/>
+          <w:bCs/>
+        </w:rPr>
+        <w:t xml:space="preserve">) and capital (</w:t>
+      </w:r>
+      <m:oMath>
+        <m:r>
+          <m:t>K</m:t>
+        </m:r>
+        <m:d>
+          <m:dPr>
+            <m:begChr m:val="("/>
+            <m:sepChr m:val=""/>
+            <m:endChr m:val=")"/>
+            <m:grow/>
+          </m:dPr>
+          <m:e>
+            <m:r>
+              <m:t>ϕ</m:t>
+            </m:r>
+          </m:e>
+        </m:d>
+      </m:oMath>
+      <w:r>
+        <w:rPr>
+          <w:b/>
+          <w:bCs/>
+        </w:rPr>
+        <w:t xml:space="preserve">) terms.</w:t>
+      </w:r>
+      <w:r>
+        <w:t xml:space="preserve"> </w:t>
+      </w:r>
+      <w:r>
+        <w:t xml:space="preserve">This combines several small algebraic steps for clarity.</w:t>
+      </w:r>
+    </w:p>
+    <w:p>
+      <w:pPr>
+        <w:pStyle w:val="BodyText"/>
+      </w:pPr>
+      <m:oMathPara>
+        <m:oMathParaPr>
+          <m:jc m:val="center"/>
+        </m:oMathParaPr>
+        <m:oMath>
+          <m:r>
+            <m:t>Y</m:t>
+          </m:r>
+          <m:d>
+            <m:dPr>
+              <m:begChr m:val="("/>
+              <m:sepChr m:val=""/>
+              <m:endChr m:val=")"/>
+              <m:grow/>
+            </m:dPr>
+            <m:e>
+              <m:r>
+                <m:t>ϕ</m:t>
+              </m:r>
+            </m:e>
+          </m:d>
+          <m:r>
+            <m:rPr>
+              <m:sty m:val="p"/>
+            </m:rPr>
+            <m:t>=</m:t>
+          </m:r>
+          <m:sSup>
+            <m:e>
+              <m:d>
+                <m:dPr>
+                  <m:begChr m:val="("/>
+                  <m:sepChr m:val=""/>
+                  <m:endChr m:val=")"/>
+                  <m:grow/>
+                </m:dPr>
+                <m:e>
+                  <m:f>
+                    <m:fPr>
+                      <m:type m:val="bar"/>
+                    </m:fPr>
+                    <m:num>
+                      <m:r>
+                        <m:t>1</m:t>
+                      </m:r>
+                    </m:num>
+                    <m:den>
+                      <m:r>
+                        <m:t>1</m:t>
+                      </m:r>
+                      <m:r>
+                        <m:rPr>
+                          <m:sty m:val="p"/>
+                        </m:rPr>
+                        <m:t>−</m:t>
+                      </m:r>
+                      <m:r>
+                        <m:t>α</m:t>
+                      </m:r>
+                      <m:d>
+                        <m:dPr>
+                          <m:begChr m:val="("/>
+                          <m:sepChr m:val=""/>
+                          <m:endChr m:val=")"/>
+                          <m:grow/>
+                        </m:dPr>
+                        <m:e>
+                          <m:r>
+                            <m:t>ϕ</m:t>
+                          </m:r>
+                        </m:e>
+                      </m:d>
+                    </m:den>
+                  </m:f>
+                </m:e>
+              </m:d>
+            </m:e>
+            <m:sup>
+              <m:r>
+                <m:t>1</m:t>
+              </m:r>
+              <m:r>
+                <m:rPr>
+                  <m:sty m:val="p"/>
+                </m:rPr>
+                <m:t>−</m:t>
+              </m:r>
+              <m:r>
+                <m:t>α</m:t>
+              </m:r>
+              <m:d>
+                <m:dPr>
+                  <m:begChr m:val="("/>
+                  <m:sepChr m:val=""/>
+                  <m:endChr m:val=")"/>
+                  <m:grow/>
+                </m:dPr>
+                <m:e>
+                  <m:r>
+                    <m:t>ϕ</m:t>
+                  </m:r>
+                </m:e>
+              </m:d>
+            </m:sup>
+          </m:sSup>
+          <m:r>
+            <m:rPr>
+              <m:sty m:val="p"/>
+            </m:rPr>
+            <m:t>⋅</m:t>
+          </m:r>
+          <m:r>
+            <m:t>L</m:t>
+          </m:r>
+          <m:sSup>
+            <m:e>
+              <m:d>
+                <m:dPr>
+                  <m:begChr m:val="("/>
+                  <m:sepChr m:val=""/>
+                  <m:endChr m:val=")"/>
+                  <m:grow/>
+                </m:dPr>
+                <m:e>
+                  <m:r>
+                    <m:t>ϕ</m:t>
+                  </m:r>
+                </m:e>
+              </m:d>
+            </m:e>
+            <m:sup>
+              <m:r>
+                <m:t>1</m:t>
+              </m:r>
+              <m:r>
+                <m:rPr>
+                  <m:sty m:val="p"/>
+                </m:rPr>
+                <m:t>−</m:t>
+              </m:r>
+              <m:r>
+                <m:t>α</m:t>
+              </m:r>
+              <m:d>
+                <m:dPr>
+                  <m:begChr m:val="("/>
+                  <m:sepChr m:val=""/>
+                  <m:endChr m:val=")"/>
+                  <m:grow/>
+                </m:dPr>
+                <m:e>
+                  <m:r>
+                    <m:t>ϕ</m:t>
+                  </m:r>
+                </m:e>
+              </m:d>
+            </m:sup>
+          </m:sSup>
+          <m:r>
+            <m:rPr>
+              <m:sty m:val="p"/>
+            </m:rPr>
+            <m:t>⋅</m:t>
+          </m:r>
+          <m:f>
+            <m:fPr>
+              <m:type m:val="bar"/>
+            </m:fPr>
+            <m:num>
+              <m:sSup>
+                <m:e>
+                  <m:d>
+                    <m:dPr>
+                      <m:begChr m:val="("/>
+                      <m:sepChr m:val=""/>
+                      <m:endChr m:val=")"/>
+                      <m:grow/>
+                    </m:dPr>
+                    <m:e>
+                      <m:r>
+                        <m:t>K</m:t>
+                      </m:r>
+                      <m:d>
+                        <m:dPr>
+                          <m:begChr m:val="("/>
+                          <m:sepChr m:val=""/>
+                          <m:endChr m:val=")"/>
+                          <m:grow/>
+                        </m:dPr>
+                        <m:e>
+                          <m:r>
+                            <m:t>ϕ</m:t>
+                          </m:r>
+                        </m:e>
+                      </m:d>
+                      <m:r>
+                        <m:t>η</m:t>
+                      </m:r>
+                    </m:e>
+                  </m:d>
+                </m:e>
+                <m:sup>
+                  <m:r>
+                    <m:t>α</m:t>
+                  </m:r>
+                  <m:d>
+                    <m:dPr>
+                      <m:begChr m:val="("/>
+                      <m:sepChr m:val=""/>
+                      <m:endChr m:val=")"/>
+                      <m:grow/>
+                    </m:dPr>
+                    <m:e>
+                      <m:r>
+                        <m:t>ϕ</m:t>
+                      </m:r>
+                    </m:e>
+                  </m:d>
+                </m:sup>
+              </m:sSup>
+            </m:num>
+            <m:den>
+              <m:r>
+                <m:t>α</m:t>
+              </m:r>
+              <m:sSup>
+                <m:e>
+                  <m:d>
+                    <m:dPr>
+                      <m:begChr m:val="("/>
+                      <m:sepChr m:val=""/>
+                      <m:endChr m:val=")"/>
+                      <m:grow/>
+                    </m:dPr>
+                    <m:e>
+                      <m:r>
+                        <m:t>ϕ</m:t>
+                      </m:r>
+                    </m:e>
+                  </m:d>
+                </m:e>
+                <m:sup>
+                  <m:r>
+                    <m:t>α</m:t>
+                  </m:r>
+                  <m:d>
+                    <m:dPr>
+                      <m:begChr m:val="("/>
+                      <m:sepChr m:val=""/>
+                      <m:endChr m:val=")"/>
+                      <m:grow/>
+                    </m:dPr>
+                    <m:e>
+                      <m:r>
+                        <m:t>ϕ</m:t>
+                      </m:r>
+                    </m:e>
+                  </m:d>
+                </m:sup>
+              </m:sSup>
+            </m:den>
+          </m:f>
+        </m:oMath>
+      </m:oMathPara>
+    </w:p>
+    <w:p>
+      <w:pPr>
+        <w:numPr>
+          <w:ilvl w:val="0"/>
+          <w:numId w:val="1047"/>
+        </w:numPr>
+      </w:pPr>
+      <w:r>
+        <w:rPr>
+          <w:b/>
+          <w:bCs/>
+        </w:rPr>
+        <w:t xml:space="preserve">Combine the terms that share the same exponent to achieve the final form.</w:t>
+      </w:r>
+    </w:p>
+    <w:p>
+      <w:pPr>
+        <w:pStyle w:val="BodyText"/>
+      </w:pPr>
+      <m:oMathPara>
+        <m:oMathParaPr>
+          <m:jc m:val="center"/>
+        </m:oMathParaPr>
+        <m:oMath>
+          <m:r>
+            <m:t>Y</m:t>
+          </m:r>
+          <m:d>
+            <m:dPr>
+              <m:begChr m:val="("/>
+              <m:sepChr m:val=""/>
+              <m:endChr m:val=")"/>
+              <m:grow/>
+            </m:dPr>
+            <m:e>
+              <m:r>
+                <m:t>ϕ</m:t>
+              </m:r>
+            </m:e>
+          </m:d>
+          <m:r>
+            <m:rPr>
+              <m:sty m:val="p"/>
+            </m:rPr>
+            <m:t>=</m:t>
+          </m:r>
+          <m:sSup>
+            <m:e>
+              <m:d>
+                <m:dPr>
+                  <m:begChr m:val="("/>
+                  <m:sepChr m:val=""/>
+                  <m:endChr m:val=")"/>
+                  <m:grow/>
+                </m:dPr>
+                <m:e>
+                  <m:f>
+                    <m:fPr>
+                      <m:type m:val="bar"/>
+                    </m:fPr>
+                    <m:num>
+                      <m:r>
+                        <m:t>L</m:t>
+                      </m:r>
+                      <m:d>
+                        <m:dPr>
+                          <m:begChr m:val="("/>
+                          <m:sepChr m:val=""/>
+                          <m:endChr m:val=")"/>
+                          <m:grow/>
+                        </m:dPr>
+                        <m:e>
+                          <m:r>
+                            <m:t>ϕ</m:t>
+                          </m:r>
+                        </m:e>
+                      </m:d>
+                    </m:num>
+                    <m:den>
+                      <m:r>
+                        <m:t>1</m:t>
+                      </m:r>
+                      <m:r>
+                        <m:rPr>
+                          <m:sty m:val="p"/>
+                        </m:rPr>
+                        <m:t>−</m:t>
+                      </m:r>
+                      <m:r>
+                        <m:t>α</m:t>
+                      </m:r>
+                      <m:d>
+                        <m:dPr>
+                          <m:begChr m:val="("/>
+                          <m:sepChr m:val=""/>
+                          <m:endChr m:val=")"/>
+                          <m:grow/>
+                        </m:dPr>
+                        <m:e>
+                          <m:r>
+                            <m:t>ϕ</m:t>
+                          </m:r>
+                        </m:e>
+                      </m:d>
+                    </m:den>
+                  </m:f>
+                </m:e>
+              </m:d>
+            </m:e>
+            <m:sup>
+              <m:r>
+                <m:t>1</m:t>
+              </m:r>
+              <m:r>
+                <m:rPr>
+                  <m:sty m:val="p"/>
+                </m:rPr>
+                <m:t>−</m:t>
+              </m:r>
+              <m:r>
+                <m:t>α</m:t>
+              </m:r>
+              <m:d>
+                <m:dPr>
+                  <m:begChr m:val="("/>
+                  <m:sepChr m:val=""/>
+                  <m:endChr m:val=")"/>
+                  <m:grow/>
+                </m:dPr>
+                <m:e>
+                  <m:r>
+                    <m:t>ϕ</m:t>
+                  </m:r>
+                </m:e>
+              </m:d>
+            </m:sup>
+          </m:sSup>
+          <m:r>
+            <m:rPr>
+              <m:sty m:val="p"/>
+            </m:rPr>
+            <m:t>⋅</m:t>
+          </m:r>
+          <m:sSup>
+            <m:e>
+              <m:d>
+                <m:dPr>
+                  <m:begChr m:val="("/>
+                  <m:sepChr m:val=""/>
+                  <m:endChr m:val=")"/>
+                  <m:grow/>
+                </m:dPr>
+                <m:e>
+                  <m:f>
+                    <m:fPr>
+                      <m:type m:val="bar"/>
+                    </m:fPr>
+                    <m:num>
+                      <m:r>
+                        <m:t>K</m:t>
+                      </m:r>
+                      <m:d>
+                        <m:dPr>
+                          <m:begChr m:val="("/>
+                          <m:sepChr m:val=""/>
+                          <m:endChr m:val=")"/>
+                          <m:grow/>
+                        </m:dPr>
+                        <m:e>
+                          <m:r>
+                            <m:t>ϕ</m:t>
+                          </m:r>
+                        </m:e>
+                      </m:d>
+                      <m:r>
+                        <m:t>η</m:t>
+                      </m:r>
+                    </m:num>
+                    <m:den>
+                      <m:r>
+                        <m:t>α</m:t>
+                      </m:r>
+                      <m:d>
+                        <m:dPr>
+                          <m:begChr m:val="("/>
+                          <m:sepChr m:val=""/>
+                          <m:endChr m:val=")"/>
+                          <m:grow/>
+                        </m:dPr>
+                        <m:e>
+                          <m:r>
+                            <m:t>ϕ</m:t>
+                          </m:r>
+                        </m:e>
+                      </m:d>
+                    </m:den>
+                  </m:f>
+                </m:e>
+              </m:d>
+            </m:e>
+            <m:sup>
+              <m:r>
+                <m:t>α</m:t>
+              </m:r>
+              <m:d>
+                <m:dPr>
+                  <m:begChr m:val="("/>
+                  <m:sepChr m:val=""/>
+                  <m:endChr m:val=")"/>
+                  <m:grow/>
+                </m:dPr>
+                <m:e>
+                  <m:r>
+                    <m:t>ϕ</m:t>
+                  </m:r>
+                </m:e>
+              </m:d>
+            </m:sup>
+          </m:sSup>
+        </m:oMath>
+      </m:oMathPara>
+    </w:p>
+    <w:p>
+      <w:pPr>
+        <w:pStyle w:val="FirstParagraph"/>
+      </w:pPr>
+      <w:r>
+        <w:t xml:space="preserve">This derivation continues from the previous result and shows how to rearrange it into the compact Cobb-Douglas form with a Total Factor Productivity (TFP) term,</w:t>
+      </w:r>
+      <w:r>
+        <w:t xml:space="preserve"> </w:t>
+      </w:r>
+      <w:r>
+        <w:rPr>
+          <w:rStyle w:val="VerbatimChar"/>
+        </w:rPr>
+        <w:t xml:space="preserve">A(φ)</w:t>
+      </w:r>
+      <w:r>
+        <w:t xml:space="preserve">.</w:t>
+      </w:r>
+    </w:p>
+    <w:bookmarkEnd w:id="73"/>
+    <w:bookmarkStart w:id="74" w:name="starting-point"/>
+    <w:p>
+      <w:pPr>
+        <w:pStyle w:val="Heading4"/>
+      </w:pPr>
+      <w:r>
+        <w:rPr>
+          <w:b/>
+          <w:bCs/>
+        </w:rPr>
+        <w:t xml:space="preserve">Starting Point</w:t>
+      </w:r>
+    </w:p>
+    <w:p>
+      <w:pPr>
+        <w:pStyle w:val="FirstParagraph"/>
+      </w:pPr>
+      <w:r>
+        <w:t xml:space="preserve">From the previous derivation, we established the occupation-level production function as:</w:t>
+      </w:r>
+    </w:p>
+    <w:p>
+      <w:pPr>
+        <w:pStyle w:val="BodyText"/>
+      </w:pPr>
+      <m:oMathPara>
+        <m:oMathParaPr>
+          <m:jc m:val="center"/>
+        </m:oMathParaPr>
+        <m:oMath>
+          <m:r>
+            <m:t>Y</m:t>
+          </m:r>
+          <m:d>
+            <m:dPr>
+              <m:begChr m:val="("/>
+              <m:sepChr m:val=""/>
+              <m:endChr m:val=")"/>
+              <m:grow/>
+            </m:dPr>
+            <m:e>
+              <m:r>
+                <m:t>ϕ</m:t>
+              </m:r>
+            </m:e>
+          </m:d>
+          <m:r>
+            <m:rPr>
+              <m:sty m:val="p"/>
+            </m:rPr>
+            <m:t>=</m:t>
+          </m:r>
+          <m:sSup>
+            <m:e>
+              <m:d>
+                <m:dPr>
+                  <m:begChr m:val="("/>
+                  <m:sepChr m:val=""/>
+                  <m:endChr m:val=")"/>
+                  <m:grow/>
+                </m:dPr>
+                <m:e>
+                  <m:f>
+                    <m:fPr>
+                      <m:type m:val="bar"/>
+                    </m:fPr>
+                    <m:num>
+                      <m:r>
+                        <m:t>L</m:t>
+                      </m:r>
+                      <m:d>
+                        <m:dPr>
+                          <m:begChr m:val="("/>
+                          <m:sepChr m:val=""/>
+                          <m:endChr m:val=")"/>
+                          <m:grow/>
+                        </m:dPr>
+                        <m:e>
+                          <m:r>
+                            <m:t>ϕ</m:t>
+                          </m:r>
+                        </m:e>
+                      </m:d>
+                    </m:num>
+                    <m:den>
+                      <m:r>
+                        <m:t>1</m:t>
+                      </m:r>
+                      <m:r>
+                        <m:rPr>
+                          <m:sty m:val="p"/>
+                        </m:rPr>
+                        <m:t>−</m:t>
+                      </m:r>
+                      <m:r>
+                        <m:t>α</m:t>
+                      </m:r>
+                      <m:d>
+                        <m:dPr>
+                          <m:begChr m:val="("/>
+                          <m:sepChr m:val=""/>
+                          <m:endChr m:val=")"/>
+                          <m:grow/>
+                        </m:dPr>
+                        <m:e>
+                          <m:r>
+                            <m:t>ϕ</m:t>
+                          </m:r>
+                        </m:e>
+                      </m:d>
+                    </m:den>
+                  </m:f>
+                </m:e>
+              </m:d>
+            </m:e>
+            <m:sup>
+              <m:r>
+                <m:t>1</m:t>
+              </m:r>
+              <m:r>
+                <m:rPr>
+                  <m:sty m:val="p"/>
+                </m:rPr>
+                <m:t>−</m:t>
+              </m:r>
+              <m:r>
+                <m:t>α</m:t>
+              </m:r>
+              <m:d>
+                <m:dPr>
+                  <m:begChr m:val="("/>
+                  <m:sepChr m:val=""/>
+                  <m:endChr m:val=")"/>
+                  <m:grow/>
+                </m:dPr>
+                <m:e>
+                  <m:r>
+                    <m:t>ϕ</m:t>
+                  </m:r>
+                </m:e>
+              </m:d>
+            </m:sup>
+          </m:sSup>
+          <m:r>
+            <m:rPr>
+              <m:sty m:val="p"/>
+            </m:rPr>
+            <m:t>⋅</m:t>
+          </m:r>
+          <m:sSup>
+            <m:e>
+              <m:d>
+                <m:dPr>
+                  <m:begChr m:val="("/>
+                  <m:sepChr m:val=""/>
+                  <m:endChr m:val=")"/>
+                  <m:grow/>
+                </m:dPr>
+                <m:e>
+                  <m:f>
+                    <m:fPr>
+                      <m:type m:val="bar"/>
+                    </m:fPr>
+                    <m:num>
+                      <m:r>
+                        <m:t>K</m:t>
+                      </m:r>
+                      <m:d>
+                        <m:dPr>
+                          <m:begChr m:val="("/>
+                          <m:sepChr m:val=""/>
+                          <m:endChr m:val=")"/>
+                          <m:grow/>
+                        </m:dPr>
+                        <m:e>
+                          <m:r>
+                            <m:t>ϕ</m:t>
+                          </m:r>
+                        </m:e>
+                      </m:d>
+                      <m:r>
+                        <m:t>η</m:t>
+                      </m:r>
+                    </m:num>
+                    <m:den>
+                      <m:r>
+                        <m:t>α</m:t>
+                      </m:r>
+                      <m:d>
+                        <m:dPr>
+                          <m:begChr m:val="("/>
+                          <m:sepChr m:val=""/>
+                          <m:endChr m:val=")"/>
+                          <m:grow/>
+                        </m:dPr>
+                        <m:e>
+                          <m:r>
+                            <m:t>ϕ</m:t>
+                          </m:r>
+                        </m:e>
+                      </m:d>
+                    </m:den>
+                  </m:f>
+                </m:e>
+              </m:d>
+            </m:e>
+            <m:sup>
+              <m:r>
+                <m:t>α</m:t>
+              </m:r>
+              <m:d>
+                <m:dPr>
+                  <m:begChr m:val="("/>
+                  <m:sepChr m:val=""/>
+                  <m:endChr m:val=")"/>
+                  <m:grow/>
+                </m:dPr>
+                <m:e>
+                  <m:r>
+                    <m:t>ϕ</m:t>
+                  </m:r>
+                </m:e>
+              </m:d>
+            </m:sup>
+          </m:sSup>
+        </m:oMath>
+      </m:oMathPara>
+    </w:p>
+    <w:bookmarkEnd w:id="74"/>
+    <w:bookmarkStart w:id="75" w:name="target-equation"/>
+    <w:p>
+      <w:pPr>
+        <w:pStyle w:val="Heading4"/>
+      </w:pPr>
+      <w:r>
+        <w:rPr>
+          <w:b/>
+          <w:bCs/>
+        </w:rPr>
+        <w:t xml:space="preserve">Target Equation</w:t>
+      </w:r>
+    </w:p>
+    <w:p>
+      <w:pPr>
+        <w:pStyle w:val="FirstParagraph"/>
+      </w:pPr>
+      <w:r>
+        <w:t xml:space="preserve">Our goal is to show that this is equivalent to the standard form:</w:t>
+      </w:r>
+    </w:p>
+    <w:p>
+      <w:pPr>
+        <w:pStyle w:val="BodyText"/>
+      </w:pPr>
+      <m:oMathPara>
+        <m:oMathParaPr>
+          <m:jc m:val="center"/>
+        </m:oMathParaPr>
+        <m:oMath>
+          <m:r>
+            <m:t>Y</m:t>
+          </m:r>
+          <m:d>
+            <m:dPr>
+              <m:begChr m:val="("/>
+              <m:sepChr m:val=""/>
+              <m:endChr m:val=")"/>
+              <m:grow/>
+            </m:dPr>
+            <m:e>
+              <m:r>
+                <m:t>ϕ</m:t>
+              </m:r>
+            </m:e>
+          </m:d>
+          <m:r>
+            <m:rPr>
+              <m:sty m:val="p"/>
+            </m:rPr>
+            <m:t>=</m:t>
+          </m:r>
+          <m:r>
+            <m:t>A</m:t>
+          </m:r>
+          <m:d>
+            <m:dPr>
+              <m:begChr m:val="("/>
+              <m:sepChr m:val=""/>
+              <m:endChr m:val=")"/>
+              <m:grow/>
+            </m:dPr>
+            <m:e>
+              <m:r>
+                <m:t>ϕ</m:t>
+              </m:r>
+            </m:e>
+          </m:d>
+          <m:r>
+            <m:t>L</m:t>
+          </m:r>
+          <m:sSup>
+            <m:e>
+              <m:d>
+                <m:dPr>
+                  <m:begChr m:val="("/>
+                  <m:sepChr m:val=""/>
+                  <m:endChr m:val=")"/>
+                  <m:grow/>
+                </m:dPr>
+                <m:e>
+                  <m:r>
+                    <m:t>ϕ</m:t>
+                  </m:r>
+                </m:e>
+              </m:d>
+            </m:e>
+            <m:sup>
+              <m:r>
+                <m:t>1</m:t>
+              </m:r>
+              <m:r>
+                <m:rPr>
+                  <m:sty m:val="p"/>
+                </m:rPr>
+                <m:t>−</m:t>
+              </m:r>
+              <m:r>
+                <m:t>α</m:t>
+              </m:r>
+              <m:d>
+                <m:dPr>
+                  <m:begChr m:val="("/>
+                  <m:sepChr m:val=""/>
+                  <m:endChr m:val=")"/>
+                  <m:grow/>
+                </m:dPr>
+                <m:e>
+                  <m:r>
+                    <m:t>ϕ</m:t>
+                  </m:r>
+                </m:e>
+              </m:d>
+            </m:sup>
+          </m:sSup>
+          <m:r>
+            <m:t>K</m:t>
+          </m:r>
+          <m:sSup>
+            <m:e>
+              <m:d>
+                <m:dPr>
+                  <m:begChr m:val="("/>
+                  <m:sepChr m:val=""/>
+                  <m:endChr m:val=")"/>
+                  <m:grow/>
+                </m:dPr>
+                <m:e>
+                  <m:r>
+                    <m:t>ϕ</m:t>
+                  </m:r>
+                </m:e>
+              </m:d>
+            </m:e>
+            <m:sup>
+              <m:r>
+                <m:t>α</m:t>
+              </m:r>
+              <m:d>
+                <m:dPr>
+                  <m:begChr m:val="("/>
+                  <m:sepChr m:val=""/>
+                  <m:endChr m:val=")"/>
+                  <m:grow/>
+                </m:dPr>
+                <m:e>
+                  <m:r>
+                    <m:t>ϕ</m:t>
+                  </m:r>
+                </m:e>
+              </m:d>
+            </m:sup>
+          </m:sSup>
+        </m:oMath>
+      </m:oMathPara>
+    </w:p>
+    <w:p>
+      <w:pPr>
+        <w:pStyle w:val="FirstParagraph"/>
+      </w:pPr>
+      <w:r>
+        <w:t xml:space="preserve">where</w:t>
+      </w:r>
+      <w:r>
+        <w:t xml:space="preserve"> </w:t>
+      </w:r>
+      <w:r>
+        <w:rPr>
+          <w:rStyle w:val="VerbatimChar"/>
+        </w:rPr>
+        <w:t xml:space="preserve">A(φ)</w:t>
+      </w:r>
+      <w:r>
+        <w:t xml:space="preserve"> </w:t>
+      </w:r>
+      <w:r>
+        <w:t xml:space="preserve">is the occupation-specific TFP term.</w:t>
+      </w:r>
+    </w:p>
+    <w:bookmarkEnd w:id="75"/>
+    <w:bookmarkStart w:id="87" w:name="step-by-step-algebraic-rearrangement"/>
+    <w:p>
+      <w:pPr>
+        <w:pStyle w:val="Heading4"/>
+      </w:pPr>
+      <w:r>
+        <w:rPr>
+          <w:b/>
+          <w:bCs/>
+        </w:rPr>
+        <w:t xml:space="preserve">Step-by-Step Algebraic Rearrangement</w:t>
+      </w:r>
+    </w:p>
+    <w:p>
+      <w:pPr>
+        <w:numPr>
+          <w:ilvl w:val="0"/>
+          <w:numId w:val="1048"/>
+        </w:numPr>
+      </w:pPr>
+      <w:r>
+        <w:rPr>
+          <w:b/>
+          <w:bCs/>
+        </w:rPr>
+        <w:t xml:space="preserve">Distribute the exponents.</w:t>
+      </w:r>
+      <w:r>
+        <w:t xml:space="preserve"> </w:t>
+      </w:r>
+      <w:r>
+        <w:t xml:space="preserve">We apply the exponent on the outside of each parenthesis to both the numerator and the denominator inside, using the rule</w:t>
+      </w:r>
+      <w:r>
+        <w:t xml:space="preserve"> </w:t>
+      </w:r>
+      <m:oMath>
+        <m:sSup>
+          <m:e>
+            <m:d>
+              <m:dPr>
+                <m:begChr m:val="("/>
+                <m:sepChr m:val=""/>
+                <m:endChr m:val=")"/>
+                <m:grow/>
+              </m:dPr>
+              <m:e>
+                <m:f>
+                  <m:fPr>
+                    <m:type m:val="bar"/>
+                  </m:fPr>
+                  <m:num>
+                    <m:r>
+                      <m:t>x</m:t>
+                    </m:r>
+                  </m:num>
+                  <m:den>
+                    <m:r>
+                      <m:t>y</m:t>
+                    </m:r>
+                  </m:den>
+                </m:f>
+              </m:e>
+            </m:d>
+          </m:e>
+          <m:sup>
+            <m:r>
+              <m:t>n</m:t>
+            </m:r>
+          </m:sup>
+        </m:sSup>
+        <m:r>
+          <m:rPr>
+            <m:sty m:val="p"/>
+          </m:rPr>
+          <m:t>=</m:t>
+        </m:r>
+        <m:f>
+          <m:fPr>
+            <m:type m:val="bar"/>
+          </m:fPr>
+          <m:num>
+            <m:sSup>
+              <m:e>
+                <m:r>
+                  <m:t>x</m:t>
+                </m:r>
+              </m:e>
+              <m:sup>
+                <m:r>
+                  <m:t>n</m:t>
+                </m:r>
+              </m:sup>
+            </m:sSup>
+          </m:num>
+          <m:den>
+            <m:sSup>
+              <m:e>
+                <m:r>
+                  <m:t>y</m:t>
+                </m:r>
+              </m:e>
+              <m:sup>
+                <m:r>
+                  <m:t>n</m:t>
+                </m:r>
+              </m:sup>
+            </m:sSup>
+          </m:den>
+        </m:f>
+      </m:oMath>
+      <w:r>
+        <w:t xml:space="preserve">.</w:t>
+      </w:r>
+    </w:p>
+    <w:p>
+      <w:pPr>
+        <w:pStyle w:val="BodyText"/>
+      </w:pPr>
+      <m:oMathPara>
+        <m:oMathParaPr>
+          <m:jc m:val="center"/>
+        </m:oMathParaPr>
+        <m:oMath>
+          <m:r>
+            <m:t>Y</m:t>
+          </m:r>
+          <m:d>
+            <m:dPr>
+              <m:begChr m:val="("/>
+              <m:sepChr m:val=""/>
+              <m:endChr m:val=")"/>
+              <m:grow/>
+            </m:dPr>
+            <m:e>
+              <m:r>
+                <m:t>ϕ</m:t>
+              </m:r>
+            </m:e>
+          </m:d>
+          <m:r>
+            <m:rPr>
+              <m:sty m:val="p"/>
+            </m:rPr>
+            <m:t>=</m:t>
+          </m:r>
+          <m:f>
+            <m:fPr>
+              <m:type m:val="bar"/>
+            </m:fPr>
+            <m:num>
+              <m:r>
+                <m:t>L</m:t>
+              </m:r>
+              <m:sSup>
+                <m:e>
+                  <m:d>
+                    <m:dPr>
+                      <m:begChr m:val="("/>
+                      <m:sepChr m:val=""/>
+                      <m:endChr m:val=")"/>
+                      <m:grow/>
+                    </m:dPr>
+                    <m:e>
+                      <m:r>
+                        <m:t>ϕ</m:t>
+                      </m:r>
+                    </m:e>
+                  </m:d>
+                </m:e>
+                <m:sup>
+                  <m:r>
+                    <m:t>1</m:t>
+                  </m:r>
+                  <m:r>
+                    <m:rPr>
+                      <m:sty m:val="p"/>
+                    </m:rPr>
+                    <m:t>−</m:t>
+                  </m:r>
+                  <m:r>
+                    <m:t>α</m:t>
+                  </m:r>
+                  <m:d>
+                    <m:dPr>
+                      <m:begChr m:val="("/>
+                      <m:sepChr m:val=""/>
+                      <m:endChr m:val=")"/>
+                      <m:grow/>
+                    </m:dPr>
+                    <m:e>
+                      <m:r>
+                        <m:t>ϕ</m:t>
+                      </m:r>
+                    </m:e>
+                  </m:d>
+                </m:sup>
+              </m:sSup>
+            </m:num>
+            <m:den>
+              <m:sSup>
+                <m:e>
+                  <m:d>
+                    <m:dPr>
+                      <m:begChr m:val="("/>
+                      <m:sepChr m:val=""/>
+                      <m:endChr m:val=")"/>
+                      <m:grow/>
+                    </m:dPr>
+                    <m:e>
+                      <m:r>
+                        <m:t>1</m:t>
+                      </m:r>
+                      <m:r>
+                        <m:rPr>
+                          <m:sty m:val="p"/>
+                        </m:rPr>
+                        <m:t>−</m:t>
+                      </m:r>
+                      <m:r>
+                        <m:t>α</m:t>
+                      </m:r>
+                      <m:d>
+                        <m:dPr>
+                          <m:begChr m:val="("/>
+                          <m:sepChr m:val=""/>
+                          <m:endChr m:val=")"/>
+                          <m:grow/>
+                        </m:dPr>
+                        <m:e>
+                          <m:r>
+                            <m:t>ϕ</m:t>
+                          </m:r>
+                        </m:e>
+                      </m:d>
+                    </m:e>
+                  </m:d>
+                </m:e>
+                <m:sup>
+                  <m:r>
+                    <m:t>1</m:t>
+                  </m:r>
+                  <m:r>
+                    <m:rPr>
+                      <m:sty m:val="p"/>
+                    </m:rPr>
+                    <m:t>−</m:t>
+                  </m:r>
+                  <m:r>
+                    <m:t>α</m:t>
+                  </m:r>
+                  <m:d>
+                    <m:dPr>
+                      <m:begChr m:val="("/>
+                      <m:sepChr m:val=""/>
+                      <m:endChr m:val=")"/>
+                      <m:grow/>
+                    </m:dPr>
+                    <m:e>
+                      <m:r>
+                        <m:t>ϕ</m:t>
+                      </m:r>
+                    </m:e>
+                  </m:d>
+                </m:sup>
+              </m:sSup>
+            </m:den>
+          </m:f>
+          <m:r>
+            <m:rPr>
+              <m:sty m:val="p"/>
+            </m:rPr>
+            <m:t>⋅</m:t>
+          </m:r>
+          <m:f>
+            <m:fPr>
+              <m:type m:val="bar"/>
+            </m:fPr>
+            <m:num>
+              <m:sSup>
+                <m:e>
+                  <m:d>
+                    <m:dPr>
+                      <m:begChr m:val="("/>
+                      <m:sepChr m:val=""/>
+                      <m:endChr m:val=")"/>
+                      <m:grow/>
+                    </m:dPr>
+                    <m:e>
+                      <m:r>
+                        <m:t>K</m:t>
+                      </m:r>
+                      <m:d>
+                        <m:dPr>
+                          <m:begChr m:val="("/>
+                          <m:sepChr m:val=""/>
+                          <m:endChr m:val=")"/>
+                          <m:grow/>
+                        </m:dPr>
+                        <m:e>
+                          <m:r>
+                            <m:t>ϕ</m:t>
+                          </m:r>
+                        </m:e>
+                      </m:d>
+                      <m:r>
+                        <m:t>η</m:t>
+                      </m:r>
+                    </m:e>
+                  </m:d>
+                </m:e>
+                <m:sup>
+                  <m:r>
+                    <m:t>α</m:t>
+                  </m:r>
+                  <m:d>
+                    <m:dPr>
+                      <m:begChr m:val="("/>
+                      <m:sepChr m:val=""/>
+                      <m:endChr m:val=")"/>
+                      <m:grow/>
+                    </m:dPr>
+                    <m:e>
+                      <m:r>
+                        <m:t>ϕ</m:t>
+                      </m:r>
+                    </m:e>
+                  </m:d>
+                </m:sup>
+              </m:sSup>
+            </m:num>
+            <m:den>
+              <m:r>
+                <m:t>α</m:t>
+              </m:r>
+              <m:sSup>
+                <m:e>
+                  <m:d>
+                    <m:dPr>
+                      <m:begChr m:val="("/>
+                      <m:sepChr m:val=""/>
+                      <m:endChr m:val=")"/>
+                      <m:grow/>
+                    </m:dPr>
+                    <m:e>
+                      <m:r>
+                        <m:t>ϕ</m:t>
+                      </m:r>
+                    </m:e>
+                  </m:d>
+                </m:e>
+                <m:sup>
+                  <m:r>
+                    <m:t>α</m:t>
+                  </m:r>
+                  <m:d>
+                    <m:dPr>
+                      <m:begChr m:val="("/>
+                      <m:sepChr m:val=""/>
+                      <m:endChr m:val=")"/>
+                      <m:grow/>
+                    </m:dPr>
+                    <m:e>
+                      <m:r>
+                        <m:t>ϕ</m:t>
+                      </m:r>
+                    </m:e>
+                  </m:d>
+                </m:sup>
+              </m:sSup>
+            </m:den>
+          </m:f>
+        </m:oMath>
+      </m:oMathPara>
+    </w:p>
+    <w:p>
+      <w:pPr>
+        <w:numPr>
+          <w:ilvl w:val="0"/>
+          <w:numId w:val="1048"/>
+        </w:numPr>
+      </w:pPr>
+      <w:r>
+        <w:rPr>
+          <w:b/>
+          <w:bCs/>
+        </w:rPr>
+        <w:t xml:space="preserve">Separate the input factors</w:t>
+      </w:r>
+      <w:r>
+        <w:rPr>
+          <w:b/>
+          <w:bCs/>
+        </w:rPr>
+        <w:t xml:space="preserve"> </w:t>
+      </w:r>
+      <w:r>
+        <w:rPr>
+          <w:rStyle w:val="VerbatimChar"/>
+          <w:b/>
+          <w:bCs/>
+        </w:rPr>
+        <w:t xml:space="preserve">L(φ)</w:t>
+      </w:r>
+      <w:r>
+        <w:rPr>
+          <w:b/>
+          <w:bCs/>
+        </w:rPr>
+        <w:t xml:space="preserve"> </w:t>
+      </w:r>
+      <w:r>
+        <w:rPr>
+          <w:b/>
+          <w:bCs/>
+        </w:rPr>
+        <w:t xml:space="preserve">and</w:t>
+      </w:r>
+      <w:r>
+        <w:rPr>
+          <w:b/>
+          <w:bCs/>
+        </w:rPr>
+        <w:t xml:space="preserve"> </w:t>
+      </w:r>
+      <w:r>
+        <w:rPr>
+          <w:rStyle w:val="VerbatimChar"/>
+          <w:b/>
+          <w:bCs/>
+        </w:rPr>
+        <w:t xml:space="preserve">K(φ)</w:t>
+      </w:r>
+      <w:r>
+        <w:rPr>
+          <w:b/>
+          <w:bCs/>
+        </w:rPr>
+        <w:t xml:space="preserve">.</w:t>
+      </w:r>
+      <w:r>
+        <w:t xml:space="preserve"> </w:t>
+      </w:r>
+      <w:r>
+        <w:t xml:space="preserve">In the second term, we can expand</w:t>
+      </w:r>
+      <w:r>
+        <w:t xml:space="preserve"> </w:t>
+      </w:r>
+      <m:oMath>
+        <m:sSup>
+          <m:e>
+            <m:d>
+              <m:dPr>
+                <m:begChr m:val="("/>
+                <m:sepChr m:val=""/>
+                <m:endChr m:val=")"/>
+                <m:grow/>
+              </m:dPr>
+              <m:e>
+                <m:r>
+                  <m:t>K</m:t>
+                </m:r>
+                <m:d>
+                  <m:dPr>
+                    <m:begChr m:val="("/>
+                    <m:sepChr m:val=""/>
+                    <m:endChr m:val=")"/>
+                    <m:grow/>
+                  </m:dPr>
+                  <m:e>
+                    <m:r>
+                      <m:t>ϕ</m:t>
+                    </m:r>
+                  </m:e>
+                </m:d>
+                <m:r>
+                  <m:t>η</m:t>
+                </m:r>
+              </m:e>
+            </m:d>
+          </m:e>
+          <m:sup>
+            <m:r>
+              <m:t>α</m:t>
+            </m:r>
+            <m:d>
+              <m:dPr>
+                <m:begChr m:val="("/>
+                <m:sepChr m:val=""/>
+                <m:endChr m:val=")"/>
+                <m:grow/>
+              </m:dPr>
+              <m:e>
+                <m:r>
+                  <m:t>ϕ</m:t>
+                </m:r>
+              </m:e>
+            </m:d>
+          </m:sup>
+        </m:sSup>
+      </m:oMath>
+      <w:r>
+        <w:t xml:space="preserve"> </w:t>
+      </w:r>
+      <w:r>
+        <w:t xml:space="preserve">to</w:t>
+      </w:r>
+      <w:r>
+        <w:t xml:space="preserve"> </w:t>
+      </w:r>
+      <m:oMath>
+        <m:r>
+          <m:t>K</m:t>
+        </m:r>
+        <m:sSup>
+          <m:e>
+            <m:d>
+              <m:dPr>
+                <m:begChr m:val="("/>
+                <m:sepChr m:val=""/>
+                <m:endChr m:val=")"/>
+                <m:grow/>
+              </m:dPr>
+              <m:e>
+                <m:r>
+                  <m:t>ϕ</m:t>
+                </m:r>
+              </m:e>
+            </m:d>
+          </m:e>
+          <m:sup>
+            <m:r>
+              <m:t>α</m:t>
+            </m:r>
+            <m:d>
+              <m:dPr>
+                <m:begChr m:val="("/>
+                <m:sepChr m:val=""/>
+                <m:endChr m:val=")"/>
+                <m:grow/>
+              </m:dPr>
+              <m:e>
+                <m:r>
+                  <m:t>ϕ</m:t>
+                </m:r>
+              </m:e>
+            </m:d>
+          </m:sup>
+        </m:sSup>
+        <m:r>
+          <m:rPr>
+            <m:sty m:val="p"/>
+          </m:rPr>
+          <m:t>⋅</m:t>
+        </m:r>
+        <m:sSup>
+          <m:e>
+            <m:r>
+              <m:t>η</m:t>
+            </m:r>
+          </m:e>
+          <m:sup>
+            <m:r>
+              <m:t>α</m:t>
+            </m:r>
+            <m:d>
+              <m:dPr>
+                <m:begChr m:val="("/>
+                <m:sepChr m:val=""/>
+                <m:endChr m:val=")"/>
+                <m:grow/>
+              </m:dPr>
+              <m:e>
+                <m:r>
+                  <m:t>ϕ</m:t>
+                </m:r>
+              </m:e>
+            </m:d>
+          </m:sup>
+        </m:sSup>
+      </m:oMath>
+      <w:r>
+        <w:t xml:space="preserve">.</w:t>
+      </w:r>
+    </w:p>
+    <w:p>
+      <w:pPr>
+        <w:pStyle w:val="BodyText"/>
+      </w:pPr>
+      <m:oMathPara>
+        <m:oMathParaPr>
+          <m:jc m:val="center"/>
+        </m:oMathParaPr>
+        <m:oMath>
+          <m:r>
+            <m:t>Y</m:t>
+          </m:r>
+          <m:d>
+            <m:dPr>
+              <m:begChr m:val="("/>
+              <m:sepChr m:val=""/>
+              <m:endChr m:val=")"/>
+              <m:grow/>
+            </m:dPr>
+            <m:e>
+              <m:r>
+                <m:t>ϕ</m:t>
+              </m:r>
+            </m:e>
+          </m:d>
+          <m:r>
+            <m:rPr>
+              <m:sty m:val="p"/>
+            </m:rPr>
+            <m:t>=</m:t>
+          </m:r>
+          <m:f>
+            <m:fPr>
+              <m:type m:val="bar"/>
+            </m:fPr>
+            <m:num>
+              <m:r>
+                <m:t>L</m:t>
+              </m:r>
+              <m:sSup>
+                <m:e>
+                  <m:d>
+                    <m:dPr>
+                      <m:begChr m:val="("/>
+                      <m:sepChr m:val=""/>
+                      <m:endChr m:val=")"/>
+                      <m:grow/>
+                    </m:dPr>
+                    <m:e>
+                      <m:r>
+                        <m:t>ϕ</m:t>
+                      </m:r>
+                    </m:e>
+                  </m:d>
+                </m:e>
+                <m:sup>
+                  <m:r>
+                    <m:t>1</m:t>
+                  </m:r>
+                  <m:r>
+                    <m:rPr>
+                      <m:sty m:val="p"/>
+                    </m:rPr>
+                    <m:t>−</m:t>
+                  </m:r>
+                  <m:r>
+                    <m:t>α</m:t>
+                  </m:r>
+                  <m:d>
+                    <m:dPr>
+                      <m:begChr m:val="("/>
+                      <m:sepChr m:val=""/>
+                      <m:endChr m:val=")"/>
+                      <m:grow/>
+                    </m:dPr>
+                    <m:e>
+                      <m:r>
+                        <m:t>ϕ</m:t>
+                      </m:r>
+                    </m:e>
+                  </m:d>
+                </m:sup>
+              </m:sSup>
+            </m:num>
+            <m:den>
+              <m:sSup>
+                <m:e>
+                  <m:d>
+                    <m:dPr>
+                      <m:begChr m:val="("/>
+                      <m:sepChr m:val=""/>
+                      <m:endChr m:val=")"/>
+                      <m:grow/>
+                    </m:dPr>
+                    <m:e>
+                      <m:r>
+                        <m:t>1</m:t>
+                      </m:r>
+                      <m:r>
+                        <m:rPr>
+                          <m:sty m:val="p"/>
+                        </m:rPr>
+                        <m:t>−</m:t>
+                      </m:r>
+                      <m:r>
+                        <m:t>α</m:t>
+                      </m:r>
+                      <m:d>
+                        <m:dPr>
+                          <m:begChr m:val="("/>
+                          <m:sepChr m:val=""/>
+                          <m:endChr m:val=")"/>
+                          <m:grow/>
+                        </m:dPr>
+                        <m:e>
+                          <m:r>
+                            <m:t>ϕ</m:t>
+                          </m:r>
+                        </m:e>
+                      </m:d>
+                    </m:e>
+                  </m:d>
+                </m:e>
+                <m:sup>
+                  <m:r>
+                    <m:t>1</m:t>
+                  </m:r>
+                  <m:r>
+                    <m:rPr>
+                      <m:sty m:val="p"/>
+                    </m:rPr>
+                    <m:t>−</m:t>
+                  </m:r>
+                  <m:r>
+                    <m:t>α</m:t>
+                  </m:r>
+                  <m:d>
+                    <m:dPr>
+                      <m:begChr m:val="("/>
+                      <m:sepChr m:val=""/>
+                      <m:endChr m:val=")"/>
+                      <m:grow/>
+                    </m:dPr>
+                    <m:e>
+                      <m:r>
+                        <m:t>ϕ</m:t>
+                      </m:r>
+                    </m:e>
+                  </m:d>
+                </m:sup>
+              </m:sSup>
+            </m:den>
+          </m:f>
+          <m:r>
+            <m:rPr>
+              <m:sty m:val="p"/>
+            </m:rPr>
+            <m:t>⋅</m:t>
+          </m:r>
+          <m:f>
+            <m:fPr>
+              <m:type m:val="bar"/>
+            </m:fPr>
+            <m:num>
+              <m:r>
+                <m:t>K</m:t>
+              </m:r>
+              <m:sSup>
+                <m:e>
+                  <m:d>
+                    <m:dPr>
+                      <m:begChr m:val="("/>
+                      <m:sepChr m:val=""/>
+                      <m:endChr m:val=")"/>
+                      <m:grow/>
+                    </m:dPr>
+                    <m:e>
+                      <m:r>
+                        <m:t>ϕ</m:t>
+                      </m:r>
+                    </m:e>
+                  </m:d>
+                </m:e>
+                <m:sup>
+                  <m:r>
+                    <m:t>α</m:t>
+                  </m:r>
+                  <m:d>
+                    <m:dPr>
+                      <m:begChr m:val="("/>
+                      <m:sepChr m:val=""/>
+                      <m:endChr m:val=")"/>
+                      <m:grow/>
+                    </m:dPr>
+                    <m:e>
+                      <m:r>
+                        <m:t>ϕ</m:t>
+                      </m:r>
+                    </m:e>
+                  </m:d>
+                </m:sup>
+              </m:sSup>
+              <m:sSup>
+                <m:e>
+                  <m:r>
+                    <m:t>η</m:t>
+                  </m:r>
+                </m:e>
+                <m:sup>
+                  <m:r>
+                    <m:t>α</m:t>
+                  </m:r>
+                  <m:d>
+                    <m:dPr>
+                      <m:begChr m:val="("/>
+                      <m:sepChr m:val=""/>
+                      <m:endChr m:val=")"/>
+                      <m:grow/>
+                    </m:dPr>
+                    <m:e>
+                      <m:r>
+                        <m:t>ϕ</m:t>
+                      </m:r>
+                    </m:e>
+                  </m:d>
+                </m:sup>
+              </m:sSup>
+            </m:num>
+            <m:den>
+              <m:r>
+                <m:t>α</m:t>
+              </m:r>
+              <m:sSup>
+                <m:e>
+                  <m:d>
+                    <m:dPr>
+                      <m:begChr m:val="("/>
+                      <m:sepChr m:val=""/>
+                      <m:endChr m:val=")"/>
+                      <m:grow/>
+                    </m:dPr>
+                    <m:e>
+                      <m:r>
+                        <m:t>ϕ</m:t>
+                      </m:r>
+                    </m:e>
+                  </m:d>
+                </m:e>
+                <m:sup>
+                  <m:r>
+                    <m:t>α</m:t>
+                  </m:r>
+                  <m:d>
+                    <m:dPr>
+                      <m:begChr m:val="("/>
+                      <m:sepChr m:val=""/>
+                      <m:endChr m:val=")"/>
+                      <m:grow/>
+                    </m:dPr>
+                    <m:e>
+                      <m:r>
+                        <m:t>ϕ</m:t>
+                      </m:r>
+                    </m:e>
+                  </m:d>
+                </m:sup>
+              </m:sSup>
+            </m:den>
+          </m:f>
+        </m:oMath>
+      </m:oMathPara>
+    </w:p>
+    <w:p>
+      <w:pPr>
+        <w:numPr>
+          <w:ilvl w:val="0"/>
+          <w:numId w:val="1048"/>
+        </w:numPr>
+      </w:pPr>
+      <w:r>
+        <w:rPr>
+          <w:b/>
+          <w:bCs/>
+        </w:rPr>
+        <w:t xml:space="preserve">Group the non-input terms together.</w:t>
+      </w:r>
+      <w:r>
+        <w:t xml:space="preserve"> </w:t>
+      </w:r>
+      <w:r>
+        <w:t xml:space="preserve">Let’s rearrange the equation to group all terms that are</w:t>
+      </w:r>
+      <w:r>
+        <w:t xml:space="preserve"> </w:t>
+      </w:r>
+      <w:r>
+        <w:rPr>
+          <w:i/>
+          <w:iCs/>
+        </w:rPr>
+        <w:t xml:space="preserve">not</w:t>
+      </w:r>
+      <w:r>
+        <w:t xml:space="preserve"> </w:t>
+      </w:r>
+      <m:oMath>
+        <m:r>
+          <m:t>L</m:t>
+        </m:r>
+        <m:d>
+          <m:dPr>
+            <m:begChr m:val="("/>
+            <m:sepChr m:val=""/>
+            <m:endChr m:val=")"/>
+            <m:grow/>
+          </m:dPr>
+          <m:e>
+            <m:r>
+              <m:t>ϕ</m:t>
+            </m:r>
+          </m:e>
+        </m:d>
+      </m:oMath>
+      <w:r>
+        <w:t xml:space="preserve"> </w:t>
+      </w:r>
+      <w:r>
+        <w:t xml:space="preserve">or</w:t>
+      </w:r>
+      <w:r>
+        <w:t xml:space="preserve"> </w:t>
+      </w:r>
+      <m:oMath>
+        <m:r>
+          <m:t>K</m:t>
+        </m:r>
+        <m:d>
+          <m:dPr>
+            <m:begChr m:val="("/>
+            <m:sepChr m:val=""/>
+            <m:endChr m:val=")"/>
+            <m:grow/>
+          </m:dPr>
+          <m:e>
+            <m:r>
+              <m:t>ϕ</m:t>
+            </m:r>
+          </m:e>
+        </m:d>
+      </m:oMath>
+      <w:r>
+        <w:t xml:space="preserve"> </w:t>
+      </w:r>
+      <w:r>
+        <w:t xml:space="preserve">at the beginning. These terms constitute the productivity parameter.</w:t>
+      </w:r>
+    </w:p>
+    <w:p>
+      <w:pPr>
+        <w:pStyle w:val="BodyText"/>
+      </w:pPr>
+      <m:oMathPara>
+        <m:oMathParaPr>
+          <m:jc m:val="center"/>
+        </m:oMathParaPr>
+        <m:oMath>
+          <m:r>
+            <m:t>Y</m:t>
+          </m:r>
+          <m:d>
+            <m:dPr>
+              <m:begChr m:val="("/>
+              <m:sepChr m:val=""/>
+              <m:endChr m:val=")"/>
+              <m:grow/>
+            </m:dPr>
+            <m:e>
+              <m:r>
+                <m:t>ϕ</m:t>
+              </m:r>
+            </m:e>
+          </m:d>
+          <m:r>
+            <m:rPr>
+              <m:sty m:val="p"/>
+            </m:rPr>
+            <m:t>=</m:t>
+          </m:r>
+          <m:d>
+            <m:dPr>
+              <m:begChr m:val="["/>
+              <m:sepChr m:val=""/>
+              <m:endChr m:val="]"/>
+              <m:grow/>
+            </m:dPr>
+            <m:e>
+              <m:f>
+                <m:fPr>
+                  <m:type m:val="bar"/>
+                </m:fPr>
+                <m:num>
+                  <m:r>
+                    <m:t>1</m:t>
+                  </m:r>
+                </m:num>
+                <m:den>
+                  <m:sSup>
+                    <m:e>
+                      <m:d>
+                        <m:dPr>
+                          <m:begChr m:val="("/>
+                          <m:sepChr m:val=""/>
+                          <m:endChr m:val=")"/>
+                          <m:grow/>
+                        </m:dPr>
+                        <m:e>
+                          <m:r>
+                            <m:t>1</m:t>
+                          </m:r>
+                          <m:r>
+                            <m:rPr>
+                              <m:sty m:val="p"/>
+                            </m:rPr>
+                            <m:t>−</m:t>
+                          </m:r>
+                          <m:r>
+                            <m:t>α</m:t>
+                          </m:r>
+                          <m:d>
+                            <m:dPr>
+                              <m:begChr m:val="("/>
+                              <m:sepChr m:val=""/>
+                              <m:endChr m:val=")"/>
+                              <m:grow/>
+                            </m:dPr>
+                            <m:e>
+                              <m:r>
+                                <m:t>ϕ</m:t>
+                              </m:r>
+                            </m:e>
+                          </m:d>
+                        </m:e>
+                      </m:d>
+                    </m:e>
+                    <m:sup>
+                      <m:r>
+                        <m:t>1</m:t>
+                      </m:r>
+                      <m:r>
+                        <m:rPr>
+                          <m:sty m:val="p"/>
+                        </m:rPr>
+                        <m:t>−</m:t>
+                      </m:r>
+                      <m:r>
+                        <m:t>α</m:t>
+                      </m:r>
+                      <m:d>
+                        <m:dPr>
+                          <m:begChr m:val="("/>
+                          <m:sepChr m:val=""/>
+                          <m:endChr m:val=")"/>
+                          <m:grow/>
+                        </m:dPr>
+                        <m:e>
+                          <m:r>
+                            <m:t>ϕ</m:t>
+                          </m:r>
+                        </m:e>
+                      </m:d>
+                    </m:sup>
+                  </m:sSup>
+                </m:den>
+              </m:f>
+              <m:r>
+                <m:rPr>
+                  <m:sty m:val="p"/>
+                </m:rPr>
+                <m:t>⋅</m:t>
+              </m:r>
+              <m:f>
+                <m:fPr>
+                  <m:type m:val="bar"/>
+                </m:fPr>
+                <m:num>
+                  <m:sSup>
+                    <m:e>
+                      <m:r>
+                        <m:t>η</m:t>
+                      </m:r>
+                    </m:e>
+                    <m:sup>
+                      <m:r>
+                        <m:t>α</m:t>
+                      </m:r>
+                      <m:d>
+                        <m:dPr>
+                          <m:begChr m:val="("/>
+                          <m:sepChr m:val=""/>
+                          <m:endChr m:val=")"/>
+                          <m:grow/>
+                        </m:dPr>
+                        <m:e>
+                          <m:r>
+                            <m:t>ϕ</m:t>
+                          </m:r>
+                        </m:e>
+                      </m:d>
+                    </m:sup>
+                  </m:sSup>
+                </m:num>
+                <m:den>
+                  <m:r>
+                    <m:t>α</m:t>
+                  </m:r>
+                  <m:sSup>
+                    <m:e>
+                      <m:d>
+                        <m:dPr>
+                          <m:begChr m:val="("/>
+                          <m:sepChr m:val=""/>
+                          <m:endChr m:val=")"/>
+                          <m:grow/>
+                        </m:dPr>
+                        <m:e>
+                          <m:r>
+                            <m:t>ϕ</m:t>
+                          </m:r>
+                        </m:e>
+                      </m:d>
+                    </m:e>
+                    <m:sup>
+                      <m:r>
+                        <m:t>α</m:t>
+                      </m:r>
+                      <m:d>
+                        <m:dPr>
+                          <m:begChr m:val="("/>
+                          <m:sepChr m:val=""/>
+                          <m:endChr m:val=")"/>
+                          <m:grow/>
+                        </m:dPr>
+                        <m:e>
+                          <m:r>
+                            <m:t>ϕ</m:t>
+                          </m:r>
+                        </m:e>
+                      </m:d>
+                    </m:sup>
+                  </m:sSup>
+                </m:den>
+              </m:f>
+            </m:e>
+          </m:d>
+          <m:r>
+            <m:rPr>
+              <m:sty m:val="p"/>
+            </m:rPr>
+            <m:t>⋅</m:t>
+          </m:r>
+          <m:r>
+            <m:t>L</m:t>
+          </m:r>
+          <m:sSup>
+            <m:e>
+              <m:d>
+                <m:dPr>
+                  <m:begChr m:val="("/>
+                  <m:sepChr m:val=""/>
+                  <m:endChr m:val=")"/>
+                  <m:grow/>
+                </m:dPr>
+                <m:e>
+                  <m:r>
+                    <m:t>ϕ</m:t>
+                  </m:r>
+                </m:e>
+              </m:d>
+            </m:e>
+            <m:sup>
+              <m:r>
+                <m:t>1</m:t>
+              </m:r>
+              <m:r>
+                <m:rPr>
+                  <m:sty m:val="p"/>
+                </m:rPr>
+                <m:t>−</m:t>
+              </m:r>
+              <m:r>
+                <m:t>α</m:t>
+              </m:r>
+              <m:d>
+                <m:dPr>
+                  <m:begChr m:val="("/>
+                  <m:sepChr m:val=""/>
+                  <m:endChr m:val=")"/>
+                  <m:grow/>
+                </m:dPr>
+                <m:e>
+                  <m:r>
+                    <m:t>ϕ</m:t>
+                  </m:r>
+                </m:e>
+              </m:d>
+            </m:sup>
+          </m:sSup>
+          <m:r>
+            <m:t>K</m:t>
+          </m:r>
+          <m:sSup>
+            <m:e>
+              <m:d>
+                <m:dPr>
+                  <m:begChr m:val="("/>
+                  <m:sepChr m:val=""/>
+                  <m:endChr m:val=")"/>
+                  <m:grow/>
+                </m:dPr>
+                <m:e>
+                  <m:r>
+                    <m:t>ϕ</m:t>
+                  </m:r>
+                </m:e>
+              </m:d>
+            </m:e>
+            <m:sup>
+              <m:r>
+                <m:t>α</m:t>
+              </m:r>
+              <m:d>
+                <m:dPr>
+                  <m:begChr m:val="("/>
+                  <m:sepChr m:val=""/>
+                  <m:endChr m:val=")"/>
+                  <m:grow/>
+                </m:dPr>
+                <m:e>
+                  <m:r>
+                    <m:t>ϕ</m:t>
+                  </m:r>
+                </m:e>
+              </m:d>
+            </m:sup>
+          </m:sSup>
+        </m:oMath>
+      </m:oMathPara>
+    </w:p>
+    <w:p>
+      <w:pPr>
+        <w:numPr>
+          <w:ilvl w:val="0"/>
+          <w:numId w:val="1048"/>
+        </w:numPr>
+      </w:pPr>
+      <w:r>
+        <w:rPr>
+          <w:b/>
+          <w:bCs/>
+        </w:rPr>
+        <w:t xml:space="preserve">Re-combine the grouped terms to match the paper’s definition of A(φ).</w:t>
+      </w:r>
+      <w:r>
+        <w:t xml:space="preserve"> </w:t>
+      </w:r>
+      <w:r>
+        <w:t xml:space="preserve">The term in the brackets can be written more cleanly by grouping the bases that share the same exponent. This makes the structure clearer.</w:t>
+      </w:r>
+    </w:p>
+    <w:p>
+      <w:pPr>
+        <w:pStyle w:val="BodyText"/>
+      </w:pPr>
+      <m:oMathPara>
+        <m:oMathParaPr>
+          <m:jc m:val="center"/>
+        </m:oMathParaPr>
+        <m:oMath>
+          <m:r>
+            <m:t>Y</m:t>
+          </m:r>
+          <m:d>
+            <m:dPr>
+              <m:begChr m:val="("/>
+              <m:sepChr m:val=""/>
+              <m:endChr m:val=")"/>
+              <m:grow/>
+            </m:dPr>
+            <m:e>
+              <m:r>
+                <m:t>ϕ</m:t>
+              </m:r>
+            </m:e>
+          </m:d>
+          <m:r>
+            <m:rPr>
+              <m:sty m:val="p"/>
+            </m:rPr>
+            <m:t>=</m:t>
+          </m:r>
+          <m:d>
+            <m:dPr>
+              <m:begChr m:val="["/>
+              <m:sepChr m:val=""/>
+              <m:endChr m:val="]"/>
+              <m:grow/>
+            </m:dPr>
+            <m:e>
+              <m:sSup>
+                <m:e>
+                  <m:d>
+                    <m:dPr>
+                      <m:begChr m:val="("/>
+                      <m:sepChr m:val=""/>
+                      <m:endChr m:val=")"/>
+                      <m:grow/>
+                    </m:dPr>
+                    <m:e>
+                      <m:f>
+                        <m:fPr>
+                          <m:type m:val="bar"/>
+                        </m:fPr>
+                        <m:num>
+                          <m:r>
+                            <m:t>1</m:t>
+                          </m:r>
+                        </m:num>
+                        <m:den>
+                          <m:r>
+                            <m:t>1</m:t>
+                          </m:r>
+                          <m:r>
+                            <m:rPr>
+                              <m:sty m:val="p"/>
+                            </m:rPr>
+                            <m:t>−</m:t>
+                          </m:r>
+                          <m:r>
+                            <m:t>α</m:t>
+                          </m:r>
+                          <m:d>
+                            <m:dPr>
+                              <m:begChr m:val="("/>
+                              <m:sepChr m:val=""/>
+                              <m:endChr m:val=")"/>
+                              <m:grow/>
+                            </m:dPr>
+                            <m:e>
+                              <m:r>
+                                <m:t>ϕ</m:t>
+                              </m:r>
+                            </m:e>
+                          </m:d>
+                        </m:den>
+                      </m:f>
+                    </m:e>
+                  </m:d>
+                </m:e>
+                <m:sup>
+                  <m:r>
+                    <m:t>1</m:t>
+                  </m:r>
+                  <m:r>
+                    <m:rPr>
+                      <m:sty m:val="p"/>
+                    </m:rPr>
+                    <m:t>−</m:t>
+                  </m:r>
+                  <m:r>
+                    <m:t>α</m:t>
+                  </m:r>
+                  <m:d>
+                    <m:dPr>
+                      <m:begChr m:val="("/>
+                      <m:sepChr m:val=""/>
+                      <m:endChr m:val=")"/>
+                      <m:grow/>
+                    </m:dPr>
+                    <m:e>
+                      <m:r>
+                        <m:t>ϕ</m:t>
+                      </m:r>
+                    </m:e>
+                  </m:d>
+                </m:sup>
+              </m:sSup>
+              <m:r>
+                <m:rPr>
+                  <m:sty m:val="p"/>
+                </m:rPr>
+                <m:t>⋅</m:t>
+              </m:r>
+              <m:sSup>
+                <m:e>
+                  <m:d>
+                    <m:dPr>
+                      <m:begChr m:val="("/>
+                      <m:sepChr m:val=""/>
+                      <m:endChr m:val=")"/>
+                      <m:grow/>
+                    </m:dPr>
+                    <m:e>
+                      <m:f>
+                        <m:fPr>
+                          <m:type m:val="bar"/>
+                        </m:fPr>
+                        <m:num>
+                          <m:r>
+                            <m:t>η</m:t>
+                          </m:r>
+                        </m:num>
+                        <m:den>
+                          <m:r>
+                            <m:t>α</m:t>
+                          </m:r>
+                          <m:d>
+                            <m:dPr>
+                              <m:begChr m:val="("/>
+                              <m:sepChr m:val=""/>
+                              <m:endChr m:val=")"/>
+                              <m:grow/>
+                            </m:dPr>
+                            <m:e>
+                              <m:r>
+                                <m:t>ϕ</m:t>
+                              </m:r>
+                            </m:e>
+                          </m:d>
+                        </m:den>
+                      </m:f>
+                    </m:e>
+                  </m:d>
+                </m:e>
+                <m:sup>
+                  <m:r>
+                    <m:t>α</m:t>
+                  </m:r>
+                  <m:d>
+                    <m:dPr>
+                      <m:begChr m:val="("/>
+                      <m:sepChr m:val=""/>
+                      <m:endChr m:val=")"/>
+                      <m:grow/>
+                    </m:dPr>
+                    <m:e>
+                      <m:r>
+                        <m:t>ϕ</m:t>
+                      </m:r>
+                    </m:e>
+                  </m:d>
+                </m:sup>
+              </m:sSup>
+            </m:e>
+          </m:d>
+          <m:r>
+            <m:rPr>
+              <m:sty m:val="p"/>
+            </m:rPr>
+            <m:t>⋅</m:t>
+          </m:r>
+          <m:r>
+            <m:t>L</m:t>
+          </m:r>
+          <m:sSup>
+            <m:e>
+              <m:d>
+                <m:dPr>
+                  <m:begChr m:val="("/>
+                  <m:sepChr m:val=""/>
+                  <m:endChr m:val=")"/>
+                  <m:grow/>
+                </m:dPr>
+                <m:e>
+                  <m:r>
+                    <m:t>ϕ</m:t>
+                  </m:r>
+                </m:e>
+              </m:d>
+            </m:e>
+            <m:sup>
+              <m:r>
+                <m:t>1</m:t>
+              </m:r>
+              <m:r>
+                <m:rPr>
+                  <m:sty m:val="p"/>
+                </m:rPr>
+                <m:t>−</m:t>
+              </m:r>
+              <m:r>
+                <m:t>α</m:t>
+              </m:r>
+              <m:d>
+                <m:dPr>
+                  <m:begChr m:val="("/>
+                  <m:sepChr m:val=""/>
+                  <m:endChr m:val=")"/>
+                  <m:grow/>
+                </m:dPr>
+                <m:e>
+                  <m:r>
+                    <m:t>ϕ</m:t>
+                  </m:r>
+                </m:e>
+              </m:d>
+            </m:sup>
+          </m:sSup>
+          <m:r>
+            <m:t>K</m:t>
+          </m:r>
+          <m:sSup>
+            <m:e>
+              <m:d>
+                <m:dPr>
+                  <m:begChr m:val="("/>
+                  <m:sepChr m:val=""/>
+                  <m:endChr m:val=")"/>
+                  <m:grow/>
+                </m:dPr>
+                <m:e>
+                  <m:r>
+                    <m:t>ϕ</m:t>
+                  </m:r>
+                </m:e>
+              </m:d>
+            </m:e>
+            <m:sup>
+              <m:r>
+                <m:t>α</m:t>
+              </m:r>
+              <m:d>
+                <m:dPr>
+                  <m:begChr m:val="("/>
+                  <m:sepChr m:val=""/>
+                  <m:endChr m:val=")"/>
+                  <m:grow/>
+                </m:dPr>
+                <m:e>
+                  <m:r>
+                    <m:t>ϕ</m:t>
+                  </m:r>
+                </m:e>
+              </m:d>
+            </m:sup>
+          </m:sSup>
+        </m:oMath>
+      </m:oMathPara>
+    </w:p>
+    <w:p>
+      <w:pPr>
+        <w:numPr>
+          <w:ilvl w:val="0"/>
+          <w:numId w:val="1048"/>
+        </w:numPr>
+      </w:pPr>
+      <w:r>
+        <w:rPr>
+          <w:b/>
+          <w:bCs/>
+        </w:rPr>
+        <w:t xml:space="preserve">Define the Total Factor Productivity (TFP) term,</w:t>
+      </w:r>
+      <w:r>
+        <w:rPr>
+          <w:b/>
+          <w:bCs/>
+        </w:rPr>
+        <w:t xml:space="preserve"> </w:t>
+      </w:r>
+      <w:r>
+        <w:rPr>
+          <w:rStyle w:val="VerbatimChar"/>
+          <w:b/>
+          <w:bCs/>
+        </w:rPr>
+        <w:t xml:space="preserve">A(φ)</w:t>
+      </w:r>
+      <w:r>
+        <w:rPr>
+          <w:b/>
+          <w:bCs/>
+        </w:rPr>
+        <w:t xml:space="preserve">.</w:t>
+      </w:r>
+      <w:r>
+        <w:t xml:space="preserve"> </w:t>
+      </w:r>
+      <w:r>
+        <w:t xml:space="preserve">We can now see that the entire expression inside the large brackets is the occupation-specific TFP,</w:t>
+      </w:r>
+      <w:r>
+        <w:t xml:space="preserve"> </w:t>
+      </w:r>
+      <w:r>
+        <w:rPr>
+          <w:rStyle w:val="VerbatimChar"/>
+        </w:rPr>
+        <w:t xml:space="preserve">A(φ)</w:t>
+      </w:r>
+      <w:r>
+        <w:t xml:space="preserve">. It captures the efficiency of production for a given occupation</w:t>
+      </w:r>
+      <w:r>
+        <w:t xml:space="preserve"> </w:t>
+      </w:r>
+      <w:r>
+        <w:rPr>
+          <w:rStyle w:val="VerbatimChar"/>
+        </w:rPr>
+        <w:t xml:space="preserve">φ</w:t>
+      </w:r>
+      <w:r>
+        <w:t xml:space="preserve">, which depends on the capital share</w:t>
+      </w:r>
+      <w:r>
+        <w:t xml:space="preserve"> </w:t>
+      </w:r>
+      <w:r>
+        <w:rPr>
+          <w:rStyle w:val="VerbatimChar"/>
+        </w:rPr>
+        <w:t xml:space="preserve">α(φ)</w:t>
+      </w:r>
+      <w:r>
+        <w:t xml:space="preserve"> </w:t>
+      </w:r>
+      <w:r>
+        <w:t xml:space="preserve">and the productivity of capital</w:t>
+      </w:r>
+      <w:r>
+        <w:t xml:space="preserve"> </w:t>
+      </w:r>
+      <w:r>
+        <w:rPr>
+          <w:rStyle w:val="VerbatimChar"/>
+        </w:rPr>
+        <w:t xml:space="preserve">η</w:t>
+      </w:r>
+      <w:r>
+        <w:t xml:space="preserve">.</w:t>
+      </w:r>
+    </w:p>
+    <w:p>
+      <w:pPr>
+        <w:pStyle w:val="BodyText"/>
+      </w:pPr>
+      <m:oMathPara>
+        <m:oMathParaPr>
+          <m:jc m:val="center"/>
+        </m:oMathParaPr>
+        <m:oMath>
+          <m:r>
+            <m:t>A</m:t>
+          </m:r>
+          <m:d>
+            <m:dPr>
+              <m:begChr m:val="("/>
+              <m:sepChr m:val=""/>
+              <m:endChr m:val=")"/>
+              <m:grow/>
+            </m:dPr>
+            <m:e>
+              <m:r>
+                <m:t>ϕ</m:t>
+              </m:r>
+            </m:e>
+          </m:d>
+          <m:box>
+            <m:boxPr>
+              <m:opEmu m:val="on"/>
+            </m:boxPr>
+            <m:e>
+              <m:r>
+                <m:rPr>
+                  <m:sty m:val="p"/>
+                </m:rPr>
+                <m:t>:=</m:t>
+              </m:r>
+            </m:e>
+          </m:box>
+          <m:sSup>
+            <m:e>
+              <m:d>
+                <m:dPr>
+                  <m:begChr m:val="("/>
+                  <m:sepChr m:val=""/>
+                  <m:endChr m:val=")"/>
+                  <m:grow/>
+                </m:dPr>
+                <m:e>
+                  <m:f>
+                    <m:fPr>
+                      <m:type m:val="bar"/>
+                    </m:fPr>
+                    <m:num>
+                      <m:r>
+                        <m:t>1</m:t>
+                      </m:r>
+                    </m:num>
+                    <m:den>
+                      <m:r>
+                        <m:t>1</m:t>
+                      </m:r>
+                      <m:r>
+                        <m:rPr>
+                          <m:sty m:val="p"/>
+                        </m:rPr>
+                        <m:t>−</m:t>
+                      </m:r>
+                      <m:r>
+                        <m:t>α</m:t>
+                      </m:r>
+                      <m:d>
+                        <m:dPr>
+                          <m:begChr m:val="("/>
+                          <m:sepChr m:val=""/>
+                          <m:endChr m:val=")"/>
+                          <m:grow/>
+                        </m:dPr>
+                        <m:e>
+                          <m:r>
+                            <m:t>ϕ</m:t>
+                          </m:r>
+                        </m:e>
+                      </m:d>
+                    </m:den>
+                  </m:f>
+                </m:e>
+              </m:d>
+            </m:e>
+            <m:sup>
+              <m:r>
+                <m:t>1</m:t>
+              </m:r>
+              <m:r>
+                <m:rPr>
+                  <m:sty m:val="p"/>
+                </m:rPr>
+                <m:t>−</m:t>
+              </m:r>
+              <m:r>
+                <m:t>α</m:t>
+              </m:r>
+              <m:d>
+                <m:dPr>
+                  <m:begChr m:val="("/>
+                  <m:sepChr m:val=""/>
+                  <m:endChr m:val=")"/>
+                  <m:grow/>
+                </m:dPr>
+                <m:e>
+                  <m:r>
+                    <m:t>ϕ</m:t>
+                  </m:r>
+                </m:e>
+              </m:d>
+            </m:sup>
+          </m:sSup>
+          <m:r>
+            <m:rPr>
+              <m:sty m:val="p"/>
+            </m:rPr>
+            <m:t>⋅</m:t>
+          </m:r>
+          <m:sSup>
+            <m:e>
+              <m:d>
+                <m:dPr>
+                  <m:begChr m:val="("/>
+                  <m:sepChr m:val=""/>
+                  <m:endChr m:val=")"/>
+                  <m:grow/>
+                </m:dPr>
+                <m:e>
+                  <m:f>
+                    <m:fPr>
+                      <m:type m:val="bar"/>
+                    </m:fPr>
+                    <m:num>
+                      <m:r>
+                        <m:t>η</m:t>
+                      </m:r>
+                    </m:num>
+                    <m:den>
+                      <m:r>
+                        <m:t>α</m:t>
+                      </m:r>
+                      <m:d>
+                        <m:dPr>
+                          <m:begChr m:val="("/>
+                          <m:sepChr m:val=""/>
+                          <m:endChr m:val=")"/>
+                          <m:grow/>
+                        </m:dPr>
+                        <m:e>
+                          <m:r>
+                            <m:t>ϕ</m:t>
+                          </m:r>
+                        </m:e>
+                      </m:d>
+                    </m:den>
+                  </m:f>
+                </m:e>
+              </m:d>
+            </m:e>
+            <m:sup>
+              <m:r>
+                <m:t>α</m:t>
+              </m:r>
+              <m:d>
+                <m:dPr>
+                  <m:begChr m:val="("/>
+                  <m:sepChr m:val=""/>
+                  <m:endChr m:val=")"/>
+                  <m:grow/>
+                </m:dPr>
+                <m:e>
+                  <m:r>
+                    <m:t>ϕ</m:t>
+                  </m:r>
+                </m:e>
+              </m:d>
+            </m:sup>
+          </m:sSup>
+        </m:oMath>
+      </m:oMathPara>
+    </w:p>
+    <w:p>
+      <w:pPr>
+        <w:numPr>
+          <w:ilvl w:val="0"/>
+          <w:numId w:val="1048"/>
+        </w:numPr>
+      </w:pPr>
+      <w:r>
+        <w:rPr>
+          <w:b/>
+          <w:bCs/>
+        </w:rPr>
+        <w:t xml:space="preserve">Substitute</w:t>
+      </w:r>
+      <w:r>
+        <w:rPr>
+          <w:b/>
+          <w:bCs/>
+        </w:rPr>
+        <w:t xml:space="preserve"> </w:t>
+      </w:r>
+      <w:r>
+        <w:rPr>
+          <w:rStyle w:val="VerbatimChar"/>
+          <w:b/>
+          <w:bCs/>
+        </w:rPr>
+        <w:t xml:space="preserve">A(φ)</w:t>
+      </w:r>
+      <w:r>
+        <w:rPr>
+          <w:b/>
+          <w:bCs/>
+        </w:rPr>
+        <w:t xml:space="preserve"> </w:t>
+      </w:r>
+      <w:r>
+        <w:rPr>
+          <w:b/>
+          <w:bCs/>
+        </w:rPr>
+        <w:t xml:space="preserve">back into the main equation.</w:t>
+      </w:r>
+      <w:r>
+        <w:t xml:space="preserve"> </w:t>
+      </w:r>
+      <w:r>
+        <w:t xml:space="preserve">By replacing the complex bracketed term with the simpler</w:t>
+      </w:r>
+      <w:r>
+        <w:t xml:space="preserve"> </w:t>
+      </w:r>
+      <w:r>
+        <w:rPr>
+          <w:rStyle w:val="VerbatimChar"/>
+        </w:rPr>
+        <w:t xml:space="preserve">A(φ)</w:t>
+      </w:r>
+      <w:r>
+        <w:t xml:space="preserve">, we arrive at the final, compact Cobb-Douglas form.</w:t>
+      </w:r>
+    </w:p>
+    <w:p>
+      <w:pPr>
+        <w:pStyle w:val="BodyText"/>
+      </w:pPr>
+      <m:oMathPara>
+        <m:oMathParaPr>
+          <m:jc m:val="center"/>
+        </m:oMathParaPr>
+        <m:oMath>
+          <m:r>
+            <m:t>Y</m:t>
+          </m:r>
+          <m:d>
+            <m:dPr>
+              <m:begChr m:val="("/>
+              <m:sepChr m:val=""/>
+              <m:endChr m:val=")"/>
+              <m:grow/>
+            </m:dPr>
+            <m:e>
+              <m:r>
+                <m:t>ϕ</m:t>
+              </m:r>
+            </m:e>
+          </m:d>
+          <m:r>
+            <m:rPr>
+              <m:sty m:val="p"/>
+            </m:rPr>
+            <m:t>=</m:t>
+          </m:r>
+          <m:r>
+            <m:t>A</m:t>
+          </m:r>
+          <m:d>
+            <m:dPr>
+              <m:begChr m:val="("/>
+              <m:sepChr m:val=""/>
+              <m:endChr m:val=")"/>
+              <m:grow/>
+            </m:dPr>
+            <m:e>
+              <m:r>
+                <m:t>ϕ</m:t>
+              </m:r>
+            </m:e>
+          </m:d>
+          <m:r>
+            <m:t>L</m:t>
+          </m:r>
+          <m:sSup>
+            <m:e>
+              <m:d>
+                <m:dPr>
+                  <m:begChr m:val="("/>
+                  <m:sepChr m:val=""/>
+                  <m:endChr m:val=")"/>
+                  <m:grow/>
+                </m:dPr>
+                <m:e>
+                  <m:r>
+                    <m:t>ϕ</m:t>
+                  </m:r>
+                </m:e>
+              </m:d>
+            </m:e>
+            <m:sup>
+              <m:r>
+                <m:t>1</m:t>
+              </m:r>
+              <m:r>
+                <m:rPr>
+                  <m:sty m:val="p"/>
+                </m:rPr>
+                <m:t>−</m:t>
+              </m:r>
+              <m:r>
+                <m:t>α</m:t>
+              </m:r>
+              <m:d>
+                <m:dPr>
+                  <m:begChr m:val="("/>
+                  <m:sepChr m:val=""/>
+                  <m:endChr m:val=")"/>
+                  <m:grow/>
+                </m:dPr>
+                <m:e>
+                  <m:r>
+                    <m:t>ϕ</m:t>
+                  </m:r>
+                </m:e>
+              </m:d>
+            </m:sup>
+          </m:sSup>
+          <m:r>
+            <m:t>K</m:t>
+          </m:r>
+          <m:sSup>
+            <m:e>
+              <m:d>
+                <m:dPr>
+                  <m:begChr m:val="("/>
+                  <m:sepChr m:val=""/>
+                  <m:endChr m:val=")"/>
+                  <m:grow/>
+                </m:dPr>
+                <m:e>
+                  <m:r>
+                    <m:t>ϕ</m:t>
+                  </m:r>
+                </m:e>
+              </m:d>
+            </m:e>
+            <m:sup>
+              <m:r>
+                <m:t>α</m:t>
+              </m:r>
+              <m:d>
+                <m:dPr>
+                  <m:begChr m:val="("/>
+                  <m:sepChr m:val=""/>
+                  <m:endChr m:val=")"/>
+                  <m:grow/>
+                </m:dPr>
+                <m:e>
+                  <m:r>
+                    <m:t>ϕ</m:t>
+                  </m:r>
+                </m:e>
+              </m:d>
+            </m:sup>
+          </m:sSup>
+        </m:oMath>
+      </m:oMathPara>
+    </w:p>
+    <w:p>
+      <w:pPr>
+        <w:pStyle w:val="FirstParagraph"/>
+      </w:pPr>
+      <w:r>
+        <w:t xml:space="preserve">This completes the derivation. We have successfully shown that the linear aggregation of worker-level outputs, under the model’s assumptions, results in a standard Cobb-Douglas production function at the occupation level.</w:t>
+      </w:r>
+    </w:p>
+    <w:bookmarkStart w:id="86" w:name="refs"/>
+    <w:bookmarkStart w:id="77" w:name="ref-AutorThompson2025"/>
     <w:p>
       <w:pPr>
         <w:pStyle w:val="Bibliography"/>
@@ -4221,7 +9390,7 @@
       <w:r>
         <w:t xml:space="preserve"> </w:t>
       </w:r>
-      <w:hyperlink r:id="rId72">
+      <w:hyperlink r:id="rId76">
         <w:r>
           <w:rPr>
             <w:rStyle w:val="Hyperlink"/>
@@ -4233,8 +9402,8 @@
         <w:t xml:space="preserve">.</w:t>
       </w:r>
     </w:p>
-    <w:bookmarkEnd w:id="73"/>
-    <w:bookmarkStart w:id="75" w:name="ref-BorusyakJaravelSpiess2024"/>
+    <w:bookmarkEnd w:id="77"/>
+    <w:bookmarkStart w:id="79" w:name="ref-BorusyakJaravelSpiess2024"/>
     <w:p>
       <w:pPr>
         <w:pStyle w:val="Bibliography"/>
@@ -4267,7 +9436,7 @@
       <w:r>
         <w:t xml:space="preserve"> </w:t>
       </w:r>
-      <w:hyperlink r:id="rId74">
+      <w:hyperlink r:id="rId78">
         <w:r>
           <w:rPr>
             <w:rStyle w:val="Hyperlink"/>
@@ -4279,8 +9448,8 @@
         <w:t xml:space="preserve">.</w:t>
       </w:r>
     </w:p>
-    <w:bookmarkEnd w:id="75"/>
-    <w:bookmarkStart w:id="77" w:name="ref-CallawaySantAnna2021"/>
+    <w:bookmarkEnd w:id="79"/>
+    <w:bookmarkStart w:id="81" w:name="ref-CallawaySantAnna2021"/>
     <w:p>
       <w:pPr>
         <w:pStyle w:val="Bibliography"/>
@@ -4310,7 +9479,7 @@
       <w:r>
         <w:t xml:space="preserve">225 (2): 200–230. https://doi.org/</w:t>
       </w:r>
-      <w:hyperlink r:id="rId76">
+      <w:hyperlink r:id="rId80">
         <w:r>
           <w:rPr>
             <w:rStyle w:val="Hyperlink"/>
@@ -4322,8 +9491,8 @@
         <w:t xml:space="preserve">.</w:t>
       </w:r>
     </w:p>
-    <w:bookmarkEnd w:id="77"/>
-    <w:bookmarkStart w:id="79" w:name="ref-dCDH2020"/>
+    <w:bookmarkEnd w:id="81"/>
+    <w:bookmarkStart w:id="83" w:name="ref-dCDH2020"/>
     <w:p>
       <w:pPr>
         <w:pStyle w:val="Bibliography"/>
@@ -4356,7 +9525,7 @@
       <w:r>
         <w:t xml:space="preserve"> </w:t>
       </w:r>
-      <w:hyperlink r:id="rId78">
+      <w:hyperlink r:id="rId82">
         <w:r>
           <w:rPr>
             <w:rStyle w:val="Hyperlink"/>
@@ -4368,8 +9537,8 @@
         <w:t xml:space="preserve">.</w:t>
       </w:r>
     </w:p>
-    <w:bookmarkEnd w:id="79"/>
-    <w:bookmarkStart w:id="81" w:name="ref-SunAbraham2021"/>
+    <w:bookmarkEnd w:id="83"/>
+    <w:bookmarkStart w:id="85" w:name="ref-SunAbraham2021"/>
     <w:p>
       <w:pPr>
         <w:pStyle w:val="Bibliography"/>
@@ -4399,7 +9568,7 @@
       <w:r>
         <w:t xml:space="preserve">225 (2): 175–99. https://doi.org/</w:t>
       </w:r>
-      <w:hyperlink r:id="rId80">
+      <w:hyperlink r:id="rId84">
         <w:r>
           <w:rPr>
             <w:rStyle w:val="Hyperlink"/>
@@ -4411,9 +9580,11 @@
         <w:t xml:space="preserve">.</w:t>
       </w:r>
     </w:p>
-    <w:bookmarkEnd w:id="81"/>
-    <w:bookmarkEnd w:id="82"/>
-    <w:bookmarkEnd w:id="83"/>
+    <w:bookmarkEnd w:id="85"/>
+    <w:bookmarkEnd w:id="86"/>
+    <w:bookmarkEnd w:id="87"/>
+    <w:bookmarkEnd w:id="88"/>
+    <w:bookmarkEnd w:id="89"/>
     <w:sectPr>
       <w:footnotePr>
         <w:numRestart w:val="eachSect"/>
@@ -5529,6 +10700,96 @@
   </w:num>
   <w:num w:numId="1045">
     <w:abstractNumId w:val="991"/>
+  </w:num>
+  <w:num w:numId="1046">
+    <w:abstractNumId w:val="99411"/>
+    <w:lvlOverride w:ilvl="0">
+      <w:startOverride w:val="1"/>
+    </w:lvlOverride>
+    <w:lvlOverride w:ilvl="1">
+      <w:startOverride w:val="1"/>
+    </w:lvlOverride>
+    <w:lvlOverride w:ilvl="2">
+      <w:startOverride w:val="1"/>
+    </w:lvlOverride>
+    <w:lvlOverride w:ilvl="3">
+      <w:startOverride w:val="1"/>
+    </w:lvlOverride>
+    <w:lvlOverride w:ilvl="4">
+      <w:startOverride w:val="1"/>
+    </w:lvlOverride>
+    <w:lvlOverride w:ilvl="5">
+      <w:startOverride w:val="1"/>
+    </w:lvlOverride>
+    <w:lvlOverride w:ilvl="6">
+      <w:startOverride w:val="1"/>
+    </w:lvlOverride>
+    <w:lvlOverride w:ilvl="7">
+      <w:startOverride w:val="1"/>
+    </w:lvlOverride>
+    <w:lvlOverride w:ilvl="8">
+      <w:startOverride w:val="1"/>
+    </w:lvlOverride>
+  </w:num>
+  <w:num w:numId="1047">
+    <w:abstractNumId w:val="99411"/>
+    <w:lvlOverride w:ilvl="0">
+      <w:startOverride w:val="1"/>
+    </w:lvlOverride>
+    <w:lvlOverride w:ilvl="1">
+      <w:startOverride w:val="1"/>
+    </w:lvlOverride>
+    <w:lvlOverride w:ilvl="2">
+      <w:startOverride w:val="1"/>
+    </w:lvlOverride>
+    <w:lvlOverride w:ilvl="3">
+      <w:startOverride w:val="1"/>
+    </w:lvlOverride>
+    <w:lvlOverride w:ilvl="4">
+      <w:startOverride w:val="1"/>
+    </w:lvlOverride>
+    <w:lvlOverride w:ilvl="5">
+      <w:startOverride w:val="1"/>
+    </w:lvlOverride>
+    <w:lvlOverride w:ilvl="6">
+      <w:startOverride w:val="1"/>
+    </w:lvlOverride>
+    <w:lvlOverride w:ilvl="7">
+      <w:startOverride w:val="1"/>
+    </w:lvlOverride>
+    <w:lvlOverride w:ilvl="8">
+      <w:startOverride w:val="1"/>
+    </w:lvlOverride>
+  </w:num>
+  <w:num w:numId="1048">
+    <w:abstractNumId w:val="99411"/>
+    <w:lvlOverride w:ilvl="0">
+      <w:startOverride w:val="1"/>
+    </w:lvlOverride>
+    <w:lvlOverride w:ilvl="1">
+      <w:startOverride w:val="1"/>
+    </w:lvlOverride>
+    <w:lvlOverride w:ilvl="2">
+      <w:startOverride w:val="1"/>
+    </w:lvlOverride>
+    <w:lvlOverride w:ilvl="3">
+      <w:startOverride w:val="1"/>
+    </w:lvlOverride>
+    <w:lvlOverride w:ilvl="4">
+      <w:startOverride w:val="1"/>
+    </w:lvlOverride>
+    <w:lvlOverride w:ilvl="5">
+      <w:startOverride w:val="1"/>
+    </w:lvlOverride>
+    <w:lvlOverride w:ilvl="6">
+      <w:startOverride w:val="1"/>
+    </w:lvlOverride>
+    <w:lvlOverride w:ilvl="7">
+      <w:startOverride w:val="1"/>
+    </w:lvlOverride>
+    <w:lvlOverride w:ilvl="8">
+      <w:startOverride w:val="1"/>
+    </w:lvlOverride>
   </w:num>
 </w:numbering>
 </file>

--- a/posts/BrynjolfssonLiRaymond/BrynjolfssonLiRaymond2025.docx
+++ b/posts/BrynjolfssonLiRaymond/BrynjolfssonLiRaymond2025.docx
@@ -42,7 +42,7 @@
         <w:pStyle w:val="Date"/>
       </w:pPr>
       <w:r>
-        <w:t xml:space="preserve">August 22, 2025, 18:08 +0900</w:t>
+        <w:t xml:space="preserve">September 02, 2025, 12:09 +0900</w:t>
       </w:r>
     </w:p>
     <w:p>
@@ -54,7 +54,7 @@
           <w:rPr>
             <w:rStyle w:val="Hyperlink"/>
           </w:rPr>
-          <w:t xml:space="preserve">doi.org/10.1086/734780</w:t>
+          <w:t xml:space="preserve">doi.org/10.1093/qje/qjae044</w:t>
         </w:r>
       </w:hyperlink>
     </w:p>
@@ -170,6 +170,18 @@
         </w:numPr>
       </w:pPr>
       <w:r>
+        <w:t xml:space="preserve">Summary: AI chatbots increased the productivity of low skilled workers, but not of high skilled workers, in one-on-one, text-based services</w:t>
+      </w:r>
+    </w:p>
+    <w:p>
+      <w:pPr>
+        <w:pStyle w:val="Compact"/>
+        <w:numPr>
+          <w:ilvl w:val="0"/>
+          <w:numId w:val="1001"/>
+        </w:numPr>
+      </w:pPr>
+      <w:r>
         <w:t xml:space="preserve">Context: Software customer service chat agents←AI assistance</w:t>
       </w:r>
     </w:p>
@@ -1968,7 +1980,13 @@
         </w:numPr>
       </w:pPr>
       <w:r>
-        <w:t xml:space="preserve">AI Firm provides the generative AI assistance and data for research</w:t>
+        <w:t xml:space="preserve">“AI Firm”</w:t>
+      </w:r>
+      <w:r>
+        <w:t xml:space="preserve"> </w:t>
+      </w:r>
+      <w:r>
+        <w:t xml:space="preserve">provides the generative AI assistance and data for research</w:t>
       </w:r>
     </w:p>
     <w:p>
@@ -3779,7 +3797,7 @@
       </w:r>
     </w:p>
     <w:bookmarkEnd w:id="71"/>
-    <w:bookmarkStart w:id="89" w:name="感想"/>
+    <w:bookmarkStart w:id="83" w:name="感想"/>
     <w:p>
       <w:pPr>
         <w:pStyle w:val="Heading2"/>
@@ -3854,7 +3872,7 @@
         <w:rPr>
           <w:rFonts w:hint="eastAsia"/>
         </w:rPr>
-        <w:t xml:space="preserve">格差縮小(?)…ではないかも</w:t>
+        <w:t xml:space="preserve">格差縮小(?)…ではないかも、賃金データ無いので分からない</w:t>
       </w:r>
     </w:p>
     <w:p>
@@ -3917,7 +3935,7 @@
         <w:rPr>
           <w:rFonts w:hint="eastAsia"/>
         </w:rPr>
-        <w:t xml:space="preserve">AIが高技能労働者を駆逐すると、環境が変わったときに成功事例を開拓して学習材料を人がいなくなる</w:t>
+        <w:t xml:space="preserve">AIが高技能労働者を駆逐すると、環境が変わったときに成功事例を開拓して学習材料を提供できる人がいなくなる</w:t>
       </w:r>
     </w:p>
     <w:p>
@@ -4187,4034 +4205,20 @@
         <w:t xml:space="preserve">では優秀な経営者のみAIの利潤効果が正、それ以外は負</w:t>
       </w:r>
     </w:p>
-    <w:bookmarkStart w:id="88" w:name="X09fca260dcefe65bd95d3c325f6e61951b1cc5a"/>
-    <w:p>
-      <w:pPr>
-        <w:pStyle w:val="Heading3"/>
-      </w:pPr>
-      <w:r>
-        <w:t xml:space="preserve">Derivation of the Occupation-Level Production Function</w:t>
-      </w:r>
-    </w:p>
-    <w:p>
-      <w:pPr>
-        <w:pStyle w:val="FirstParagraph"/>
-      </w:pPr>
-      <w:r>
-        <w:t xml:space="preserve">This document explains why</w:t>
+    <w:bookmarkStart w:id="82" w:name="refs"/>
+    <w:bookmarkStart w:id="73" w:name="ref-AutorThompson2025"/>
+    <w:p>
+      <w:pPr>
+        <w:pStyle w:val="Bibliography"/>
+      </w:pPr>
+      <w:r>
+        <w:t xml:space="preserve">Autor, David, and Neil Thompson. 2025.</w:t>
       </w:r>
       <w:r>
         <w:t xml:space="preserve"> </w:t>
       </w:r>
       <w:r>
-        <w:t xml:space="preserve">“linear aggregation ensures that the Cobb–Douglas form reemerges at the occupation level”</w:t>
-      </w:r>
-      <w:r>
-        <w:t xml:space="preserve"> </w:t>
-      </w:r>
-      <w:r>
-        <w:t xml:space="preserve">by deriving the occupation-level production function from the worker-level function, step by step.</w:t>
-      </w:r>
-    </w:p>
-    <w:bookmarkStart w:id="72" w:name="X41c8aee4f0d9749b57ac4240533795abf454dcd"/>
-    <w:p>
-      <w:pPr>
-        <w:pStyle w:val="Heading4"/>
-      </w:pPr>
-      <w:r>
-        <w:rPr>
-          <w:b/>
-          <w:bCs/>
-        </w:rPr>
-        <w:t xml:space="preserve">The Building Blocks (Equations and Assumptions)</w:t>
-      </w:r>
-    </w:p>
-    <w:p>
-      <w:pPr>
-        <w:numPr>
-          <w:ilvl w:val="0"/>
-          <w:numId w:val="1046"/>
-        </w:numPr>
-      </w:pPr>
-      <w:r>
-        <w:rPr>
-          <w:b/>
-          <w:bCs/>
-        </w:rPr>
-        <w:t xml:space="preserve">Worker-level output (Equation 5):</w:t>
-      </w:r>
-      <w:r>
-        <w:t xml:space="preserve"> </w:t>
-      </w:r>
-      <w:r>
-        <w:t xml:space="preserve">This is the output produced by a single worker</w:t>
-      </w:r>
-      <w:r>
-        <w:t xml:space="preserve"> </w:t>
-      </w:r>
-      <m:oMath>
-        <m:r>
-          <m:t>i</m:t>
-        </m:r>
-      </m:oMath>
-      <w:r>
-        <w:t xml:space="preserve"> </w:t>
-      </w:r>
-      <w:r>
-        <w:t xml:space="preserve">who is given</w:t>
-      </w:r>
-      <w:r>
-        <w:t xml:space="preserve"> </w:t>
-      </w:r>
-      <m:oMath>
-        <m:sSub>
-          <m:e>
-            <m:r>
-              <m:t>k</m:t>
-            </m:r>
-          </m:e>
-          <m:sub>
-            <m:r>
-              <m:t>i</m:t>
-            </m:r>
-          </m:sub>
-        </m:sSub>
-      </m:oMath>
-      <w:r>
-        <w:t xml:space="preserve"> </w:t>
-      </w:r>
-      <w:r>
-        <w:t xml:space="preserve">units of capital.</w:t>
-      </w:r>
-    </w:p>
-    <w:p>
-      <w:pPr>
-        <w:pStyle w:val="BodyText"/>
-      </w:pPr>
-      <m:oMathPara>
-        <m:oMathParaPr>
-          <m:jc m:val="center"/>
-        </m:oMathParaPr>
-        <m:oMath>
-          <m:sSub>
-            <m:e>
-              <m:r>
-                <m:t>y</m:t>
-              </m:r>
-            </m:e>
-            <m:sub>
-              <m:r>
-                <m:t>i</m:t>
-              </m:r>
-            </m:sub>
-          </m:sSub>
-          <m:d>
-            <m:dPr>
-              <m:begChr m:val="("/>
-              <m:sepChr m:val=""/>
-              <m:endChr m:val=")"/>
-              <m:grow/>
-            </m:dPr>
-            <m:e>
-              <m:r>
-                <m:t>ϕ</m:t>
-              </m:r>
-            </m:e>
-          </m:d>
-          <m:r>
-            <m:rPr>
-              <m:sty m:val="p"/>
-            </m:rPr>
-            <m:t>=</m:t>
-          </m:r>
-          <m:sSup>
-            <m:e>
-              <m:d>
-                <m:dPr>
-                  <m:begChr m:val="("/>
-                  <m:sepChr m:val=""/>
-                  <m:endChr m:val=")"/>
-                  <m:grow/>
-                </m:dPr>
-                <m:e>
-                  <m:f>
-                    <m:fPr>
-                      <m:type m:val="bar"/>
-                    </m:fPr>
-                    <m:num>
-                      <m:r>
-                        <m:t>1</m:t>
-                      </m:r>
-                    </m:num>
-                    <m:den>
-                      <m:r>
-                        <m:t>1</m:t>
-                      </m:r>
-                      <m:r>
-                        <m:rPr>
-                          <m:sty m:val="p"/>
-                        </m:rPr>
-                        <m:t>−</m:t>
-                      </m:r>
-                      <m:r>
-                        <m:t>α</m:t>
-                      </m:r>
-                      <m:d>
-                        <m:dPr>
-                          <m:begChr m:val="("/>
-                          <m:sepChr m:val=""/>
-                          <m:endChr m:val=")"/>
-                          <m:grow/>
-                        </m:dPr>
-                        <m:e>
-                          <m:r>
-                            <m:t>ϕ</m:t>
-                          </m:r>
-                        </m:e>
-                      </m:d>
-                    </m:den>
-                  </m:f>
-                </m:e>
-              </m:d>
-            </m:e>
-            <m:sup>
-              <m:r>
-                <m:t>1</m:t>
-              </m:r>
-              <m:r>
-                <m:rPr>
-                  <m:sty m:val="p"/>
-                </m:rPr>
-                <m:t>−</m:t>
-              </m:r>
-              <m:r>
-                <m:t>α</m:t>
-              </m:r>
-              <m:d>
-                <m:dPr>
-                  <m:begChr m:val="("/>
-                  <m:sepChr m:val=""/>
-                  <m:endChr m:val=")"/>
-                  <m:grow/>
-                </m:dPr>
-                <m:e>
-                  <m:r>
-                    <m:t>ϕ</m:t>
-                  </m:r>
-                </m:e>
-              </m:d>
-            </m:sup>
-          </m:sSup>
-          <m:r>
-            <m:rPr>
-              <m:sty m:val="p"/>
-            </m:rPr>
-            <m:t>⋅</m:t>
-          </m:r>
-          <m:sSup>
-            <m:e>
-              <m:d>
-                <m:dPr>
-                  <m:begChr m:val="("/>
-                  <m:sepChr m:val=""/>
-                  <m:endChr m:val=")"/>
-                  <m:grow/>
-                </m:dPr>
-                <m:e>
-                  <m:f>
-                    <m:fPr>
-                      <m:type m:val="bar"/>
-                    </m:fPr>
-                    <m:num>
-                      <m:sSub>
-                        <m:e>
-                          <m:r>
-                            <m:t>k</m:t>
-                          </m:r>
-                        </m:e>
-                        <m:sub>
-                          <m:r>
-                            <m:t>i</m:t>
-                          </m:r>
-                        </m:sub>
-                      </m:sSub>
-                      <m:r>
-                        <m:rPr>
-                          <m:sty m:val="p"/>
-                        </m:rPr>
-                        <m:t>⋅</m:t>
-                      </m:r>
-                      <m:r>
-                        <m:t>η</m:t>
-                      </m:r>
-                    </m:num>
-                    <m:den>
-                      <m:r>
-                        <m:t>α</m:t>
-                      </m:r>
-                      <m:d>
-                        <m:dPr>
-                          <m:begChr m:val="("/>
-                          <m:sepChr m:val=""/>
-                          <m:endChr m:val=")"/>
-                          <m:grow/>
-                        </m:dPr>
-                        <m:e>
-                          <m:r>
-                            <m:t>ϕ</m:t>
-                          </m:r>
-                        </m:e>
-                      </m:d>
-                    </m:den>
-                  </m:f>
-                </m:e>
-              </m:d>
-            </m:e>
-            <m:sup>
-              <m:r>
-                <m:t>α</m:t>
-              </m:r>
-              <m:d>
-                <m:dPr>
-                  <m:begChr m:val="("/>
-                  <m:sepChr m:val=""/>
-                  <m:endChr m:val=")"/>
-                  <m:grow/>
-                </m:dPr>
-                <m:e>
-                  <m:r>
-                    <m:t>ϕ</m:t>
-                  </m:r>
-                </m:e>
-              </m:d>
-            </m:sup>
-          </m:sSup>
-        </m:oMath>
-      </m:oMathPara>
-    </w:p>
-    <w:p>
-      <w:pPr>
-        <w:numPr>
-          <w:ilvl w:val="0"/>
-          <w:numId w:val="1046"/>
-        </w:numPr>
-      </w:pPr>
-      <w:r>
-        <w:rPr>
-          <w:b/>
-          <w:bCs/>
-        </w:rPr>
-        <w:t xml:space="preserve">Aggregation Rule:</w:t>
-      </w:r>
-      <w:r>
-        <w:t xml:space="preserve"> </w:t>
-      </w:r>
-      <w:r>
-        <w:t xml:space="preserve">The total output of the occupation,</w:t>
-      </w:r>
-      <w:r>
-        <w:t xml:space="preserve"> </w:t>
-      </w:r>
-      <m:oMath>
-        <m:r>
-          <m:t>Y</m:t>
-        </m:r>
-        <m:d>
-          <m:dPr>
-            <m:begChr m:val="("/>
-            <m:sepChr m:val=""/>
-            <m:endChr m:val=")"/>
-            <m:grow/>
-          </m:dPr>
-          <m:e>
-            <m:r>
-              <m:t>ϕ</m:t>
-            </m:r>
-          </m:e>
-        </m:d>
-      </m:oMath>
-      <w:r>
-        <w:t xml:space="preserve">, is the linear sum (integral) of the outputs of all</w:t>
-      </w:r>
-      <w:r>
-        <w:t xml:space="preserve"> </w:t>
-      </w:r>
-      <m:oMath>
-        <m:r>
-          <m:t>L</m:t>
-        </m:r>
-        <m:d>
-          <m:dPr>
-            <m:begChr m:val="("/>
-            <m:sepChr m:val=""/>
-            <m:endChr m:val=")"/>
-            <m:grow/>
-          </m:dPr>
-          <m:e>
-            <m:r>
-              <m:t>ϕ</m:t>
-            </m:r>
-          </m:e>
-        </m:d>
-      </m:oMath>
-      <w:r>
-        <w:t xml:space="preserve"> </w:t>
-      </w:r>
-      <w:r>
-        <w:t xml:space="preserve">individual workers employed in that occupation.</w:t>
-      </w:r>
-    </w:p>
-    <w:p>
-      <w:pPr>
-        <w:pStyle w:val="BodyText"/>
-      </w:pPr>
-      <m:oMathPara>
-        <m:oMathParaPr>
-          <m:jc m:val="center"/>
-        </m:oMathParaPr>
-        <m:oMath>
-          <m:r>
-            <m:t>Y</m:t>
-          </m:r>
-          <m:d>
-            <m:dPr>
-              <m:begChr m:val="("/>
-              <m:sepChr m:val=""/>
-              <m:endChr m:val=")"/>
-              <m:grow/>
-            </m:dPr>
-            <m:e>
-              <m:r>
-                <m:t>ϕ</m:t>
-              </m:r>
-            </m:e>
-          </m:d>
-          <m:r>
-            <m:rPr>
-              <m:sty m:val="p"/>
-            </m:rPr>
-            <m:t>=</m:t>
-          </m:r>
-          <m:nary>
-            <m:naryPr>
-              <m:chr m:val="∫"/>
-              <m:limLoc m:val="subSup"/>
-              <m:subHide m:val="off"/>
-              <m:supHide m:val="on"/>
-            </m:naryPr>
-            <m:sub>
-              <m:r>
-                <m:t>i</m:t>
-              </m:r>
-              <m:r>
-                <m:rPr>
-                  <m:sty m:val="p"/>
-                </m:rPr>
-                <m:t>∈</m:t>
-              </m:r>
-              <m:sSup>
-                <m:e>
-                  <m:r>
-                    <m:t>o</m:t>
-                  </m:r>
-                </m:e>
-                <m:sup>
-                  <m:r>
-                    <m:rPr>
-                      <m:sty m:val="p"/>
-                    </m:rPr>
-                    <m:t>−</m:t>
-                  </m:r>
-                  <m:r>
-                    <m:t>1</m:t>
-                  </m:r>
-                </m:sup>
-              </m:sSup>
-              <m:d>
-                <m:dPr>
-                  <m:begChr m:val="("/>
-                  <m:sepChr m:val=""/>
-                  <m:endChr m:val=")"/>
-                  <m:grow/>
-                </m:dPr>
-                <m:e>
-                  <m:r>
-                    <m:t>ϕ</m:t>
-                  </m:r>
-                </m:e>
-              </m:d>
-            </m:sub>
-            <m:sup>
-              <m:r>
-                <m:t>​</m:t>
-              </m:r>
-            </m:sup>
-            <m:e>
-              <m:sSub>
-                <m:e>
-                  <m:r>
-                    <m:t>y</m:t>
-                  </m:r>
-                </m:e>
-                <m:sub>
-                  <m:r>
-                    <m:t>i</m:t>
-                  </m:r>
-                </m:sub>
-              </m:sSub>
-            </m:e>
-          </m:nary>
-          <m:d>
-            <m:dPr>
-              <m:begChr m:val="("/>
-              <m:sepChr m:val=""/>
-              <m:endChr m:val=")"/>
-              <m:grow/>
-            </m:dPr>
-            <m:e>
-              <m:r>
-                <m:t>ϕ</m:t>
-              </m:r>
-            </m:e>
-          </m:d>
-          <m:r>
-            <m:t>d</m:t>
-          </m:r>
-          <m:r>
-            <m:t>μ</m:t>
-          </m:r>
-        </m:oMath>
-      </m:oMathPara>
-    </w:p>
-    <w:p>
-      <w:pPr>
-        <w:numPr>
-          <w:ilvl w:val="0"/>
-          <w:numId w:val="1046"/>
-        </w:numPr>
-      </w:pPr>
-      <w:r>
-        <w:rPr>
-          <w:b/>
-          <w:bCs/>
-        </w:rPr>
-        <w:t xml:space="preserve">Optimal Capital Allocation:</w:t>
-      </w:r>
-      <w:r>
-        <w:t xml:space="preserve"> </w:t>
-      </w:r>
-      <w:r>
-        <w:t xml:space="preserve">To maximize total output, the total capital for the occupation,</w:t>
-      </w:r>
-      <w:r>
-        <w:t xml:space="preserve"> </w:t>
-      </w:r>
-      <m:oMath>
-        <m:r>
-          <m:t>K</m:t>
-        </m:r>
-        <m:d>
-          <m:dPr>
-            <m:begChr m:val="("/>
-            <m:sepChr m:val=""/>
-            <m:endChr m:val=")"/>
-            <m:grow/>
-          </m:dPr>
-          <m:e>
-            <m:r>
-              <m:t>ϕ</m:t>
-            </m:r>
-          </m:e>
-        </m:d>
-      </m:oMath>
-      <w:r>
-        <w:t xml:space="preserve">, is distributed uniformly among all</w:t>
-      </w:r>
-      <w:r>
-        <w:t xml:space="preserve"> </w:t>
-      </w:r>
-      <m:oMath>
-        <m:r>
-          <m:t>L</m:t>
-        </m:r>
-        <m:d>
-          <m:dPr>
-            <m:begChr m:val="("/>
-            <m:sepChr m:val=""/>
-            <m:endChr m:val=")"/>
-            <m:grow/>
-          </m:dPr>
-          <m:e>
-            <m:r>
-              <m:t>ϕ</m:t>
-            </m:r>
-          </m:e>
-        </m:d>
-      </m:oMath>
-      <w:r>
-        <w:t xml:space="preserve"> </w:t>
-      </w:r>
-      <w:r>
-        <w:t xml:space="preserve">workers.</w:t>
-      </w:r>
-    </w:p>
-    <w:p>
-      <w:pPr>
-        <w:pStyle w:val="BodyText"/>
-      </w:pPr>
-      <m:oMathPara>
-        <m:oMathParaPr>
-          <m:jc m:val="center"/>
-        </m:oMathParaPr>
-        <m:oMath>
-          <m:sSub>
-            <m:e>
-              <m:r>
-                <m:t>k</m:t>
-              </m:r>
-            </m:e>
-            <m:sub>
-              <m:r>
-                <m:t>i</m:t>
-              </m:r>
-            </m:sub>
-          </m:sSub>
-          <m:r>
-            <m:rPr>
-              <m:sty m:val="p"/>
-            </m:rPr>
-            <m:t>=</m:t>
-          </m:r>
-          <m:f>
-            <m:fPr>
-              <m:type m:val="bar"/>
-            </m:fPr>
-            <m:num>
-              <m:r>
-                <m:t>K</m:t>
-              </m:r>
-              <m:d>
-                <m:dPr>
-                  <m:begChr m:val="("/>
-                  <m:sepChr m:val=""/>
-                  <m:endChr m:val=")"/>
-                  <m:grow/>
-                </m:dPr>
-                <m:e>
-                  <m:r>
-                    <m:t>ϕ</m:t>
-                  </m:r>
-                </m:e>
-              </m:d>
-            </m:num>
-            <m:den>
-              <m:r>
-                <m:t>L</m:t>
-              </m:r>
-              <m:d>
-                <m:dPr>
-                  <m:begChr m:val="("/>
-                  <m:sepChr m:val=""/>
-                  <m:endChr m:val=")"/>
-                  <m:grow/>
-                </m:dPr>
-                <m:e>
-                  <m:r>
-                    <m:t>ϕ</m:t>
-                  </m:r>
-                </m:e>
-              </m:d>
-            </m:den>
-          </m:f>
-        </m:oMath>
-      </m:oMathPara>
-    </w:p>
-    <w:bookmarkEnd w:id="72"/>
-    <w:bookmarkStart w:id="73" w:name="step-by-step-derivation"/>
-    <w:p>
-      <w:pPr>
-        <w:pStyle w:val="Heading4"/>
-      </w:pPr>
-      <w:r>
-        <w:rPr>
-          <w:b/>
-          <w:bCs/>
-        </w:rPr>
-        <w:t xml:space="preserve">Step-by-Step Derivation</w:t>
-      </w:r>
-    </w:p>
-    <w:p>
-      <w:pPr>
-        <w:numPr>
-          <w:ilvl w:val="0"/>
-          <w:numId w:val="1047"/>
-        </w:numPr>
-      </w:pPr>
-      <w:r>
-        <w:rPr>
-          <w:b/>
-          <w:bCs/>
-        </w:rPr>
-        <w:t xml:space="preserve">Start with the aggregation rule.</w:t>
-      </w:r>
-    </w:p>
-    <w:p>
-      <w:pPr>
-        <w:pStyle w:val="BodyText"/>
-      </w:pPr>
-      <m:oMathPara>
-        <m:oMathParaPr>
-          <m:jc m:val="center"/>
-        </m:oMathParaPr>
-        <m:oMath>
-          <m:r>
-            <m:t>Y</m:t>
-          </m:r>
-          <m:d>
-            <m:dPr>
-              <m:begChr m:val="("/>
-              <m:sepChr m:val=""/>
-              <m:endChr m:val=")"/>
-              <m:grow/>
-            </m:dPr>
-            <m:e>
-              <m:r>
-                <m:t>ϕ</m:t>
-              </m:r>
-            </m:e>
-          </m:d>
-          <m:r>
-            <m:rPr>
-              <m:sty m:val="p"/>
-            </m:rPr>
-            <m:t>=</m:t>
-          </m:r>
-          <m:nary>
-            <m:naryPr>
-              <m:chr m:val="∫"/>
-              <m:limLoc m:val="subSup"/>
-              <m:subHide m:val="off"/>
-              <m:supHide m:val="on"/>
-            </m:naryPr>
-            <m:sub>
-              <m:r>
-                <m:t>i</m:t>
-              </m:r>
-              <m:r>
-                <m:rPr>
-                  <m:sty m:val="p"/>
-                </m:rPr>
-                <m:t>∈</m:t>
-              </m:r>
-              <m:sSup>
-                <m:e>
-                  <m:r>
-                    <m:t>o</m:t>
-                  </m:r>
-                </m:e>
-                <m:sup>
-                  <m:r>
-                    <m:rPr>
-                      <m:sty m:val="p"/>
-                    </m:rPr>
-                    <m:t>−</m:t>
-                  </m:r>
-                  <m:r>
-                    <m:t>1</m:t>
-                  </m:r>
-                </m:sup>
-              </m:sSup>
-              <m:d>
-                <m:dPr>
-                  <m:begChr m:val="("/>
-                  <m:sepChr m:val=""/>
-                  <m:endChr m:val=")"/>
-                  <m:grow/>
-                </m:dPr>
-                <m:e>
-                  <m:r>
-                    <m:t>ϕ</m:t>
-                  </m:r>
-                </m:e>
-              </m:d>
-            </m:sub>
-            <m:sup>
-              <m:r>
-                <m:t>​</m:t>
-              </m:r>
-            </m:sup>
-            <m:e>
-              <m:sSub>
-                <m:e>
-                  <m:r>
-                    <m:t>y</m:t>
-                  </m:r>
-                </m:e>
-                <m:sub>
-                  <m:r>
-                    <m:t>i</m:t>
-                  </m:r>
-                </m:sub>
-              </m:sSub>
-            </m:e>
-          </m:nary>
-          <m:d>
-            <m:dPr>
-              <m:begChr m:val="("/>
-              <m:sepChr m:val=""/>
-              <m:endChr m:val=")"/>
-              <m:grow/>
-            </m:dPr>
-            <m:e>
-              <m:r>
-                <m:t>ϕ</m:t>
-              </m:r>
-            </m:e>
-          </m:d>
-          <m:r>
-            <m:t>d</m:t>
-          </m:r>
-          <m:r>
-            <m:t>μ</m:t>
-          </m:r>
-        </m:oMath>
-      </m:oMathPara>
-    </w:p>
-    <w:p>
-      <w:pPr>
-        <w:numPr>
-          <w:ilvl w:val="0"/>
-          <w:numId w:val="1047"/>
-        </w:numPr>
-      </w:pPr>
-      <w:r>
-        <w:rPr>
-          <w:b/>
-          <w:bCs/>
-        </w:rPr>
-        <w:t xml:space="preserve">Substitute the worker-level production function into the integral.</w:t>
-      </w:r>
-    </w:p>
-    <w:p>
-      <w:pPr>
-        <w:pStyle w:val="BodyText"/>
-      </w:pPr>
-      <m:oMathPara>
-        <m:oMathParaPr>
-          <m:jc m:val="center"/>
-        </m:oMathParaPr>
-        <m:oMath>
-          <m:r>
-            <m:t>Y</m:t>
-          </m:r>
-          <m:d>
-            <m:dPr>
-              <m:begChr m:val="("/>
-              <m:sepChr m:val=""/>
-              <m:endChr m:val=")"/>
-              <m:grow/>
-            </m:dPr>
-            <m:e>
-              <m:r>
-                <m:t>ϕ</m:t>
-              </m:r>
-            </m:e>
-          </m:d>
-          <m:r>
-            <m:rPr>
-              <m:sty m:val="p"/>
-            </m:rPr>
-            <m:t>=</m:t>
-          </m:r>
-          <m:nary>
-            <m:naryPr>
-              <m:chr m:val="∫"/>
-              <m:limLoc m:val="subSup"/>
-              <m:subHide m:val="off"/>
-              <m:supHide m:val="on"/>
-            </m:naryPr>
-            <m:sub>
-              <m:r>
-                <m:t>i</m:t>
-              </m:r>
-              <m:r>
-                <m:rPr>
-                  <m:sty m:val="p"/>
-                </m:rPr>
-                <m:t>∈</m:t>
-              </m:r>
-              <m:sSup>
-                <m:e>
-                  <m:r>
-                    <m:t>o</m:t>
-                  </m:r>
-                </m:e>
-                <m:sup>
-                  <m:r>
-                    <m:rPr>
-                      <m:sty m:val="p"/>
-                    </m:rPr>
-                    <m:t>−</m:t>
-                  </m:r>
-                  <m:r>
-                    <m:t>1</m:t>
-                  </m:r>
-                </m:sup>
-              </m:sSup>
-              <m:d>
-                <m:dPr>
-                  <m:begChr m:val="("/>
-                  <m:sepChr m:val=""/>
-                  <m:endChr m:val=")"/>
-                  <m:grow/>
-                </m:dPr>
-                <m:e>
-                  <m:r>
-                    <m:t>ϕ</m:t>
-                  </m:r>
-                </m:e>
-              </m:d>
-            </m:sub>
-            <m:sup>
-              <m:r>
-                <m:t>​</m:t>
-              </m:r>
-            </m:sup>
-            <m:e>
-              <m:d>
-                <m:dPr>
-                  <m:begChr m:val="["/>
-                  <m:sepChr m:val=""/>
-                  <m:endChr m:val="]"/>
-                  <m:grow/>
-                </m:dPr>
-                <m:e>
-                  <m:sSup>
-                    <m:e>
-                      <m:d>
-                        <m:dPr>
-                          <m:begChr m:val="("/>
-                          <m:sepChr m:val=""/>
-                          <m:endChr m:val=")"/>
-                          <m:grow/>
-                        </m:dPr>
-                        <m:e>
-                          <m:f>
-                            <m:fPr>
-                              <m:type m:val="bar"/>
-                            </m:fPr>
-                            <m:num>
-                              <m:r>
-                                <m:t>1</m:t>
-                              </m:r>
-                            </m:num>
-                            <m:den>
-                              <m:r>
-                                <m:t>1</m:t>
-                              </m:r>
-                              <m:r>
-                                <m:rPr>
-                                  <m:sty m:val="p"/>
-                                </m:rPr>
-                                <m:t>−</m:t>
-                              </m:r>
-                              <m:r>
-                                <m:t>α</m:t>
-                              </m:r>
-                              <m:d>
-                                <m:dPr>
-                                  <m:begChr m:val="("/>
-                                  <m:sepChr m:val=""/>
-                                  <m:endChr m:val=")"/>
-                                  <m:grow/>
-                                </m:dPr>
-                                <m:e>
-                                  <m:r>
-                                    <m:t>ϕ</m:t>
-                                  </m:r>
-                                </m:e>
-                              </m:d>
-                            </m:den>
-                          </m:f>
-                        </m:e>
-                      </m:d>
-                    </m:e>
-                    <m:sup>
-                      <m:r>
-                        <m:t>1</m:t>
-                      </m:r>
-                      <m:r>
-                        <m:rPr>
-                          <m:sty m:val="p"/>
-                        </m:rPr>
-                        <m:t>−</m:t>
-                      </m:r>
-                      <m:r>
-                        <m:t>α</m:t>
-                      </m:r>
-                      <m:d>
-                        <m:dPr>
-                          <m:begChr m:val="("/>
-                          <m:sepChr m:val=""/>
-                          <m:endChr m:val=")"/>
-                          <m:grow/>
-                        </m:dPr>
-                        <m:e>
-                          <m:r>
-                            <m:t>ϕ</m:t>
-                          </m:r>
-                        </m:e>
-                      </m:d>
-                    </m:sup>
-                  </m:sSup>
-                  <m:r>
-                    <m:rPr>
-                      <m:sty m:val="p"/>
-                    </m:rPr>
-                    <m:t>⋅</m:t>
-                  </m:r>
-                  <m:sSup>
-                    <m:e>
-                      <m:d>
-                        <m:dPr>
-                          <m:begChr m:val="("/>
-                          <m:sepChr m:val=""/>
-                          <m:endChr m:val=")"/>
-                          <m:grow/>
-                        </m:dPr>
-                        <m:e>
-                          <m:f>
-                            <m:fPr>
-                              <m:type m:val="bar"/>
-                            </m:fPr>
-                            <m:num>
-                              <m:sSub>
-                                <m:e>
-                                  <m:r>
-                                    <m:t>k</m:t>
-                                  </m:r>
-                                </m:e>
-                                <m:sub>
-                                  <m:r>
-                                    <m:t>i</m:t>
-                                  </m:r>
-                                </m:sub>
-                              </m:sSub>
-                              <m:r>
-                                <m:rPr>
-                                  <m:sty m:val="p"/>
-                                </m:rPr>
-                                <m:t>⋅</m:t>
-                              </m:r>
-                              <m:r>
-                                <m:t>η</m:t>
-                              </m:r>
-                            </m:num>
-                            <m:den>
-                              <m:r>
-                                <m:t>α</m:t>
-                              </m:r>
-                              <m:d>
-                                <m:dPr>
-                                  <m:begChr m:val="("/>
-                                  <m:sepChr m:val=""/>
-                                  <m:endChr m:val=")"/>
-                                  <m:grow/>
-                                </m:dPr>
-                                <m:e>
-                                  <m:r>
-                                    <m:t>ϕ</m:t>
-                                  </m:r>
-                                </m:e>
-                              </m:d>
-                            </m:den>
-                          </m:f>
-                        </m:e>
-                      </m:d>
-                    </m:e>
-                    <m:sup>
-                      <m:r>
-                        <m:t>α</m:t>
-                      </m:r>
-                      <m:d>
-                        <m:dPr>
-                          <m:begChr m:val="("/>
-                          <m:sepChr m:val=""/>
-                          <m:endChr m:val=")"/>
-                          <m:grow/>
-                        </m:dPr>
-                        <m:e>
-                          <m:r>
-                            <m:t>ϕ</m:t>
-                          </m:r>
-                        </m:e>
-                      </m:d>
-                    </m:sup>
-                  </m:sSup>
-                </m:e>
-              </m:d>
-            </m:e>
-          </m:nary>
-          <m:r>
-            <m:t>d</m:t>
-          </m:r>
-          <m:r>
-            <m:t>μ</m:t>
-          </m:r>
-        </m:oMath>
-      </m:oMathPara>
-    </w:p>
-    <w:p>
-      <w:pPr>
-        <w:numPr>
-          <w:ilvl w:val="0"/>
-          <w:numId w:val="1047"/>
-        </w:numPr>
-      </w:pPr>
-      <w:r>
-        <w:rPr>
-          <w:b/>
-          <w:bCs/>
-        </w:rPr>
-        <w:t xml:space="preserve">Substitute the optimal capital per worker,</w:t>
-      </w:r>
-      <w:r>
-        <w:rPr>
-          <w:b/>
-          <w:bCs/>
-        </w:rPr>
-        <w:t xml:space="preserve"> </w:t>
-      </w:r>
-      <m:oMath>
-        <m:sSub>
-          <m:e>
-            <m:r>
-              <m:t>k</m:t>
-            </m:r>
-          </m:e>
-          <m:sub>
-            <m:r>
-              <m:t>i</m:t>
-            </m:r>
-          </m:sub>
-        </m:sSub>
-      </m:oMath>
-      <w:r>
-        <w:rPr>
-          <w:b/>
-          <w:bCs/>
-        </w:rPr>
-        <w:t xml:space="preserve">.</w:t>
-      </w:r>
-    </w:p>
-    <w:p>
-      <w:pPr>
-        <w:pStyle w:val="BodyText"/>
-      </w:pPr>
-      <m:oMathPara>
-        <m:oMathParaPr>
-          <m:jc m:val="center"/>
-        </m:oMathParaPr>
-        <m:oMath>
-          <m:r>
-            <m:t>Y</m:t>
-          </m:r>
-          <m:d>
-            <m:dPr>
-              <m:begChr m:val="("/>
-              <m:sepChr m:val=""/>
-              <m:endChr m:val=")"/>
-              <m:grow/>
-            </m:dPr>
-            <m:e>
-              <m:r>
-                <m:t>ϕ</m:t>
-              </m:r>
-            </m:e>
-          </m:d>
-          <m:r>
-            <m:rPr>
-              <m:sty m:val="p"/>
-            </m:rPr>
-            <m:t>=</m:t>
-          </m:r>
-          <m:nary>
-            <m:naryPr>
-              <m:chr m:val="∫"/>
-              <m:limLoc m:val="subSup"/>
-              <m:subHide m:val="off"/>
-              <m:supHide m:val="on"/>
-            </m:naryPr>
-            <m:sub>
-              <m:r>
-                <m:t>i</m:t>
-              </m:r>
-              <m:r>
-                <m:rPr>
-                  <m:sty m:val="p"/>
-                </m:rPr>
-                <m:t>∈</m:t>
-              </m:r>
-              <m:sSup>
-                <m:e>
-                  <m:r>
-                    <m:t>o</m:t>
-                  </m:r>
-                </m:e>
-                <m:sup>
-                  <m:r>
-                    <m:rPr>
-                      <m:sty m:val="p"/>
-                    </m:rPr>
-                    <m:t>−</m:t>
-                  </m:r>
-                  <m:r>
-                    <m:t>1</m:t>
-                  </m:r>
-                </m:sup>
-              </m:sSup>
-              <m:d>
-                <m:dPr>
-                  <m:begChr m:val="("/>
-                  <m:sepChr m:val=""/>
-                  <m:endChr m:val=")"/>
-                  <m:grow/>
-                </m:dPr>
-                <m:e>
-                  <m:r>
-                    <m:t>ϕ</m:t>
-                  </m:r>
-                </m:e>
-              </m:d>
-            </m:sub>
-            <m:sup>
-              <m:r>
-                <m:t>​</m:t>
-              </m:r>
-            </m:sup>
-            <m:e>
-              <m:d>
-                <m:dPr>
-                  <m:begChr m:val="["/>
-                  <m:sepChr m:val=""/>
-                  <m:endChr m:val="]"/>
-                  <m:grow/>
-                </m:dPr>
-                <m:e>
-                  <m:sSup>
-                    <m:e>
-                      <m:d>
-                        <m:dPr>
-                          <m:begChr m:val="("/>
-                          <m:sepChr m:val=""/>
-                          <m:endChr m:val=")"/>
-                          <m:grow/>
-                        </m:dPr>
-                        <m:e>
-                          <m:f>
-                            <m:fPr>
-                              <m:type m:val="bar"/>
-                            </m:fPr>
-                            <m:num>
-                              <m:r>
-                                <m:t>1</m:t>
-                              </m:r>
-                            </m:num>
-                            <m:den>
-                              <m:r>
-                                <m:t>1</m:t>
-                              </m:r>
-                              <m:r>
-                                <m:rPr>
-                                  <m:sty m:val="p"/>
-                                </m:rPr>
-                                <m:t>−</m:t>
-                              </m:r>
-                              <m:r>
-                                <m:t>α</m:t>
-                              </m:r>
-                              <m:d>
-                                <m:dPr>
-                                  <m:begChr m:val="("/>
-                                  <m:sepChr m:val=""/>
-                                  <m:endChr m:val=")"/>
-                                  <m:grow/>
-                                </m:dPr>
-                                <m:e>
-                                  <m:r>
-                                    <m:t>ϕ</m:t>
-                                  </m:r>
-                                </m:e>
-                              </m:d>
-                            </m:den>
-                          </m:f>
-                        </m:e>
-                      </m:d>
-                    </m:e>
-                    <m:sup>
-                      <m:r>
-                        <m:t>1</m:t>
-                      </m:r>
-                      <m:r>
-                        <m:rPr>
-                          <m:sty m:val="p"/>
-                        </m:rPr>
-                        <m:t>−</m:t>
-                      </m:r>
-                      <m:r>
-                        <m:t>α</m:t>
-                      </m:r>
-                      <m:d>
-                        <m:dPr>
-                          <m:begChr m:val="("/>
-                          <m:sepChr m:val=""/>
-                          <m:endChr m:val=")"/>
-                          <m:grow/>
-                        </m:dPr>
-                        <m:e>
-                          <m:r>
-                            <m:t>ϕ</m:t>
-                          </m:r>
-                        </m:e>
-                      </m:d>
-                    </m:sup>
-                  </m:sSup>
-                  <m:r>
-                    <m:rPr>
-                      <m:sty m:val="p"/>
-                    </m:rPr>
-                    <m:t>⋅</m:t>
-                  </m:r>
-                  <m:sSup>
-                    <m:e>
-                      <m:d>
-                        <m:dPr>
-                          <m:begChr m:val="("/>
-                          <m:sepChr m:val=""/>
-                          <m:endChr m:val=")"/>
-                          <m:grow/>
-                        </m:dPr>
-                        <m:e>
-                          <m:f>
-                            <m:fPr>
-                              <m:type m:val="bar"/>
-                            </m:fPr>
-                            <m:num>
-                              <m:f>
-                                <m:fPr>
-                                  <m:type m:val="bar"/>
-                                </m:fPr>
-                                <m:num>
-                                  <m:r>
-                                    <m:t>K</m:t>
-                                  </m:r>
-                                  <m:d>
-                                    <m:dPr>
-                                      <m:begChr m:val="("/>
-                                      <m:sepChr m:val=""/>
-                                      <m:endChr m:val=")"/>
-                                      <m:grow/>
-                                    </m:dPr>
-                                    <m:e>
-                                      <m:r>
-                                        <m:t>ϕ</m:t>
-                                      </m:r>
-                                    </m:e>
-                                  </m:d>
-                                </m:num>
-                                <m:den>
-                                  <m:r>
-                                    <m:t>L</m:t>
-                                  </m:r>
-                                  <m:d>
-                                    <m:dPr>
-                                      <m:begChr m:val="("/>
-                                      <m:sepChr m:val=""/>
-                                      <m:endChr m:val=")"/>
-                                      <m:grow/>
-                                    </m:dPr>
-                                    <m:e>
-                                      <m:r>
-                                        <m:t>ϕ</m:t>
-                                      </m:r>
-                                    </m:e>
-                                  </m:d>
-                                </m:den>
-                              </m:f>
-                              <m:r>
-                                <m:rPr>
-                                  <m:sty m:val="p"/>
-                                </m:rPr>
-                                <m:t>⋅</m:t>
-                              </m:r>
-                              <m:r>
-                                <m:t>η</m:t>
-                              </m:r>
-                            </m:num>
-                            <m:den>
-                              <m:r>
-                                <m:t>α</m:t>
-                              </m:r>
-                              <m:d>
-                                <m:dPr>
-                                  <m:begChr m:val="("/>
-                                  <m:sepChr m:val=""/>
-                                  <m:endChr m:val=")"/>
-                                  <m:grow/>
-                                </m:dPr>
-                                <m:e>
-                                  <m:r>
-                                    <m:t>ϕ</m:t>
-                                  </m:r>
-                                </m:e>
-                              </m:d>
-                            </m:den>
-                          </m:f>
-                        </m:e>
-                      </m:d>
-                    </m:e>
-                    <m:sup>
-                      <m:r>
-                        <m:t>α</m:t>
-                      </m:r>
-                      <m:d>
-                        <m:dPr>
-                          <m:begChr m:val="("/>
-                          <m:sepChr m:val=""/>
-                          <m:endChr m:val=")"/>
-                          <m:grow/>
-                        </m:dPr>
-                        <m:e>
-                          <m:r>
-                            <m:t>ϕ</m:t>
-                          </m:r>
-                        </m:e>
-                      </m:d>
-                    </m:sup>
-                  </m:sSup>
-                </m:e>
-              </m:d>
-            </m:e>
-          </m:nary>
-          <m:r>
-            <m:t>d</m:t>
-          </m:r>
-          <m:r>
-            <m:t>μ</m:t>
-          </m:r>
-        </m:oMath>
-      </m:oMathPara>
-    </w:p>
-    <w:p>
-      <w:pPr>
-        <w:numPr>
-          <w:ilvl w:val="0"/>
-          <w:numId w:val="1047"/>
-        </w:numPr>
-      </w:pPr>
-      <w:r>
-        <w:rPr>
-          <w:b/>
-          <w:bCs/>
-        </w:rPr>
-        <w:t xml:space="preserve">Pull the constant term (the entire bracketed expression) out of the integral.</w:t>
-      </w:r>
-    </w:p>
-    <w:p>
-      <w:pPr>
-        <w:pStyle w:val="BodyText"/>
-      </w:pPr>
-      <m:oMathPara>
-        <m:oMathParaPr>
-          <m:jc m:val="center"/>
-        </m:oMathParaPr>
-        <m:oMath>
-          <m:r>
-            <m:t>Y</m:t>
-          </m:r>
-          <m:d>
-            <m:dPr>
-              <m:begChr m:val="("/>
-              <m:sepChr m:val=""/>
-              <m:endChr m:val=")"/>
-              <m:grow/>
-            </m:dPr>
-            <m:e>
-              <m:r>
-                <m:t>ϕ</m:t>
-              </m:r>
-            </m:e>
-          </m:d>
-          <m:r>
-            <m:rPr>
-              <m:sty m:val="p"/>
-            </m:rPr>
-            <m:t>=</m:t>
-          </m:r>
-          <m:d>
-            <m:dPr>
-              <m:begChr m:val="["/>
-              <m:sepChr m:val=""/>
-              <m:endChr m:val="]"/>
-              <m:grow/>
-            </m:dPr>
-            <m:e>
-              <m:sSup>
-                <m:e>
-                  <m:d>
-                    <m:dPr>
-                      <m:begChr m:val="("/>
-                      <m:sepChr m:val=""/>
-                      <m:endChr m:val=")"/>
-                      <m:grow/>
-                    </m:dPr>
-                    <m:e>
-                      <m:f>
-                        <m:fPr>
-                          <m:type m:val="bar"/>
-                        </m:fPr>
-                        <m:num>
-                          <m:r>
-                            <m:t>1</m:t>
-                          </m:r>
-                        </m:num>
-                        <m:den>
-                          <m:r>
-                            <m:t>1</m:t>
-                          </m:r>
-                          <m:r>
-                            <m:rPr>
-                              <m:sty m:val="p"/>
-                            </m:rPr>
-                            <m:t>−</m:t>
-                          </m:r>
-                          <m:r>
-                            <m:t>α</m:t>
-                          </m:r>
-                          <m:d>
-                            <m:dPr>
-                              <m:begChr m:val="("/>
-                              <m:sepChr m:val=""/>
-                              <m:endChr m:val=")"/>
-                              <m:grow/>
-                            </m:dPr>
-                            <m:e>
-                              <m:r>
-                                <m:t>ϕ</m:t>
-                              </m:r>
-                            </m:e>
-                          </m:d>
-                        </m:den>
-                      </m:f>
-                    </m:e>
-                  </m:d>
-                </m:e>
-                <m:sup>
-                  <m:r>
-                    <m:t>1</m:t>
-                  </m:r>
-                  <m:r>
-                    <m:rPr>
-                      <m:sty m:val="p"/>
-                    </m:rPr>
-                    <m:t>−</m:t>
-                  </m:r>
-                  <m:r>
-                    <m:t>α</m:t>
-                  </m:r>
-                  <m:d>
-                    <m:dPr>
-                      <m:begChr m:val="("/>
-                      <m:sepChr m:val=""/>
-                      <m:endChr m:val=")"/>
-                      <m:grow/>
-                    </m:dPr>
-                    <m:e>
-                      <m:r>
-                        <m:t>ϕ</m:t>
-                      </m:r>
-                    </m:e>
-                  </m:d>
-                </m:sup>
-              </m:sSup>
-              <m:r>
-                <m:rPr>
-                  <m:sty m:val="p"/>
-                </m:rPr>
-                <m:t>⋅</m:t>
-              </m:r>
-              <m:sSup>
-                <m:e>
-                  <m:d>
-                    <m:dPr>
-                      <m:begChr m:val="("/>
-                      <m:sepChr m:val=""/>
-                      <m:endChr m:val=")"/>
-                      <m:grow/>
-                    </m:dPr>
-                    <m:e>
-                      <m:f>
-                        <m:fPr>
-                          <m:type m:val="bar"/>
-                        </m:fPr>
-                        <m:num>
-                          <m:f>
-                            <m:fPr>
-                              <m:type m:val="bar"/>
-                            </m:fPr>
-                            <m:num>
-                              <m:r>
-                                <m:t>K</m:t>
-                              </m:r>
-                              <m:d>
-                                <m:dPr>
-                                  <m:begChr m:val="("/>
-                                  <m:sepChr m:val=""/>
-                                  <m:endChr m:val=")"/>
-                                  <m:grow/>
-                                </m:dPr>
-                                <m:e>
-                                  <m:r>
-                                    <m:t>ϕ</m:t>
-                                  </m:r>
-                                </m:e>
-                              </m:d>
-                            </m:num>
-                            <m:den>
-                              <m:r>
-                                <m:t>L</m:t>
-                              </m:r>
-                              <m:d>
-                                <m:dPr>
-                                  <m:begChr m:val="("/>
-                                  <m:sepChr m:val=""/>
-                                  <m:endChr m:val=")"/>
-                                  <m:grow/>
-                                </m:dPr>
-                                <m:e>
-                                  <m:r>
-                                    <m:t>ϕ</m:t>
-                                  </m:r>
-                                </m:e>
-                              </m:d>
-                            </m:den>
-                          </m:f>
-                          <m:r>
-                            <m:rPr>
-                              <m:sty m:val="p"/>
-                            </m:rPr>
-                            <m:t>⋅</m:t>
-                          </m:r>
-                          <m:r>
-                            <m:t>η</m:t>
-                          </m:r>
-                        </m:num>
-                        <m:den>
-                          <m:r>
-                            <m:t>α</m:t>
-                          </m:r>
-                          <m:d>
-                            <m:dPr>
-                              <m:begChr m:val="("/>
-                              <m:sepChr m:val=""/>
-                              <m:endChr m:val=")"/>
-                              <m:grow/>
-                            </m:dPr>
-                            <m:e>
-                              <m:r>
-                                <m:t>ϕ</m:t>
-                              </m:r>
-                            </m:e>
-                          </m:d>
-                        </m:den>
-                      </m:f>
-                    </m:e>
-                  </m:d>
-                </m:e>
-                <m:sup>
-                  <m:r>
-                    <m:t>α</m:t>
-                  </m:r>
-                  <m:d>
-                    <m:dPr>
-                      <m:begChr m:val="("/>
-                      <m:sepChr m:val=""/>
-                      <m:endChr m:val=")"/>
-                      <m:grow/>
-                    </m:dPr>
-                    <m:e>
-                      <m:r>
-                        <m:t>ϕ</m:t>
-                      </m:r>
-                    </m:e>
-                  </m:d>
-                </m:sup>
-              </m:sSup>
-            </m:e>
-          </m:d>
-          <m:r>
-            <m:rPr>
-              <m:sty m:val="p"/>
-            </m:rPr>
-            <m:t>⋅</m:t>
-          </m:r>
-          <m:nary>
-            <m:naryPr>
-              <m:chr m:val="∫"/>
-              <m:limLoc m:val="subSup"/>
-              <m:subHide m:val="off"/>
-              <m:supHide m:val="on"/>
-            </m:naryPr>
-            <m:sub>
-              <m:r>
-                <m:t>i</m:t>
-              </m:r>
-              <m:r>
-                <m:rPr>
-                  <m:sty m:val="p"/>
-                </m:rPr>
-                <m:t>∈</m:t>
-              </m:r>
-              <m:sSup>
-                <m:e>
-                  <m:r>
-                    <m:t>o</m:t>
-                  </m:r>
-                </m:e>
-                <m:sup>
-                  <m:r>
-                    <m:rPr>
-                      <m:sty m:val="p"/>
-                    </m:rPr>
-                    <m:t>−</m:t>
-                  </m:r>
-                  <m:r>
-                    <m:t>1</m:t>
-                  </m:r>
-                </m:sup>
-              </m:sSup>
-              <m:d>
-                <m:dPr>
-                  <m:begChr m:val="("/>
-                  <m:sepChr m:val=""/>
-                  <m:endChr m:val=")"/>
-                  <m:grow/>
-                </m:dPr>
-                <m:e>
-                  <m:r>
-                    <m:t>ϕ</m:t>
-                  </m:r>
-                </m:e>
-              </m:d>
-            </m:sub>
-            <m:sup>
-              <m:r>
-                <m:t>​</m:t>
-              </m:r>
-            </m:sup>
-            <m:e>
-              <m:r>
-                <m:t>1</m:t>
-              </m:r>
-            </m:e>
-          </m:nary>
-          <m:r>
-            <m:t>d</m:t>
-          </m:r>
-          <m:r>
-            <m:t>μ</m:t>
-          </m:r>
-        </m:oMath>
-      </m:oMathPara>
-    </w:p>
-    <w:p>
-      <w:pPr>
-        <w:numPr>
-          <w:ilvl w:val="0"/>
-          <w:numId w:val="1047"/>
-        </w:numPr>
-      </w:pPr>
-      <w:r>
-        <w:rPr>
-          <w:b/>
-          <w:bCs/>
-        </w:rPr>
-        <w:t xml:space="preserve">Evaluate the remaining integral, which is simply the total number of workers,</w:t>
-      </w:r>
-      <w:r>
-        <w:rPr>
-          <w:b/>
-          <w:bCs/>
-        </w:rPr>
-        <w:t xml:space="preserve"> </w:t>
-      </w:r>
-      <m:oMath>
-        <m:r>
-          <m:t>L</m:t>
-        </m:r>
-        <m:d>
-          <m:dPr>
-            <m:begChr m:val="("/>
-            <m:sepChr m:val=""/>
-            <m:endChr m:val=")"/>
-            <m:grow/>
-          </m:dPr>
-          <m:e>
-            <m:r>
-              <m:t>ϕ</m:t>
-            </m:r>
-          </m:e>
-        </m:d>
-      </m:oMath>
-      <w:r>
-        <w:rPr>
-          <w:b/>
-          <w:bCs/>
-        </w:rPr>
-        <w:t xml:space="preserve">.</w:t>
-      </w:r>
-    </w:p>
-    <w:p>
-      <w:pPr>
-        <w:pStyle w:val="BodyText"/>
-      </w:pPr>
-      <m:oMathPara>
-        <m:oMathParaPr>
-          <m:jc m:val="center"/>
-        </m:oMathParaPr>
-        <m:oMath>
-          <m:nary>
-            <m:naryPr>
-              <m:chr m:val="∫"/>
-              <m:limLoc m:val="subSup"/>
-              <m:subHide m:val="off"/>
-              <m:supHide m:val="on"/>
-            </m:naryPr>
-            <m:sub>
-              <m:r>
-                <m:t>i</m:t>
-              </m:r>
-              <m:r>
-                <m:rPr>
-                  <m:sty m:val="p"/>
-                </m:rPr>
-                <m:t>∈</m:t>
-              </m:r>
-              <m:sSup>
-                <m:e>
-                  <m:r>
-                    <m:t>o</m:t>
-                  </m:r>
-                </m:e>
-                <m:sup>
-                  <m:r>
-                    <m:rPr>
-                      <m:sty m:val="p"/>
-                    </m:rPr>
-                    <m:t>−</m:t>
-                  </m:r>
-                  <m:r>
-                    <m:t>1</m:t>
-                  </m:r>
-                </m:sup>
-              </m:sSup>
-              <m:d>
-                <m:dPr>
-                  <m:begChr m:val="("/>
-                  <m:sepChr m:val=""/>
-                  <m:endChr m:val=")"/>
-                  <m:grow/>
-                </m:dPr>
-                <m:e>
-                  <m:r>
-                    <m:t>ϕ</m:t>
-                  </m:r>
-                </m:e>
-              </m:d>
-            </m:sub>
-            <m:sup>
-              <m:r>
-                <m:t>​</m:t>
-              </m:r>
-            </m:sup>
-            <m:e>
-              <m:r>
-                <m:t>1</m:t>
-              </m:r>
-            </m:e>
-          </m:nary>
-          <m:r>
-            <m:t>d</m:t>
-          </m:r>
-          <m:r>
-            <m:t>μ</m:t>
-          </m:r>
-          <m:r>
-            <m:rPr>
-              <m:sty m:val="p"/>
-            </m:rPr>
-            <m:t>=</m:t>
-          </m:r>
-          <m:r>
-            <m:t>L</m:t>
-          </m:r>
-          <m:d>
-            <m:dPr>
-              <m:begChr m:val="("/>
-              <m:sepChr m:val=""/>
-              <m:endChr m:val=")"/>
-              <m:grow/>
-            </m:dPr>
-            <m:e>
-              <m:r>
-                <m:t>ϕ</m:t>
-              </m:r>
-            </m:e>
-          </m:d>
-        </m:oMath>
-      </m:oMathPara>
-    </w:p>
-    <w:p>
-      <w:pPr>
-        <w:numPr>
-          <w:ilvl w:val="0"/>
-          <w:numId w:val="1047"/>
-        </w:numPr>
-      </w:pPr>
-      <w:r>
-        <w:rPr>
-          <w:b/>
-          <w:bCs/>
-        </w:rPr>
-        <w:t xml:space="preserve">Substitute this result back into the main equation.</w:t>
-      </w:r>
-    </w:p>
-    <w:p>
-      <w:pPr>
-        <w:pStyle w:val="BodyText"/>
-      </w:pPr>
-      <m:oMathPara>
-        <m:oMathParaPr>
-          <m:jc m:val="center"/>
-        </m:oMathParaPr>
-        <m:oMath>
-          <m:r>
-            <m:t>Y</m:t>
-          </m:r>
-          <m:d>
-            <m:dPr>
-              <m:begChr m:val="("/>
-              <m:sepChr m:val=""/>
-              <m:endChr m:val=")"/>
-              <m:grow/>
-            </m:dPr>
-            <m:e>
-              <m:r>
-                <m:t>ϕ</m:t>
-              </m:r>
-            </m:e>
-          </m:d>
-          <m:r>
-            <m:rPr>
-              <m:sty m:val="p"/>
-            </m:rPr>
-            <m:t>=</m:t>
-          </m:r>
-          <m:d>
-            <m:dPr>
-              <m:begChr m:val="["/>
-              <m:sepChr m:val=""/>
-              <m:endChr m:val="]"/>
-              <m:grow/>
-            </m:dPr>
-            <m:e>
-              <m:sSup>
-                <m:e>
-                  <m:d>
-                    <m:dPr>
-                      <m:begChr m:val="("/>
-                      <m:sepChr m:val=""/>
-                      <m:endChr m:val=")"/>
-                      <m:grow/>
-                    </m:dPr>
-                    <m:e>
-                      <m:f>
-                        <m:fPr>
-                          <m:type m:val="bar"/>
-                        </m:fPr>
-                        <m:num>
-                          <m:r>
-                            <m:t>1</m:t>
-                          </m:r>
-                        </m:num>
-                        <m:den>
-                          <m:r>
-                            <m:t>1</m:t>
-                          </m:r>
-                          <m:r>
-                            <m:rPr>
-                              <m:sty m:val="p"/>
-                            </m:rPr>
-                            <m:t>−</m:t>
-                          </m:r>
-                          <m:r>
-                            <m:t>α</m:t>
-                          </m:r>
-                          <m:d>
-                            <m:dPr>
-                              <m:begChr m:val="("/>
-                              <m:sepChr m:val=""/>
-                              <m:endChr m:val=")"/>
-                              <m:grow/>
-                            </m:dPr>
-                            <m:e>
-                              <m:r>
-                                <m:t>ϕ</m:t>
-                              </m:r>
-                            </m:e>
-                          </m:d>
-                        </m:den>
-                      </m:f>
-                    </m:e>
-                  </m:d>
-                </m:e>
-                <m:sup>
-                  <m:r>
-                    <m:t>1</m:t>
-                  </m:r>
-                  <m:r>
-                    <m:rPr>
-                      <m:sty m:val="p"/>
-                    </m:rPr>
-                    <m:t>−</m:t>
-                  </m:r>
-                  <m:r>
-                    <m:t>α</m:t>
-                  </m:r>
-                  <m:d>
-                    <m:dPr>
-                      <m:begChr m:val="("/>
-                      <m:sepChr m:val=""/>
-                      <m:endChr m:val=")"/>
-                      <m:grow/>
-                    </m:dPr>
-                    <m:e>
-                      <m:r>
-                        <m:t>ϕ</m:t>
-                      </m:r>
-                    </m:e>
-                  </m:d>
-                </m:sup>
-              </m:sSup>
-              <m:r>
-                <m:rPr>
-                  <m:sty m:val="p"/>
-                </m:rPr>
-                <m:t>⋅</m:t>
-              </m:r>
-              <m:sSup>
-                <m:e>
-                  <m:d>
-                    <m:dPr>
-                      <m:begChr m:val="("/>
-                      <m:sepChr m:val=""/>
-                      <m:endChr m:val=")"/>
-                      <m:grow/>
-                    </m:dPr>
-                    <m:e>
-                      <m:f>
-                        <m:fPr>
-                          <m:type m:val="bar"/>
-                        </m:fPr>
-                        <m:num>
-                          <m:f>
-                            <m:fPr>
-                              <m:type m:val="bar"/>
-                            </m:fPr>
-                            <m:num>
-                              <m:r>
-                                <m:t>K</m:t>
-                              </m:r>
-                              <m:d>
-                                <m:dPr>
-                                  <m:begChr m:val="("/>
-                                  <m:sepChr m:val=""/>
-                                  <m:endChr m:val=")"/>
-                                  <m:grow/>
-                                </m:dPr>
-                                <m:e>
-                                  <m:r>
-                                    <m:t>ϕ</m:t>
-                                  </m:r>
-                                </m:e>
-                              </m:d>
-                            </m:num>
-                            <m:den>
-                              <m:r>
-                                <m:t>L</m:t>
-                              </m:r>
-                              <m:d>
-                                <m:dPr>
-                                  <m:begChr m:val="("/>
-                                  <m:sepChr m:val=""/>
-                                  <m:endChr m:val=")"/>
-                                  <m:grow/>
-                                </m:dPr>
-                                <m:e>
-                                  <m:r>
-                                    <m:t>ϕ</m:t>
-                                  </m:r>
-                                </m:e>
-                              </m:d>
-                            </m:den>
-                          </m:f>
-                          <m:r>
-                            <m:rPr>
-                              <m:sty m:val="p"/>
-                            </m:rPr>
-                            <m:t>⋅</m:t>
-                          </m:r>
-                          <m:r>
-                            <m:t>η</m:t>
-                          </m:r>
-                        </m:num>
-                        <m:den>
-                          <m:r>
-                            <m:t>α</m:t>
-                          </m:r>
-                          <m:d>
-                            <m:dPr>
-                              <m:begChr m:val="("/>
-                              <m:sepChr m:val=""/>
-                              <m:endChr m:val=")"/>
-                              <m:grow/>
-                            </m:dPr>
-                            <m:e>
-                              <m:r>
-                                <m:t>ϕ</m:t>
-                              </m:r>
-                            </m:e>
-                          </m:d>
-                        </m:den>
-                      </m:f>
-                    </m:e>
-                  </m:d>
-                </m:e>
-                <m:sup>
-                  <m:r>
-                    <m:t>α</m:t>
-                  </m:r>
-                  <m:d>
-                    <m:dPr>
-                      <m:begChr m:val="("/>
-                      <m:sepChr m:val=""/>
-                      <m:endChr m:val=")"/>
-                      <m:grow/>
-                    </m:dPr>
-                    <m:e>
-                      <m:r>
-                        <m:t>ϕ</m:t>
-                      </m:r>
-                    </m:e>
-                  </m:d>
-                </m:sup>
-              </m:sSup>
-            </m:e>
-          </m:d>
-          <m:r>
-            <m:rPr>
-              <m:sty m:val="p"/>
-            </m:rPr>
-            <m:t>⋅</m:t>
-          </m:r>
-          <m:r>
-            <m:t>L</m:t>
-          </m:r>
-          <m:d>
-            <m:dPr>
-              <m:begChr m:val="("/>
-              <m:sepChr m:val=""/>
-              <m:endChr m:val=")"/>
-              <m:grow/>
-            </m:dPr>
-            <m:e>
-              <m:r>
-                <m:t>ϕ</m:t>
-              </m:r>
-            </m:e>
-          </m:d>
-        </m:oMath>
-      </m:oMathPara>
-    </w:p>
-    <w:p>
-      <w:pPr>
-        <w:numPr>
-          <w:ilvl w:val="0"/>
-          <w:numId w:val="1047"/>
-        </w:numPr>
-      </w:pPr>
-      <w:r>
-        <w:rPr>
-          <w:b/>
-          <w:bCs/>
-        </w:rPr>
-        <w:t xml:space="preserve">Rearrange the terms using algebra to group labor (</w:t>
-      </w:r>
-      <m:oMath>
-        <m:r>
-          <m:t>L</m:t>
-        </m:r>
-        <m:d>
-          <m:dPr>
-            <m:begChr m:val="("/>
-            <m:sepChr m:val=""/>
-            <m:endChr m:val=")"/>
-            <m:grow/>
-          </m:dPr>
-          <m:e>
-            <m:r>
-              <m:t>ϕ</m:t>
-            </m:r>
-          </m:e>
-        </m:d>
-      </m:oMath>
-      <w:r>
-        <w:rPr>
-          <w:b/>
-          <w:bCs/>
-        </w:rPr>
-        <w:t xml:space="preserve">) and capital (</w:t>
-      </w:r>
-      <m:oMath>
-        <m:r>
-          <m:t>K</m:t>
-        </m:r>
-        <m:d>
-          <m:dPr>
-            <m:begChr m:val="("/>
-            <m:sepChr m:val=""/>
-            <m:endChr m:val=")"/>
-            <m:grow/>
-          </m:dPr>
-          <m:e>
-            <m:r>
-              <m:t>ϕ</m:t>
-            </m:r>
-          </m:e>
-        </m:d>
-      </m:oMath>
-      <w:r>
-        <w:rPr>
-          <w:b/>
-          <w:bCs/>
-        </w:rPr>
-        <w:t xml:space="preserve">) terms.</w:t>
-      </w:r>
-      <w:r>
-        <w:t xml:space="preserve"> </w:t>
-      </w:r>
-      <w:r>
-        <w:t xml:space="preserve">This combines several small algebraic steps for clarity.</w:t>
-      </w:r>
-    </w:p>
-    <w:p>
-      <w:pPr>
-        <w:pStyle w:val="BodyText"/>
-      </w:pPr>
-      <m:oMathPara>
-        <m:oMathParaPr>
-          <m:jc m:val="center"/>
-        </m:oMathParaPr>
-        <m:oMath>
-          <m:r>
-            <m:t>Y</m:t>
-          </m:r>
-          <m:d>
-            <m:dPr>
-              <m:begChr m:val="("/>
-              <m:sepChr m:val=""/>
-              <m:endChr m:val=")"/>
-              <m:grow/>
-            </m:dPr>
-            <m:e>
-              <m:r>
-                <m:t>ϕ</m:t>
-              </m:r>
-            </m:e>
-          </m:d>
-          <m:r>
-            <m:rPr>
-              <m:sty m:val="p"/>
-            </m:rPr>
-            <m:t>=</m:t>
-          </m:r>
-          <m:sSup>
-            <m:e>
-              <m:d>
-                <m:dPr>
-                  <m:begChr m:val="("/>
-                  <m:sepChr m:val=""/>
-                  <m:endChr m:val=")"/>
-                  <m:grow/>
-                </m:dPr>
-                <m:e>
-                  <m:f>
-                    <m:fPr>
-                      <m:type m:val="bar"/>
-                    </m:fPr>
-                    <m:num>
-                      <m:r>
-                        <m:t>1</m:t>
-                      </m:r>
-                    </m:num>
-                    <m:den>
-                      <m:r>
-                        <m:t>1</m:t>
-                      </m:r>
-                      <m:r>
-                        <m:rPr>
-                          <m:sty m:val="p"/>
-                        </m:rPr>
-                        <m:t>−</m:t>
-                      </m:r>
-                      <m:r>
-                        <m:t>α</m:t>
-                      </m:r>
-                      <m:d>
-                        <m:dPr>
-                          <m:begChr m:val="("/>
-                          <m:sepChr m:val=""/>
-                          <m:endChr m:val=")"/>
-                          <m:grow/>
-                        </m:dPr>
-                        <m:e>
-                          <m:r>
-                            <m:t>ϕ</m:t>
-                          </m:r>
-                        </m:e>
-                      </m:d>
-                    </m:den>
-                  </m:f>
-                </m:e>
-              </m:d>
-            </m:e>
-            <m:sup>
-              <m:r>
-                <m:t>1</m:t>
-              </m:r>
-              <m:r>
-                <m:rPr>
-                  <m:sty m:val="p"/>
-                </m:rPr>
-                <m:t>−</m:t>
-              </m:r>
-              <m:r>
-                <m:t>α</m:t>
-              </m:r>
-              <m:d>
-                <m:dPr>
-                  <m:begChr m:val="("/>
-                  <m:sepChr m:val=""/>
-                  <m:endChr m:val=")"/>
-                  <m:grow/>
-                </m:dPr>
-                <m:e>
-                  <m:r>
-                    <m:t>ϕ</m:t>
-                  </m:r>
-                </m:e>
-              </m:d>
-            </m:sup>
-          </m:sSup>
-          <m:r>
-            <m:rPr>
-              <m:sty m:val="p"/>
-            </m:rPr>
-            <m:t>⋅</m:t>
-          </m:r>
-          <m:r>
-            <m:t>L</m:t>
-          </m:r>
-          <m:sSup>
-            <m:e>
-              <m:d>
-                <m:dPr>
-                  <m:begChr m:val="("/>
-                  <m:sepChr m:val=""/>
-                  <m:endChr m:val=")"/>
-                  <m:grow/>
-                </m:dPr>
-                <m:e>
-                  <m:r>
-                    <m:t>ϕ</m:t>
-                  </m:r>
-                </m:e>
-              </m:d>
-            </m:e>
-            <m:sup>
-              <m:r>
-                <m:t>1</m:t>
-              </m:r>
-              <m:r>
-                <m:rPr>
-                  <m:sty m:val="p"/>
-                </m:rPr>
-                <m:t>−</m:t>
-              </m:r>
-              <m:r>
-                <m:t>α</m:t>
-              </m:r>
-              <m:d>
-                <m:dPr>
-                  <m:begChr m:val="("/>
-                  <m:sepChr m:val=""/>
-                  <m:endChr m:val=")"/>
-                  <m:grow/>
-                </m:dPr>
-                <m:e>
-                  <m:r>
-                    <m:t>ϕ</m:t>
-                  </m:r>
-                </m:e>
-              </m:d>
-            </m:sup>
-          </m:sSup>
-          <m:r>
-            <m:rPr>
-              <m:sty m:val="p"/>
-            </m:rPr>
-            <m:t>⋅</m:t>
-          </m:r>
-          <m:f>
-            <m:fPr>
-              <m:type m:val="bar"/>
-            </m:fPr>
-            <m:num>
-              <m:sSup>
-                <m:e>
-                  <m:d>
-                    <m:dPr>
-                      <m:begChr m:val="("/>
-                      <m:sepChr m:val=""/>
-                      <m:endChr m:val=")"/>
-                      <m:grow/>
-                    </m:dPr>
-                    <m:e>
-                      <m:r>
-                        <m:t>K</m:t>
-                      </m:r>
-                      <m:d>
-                        <m:dPr>
-                          <m:begChr m:val="("/>
-                          <m:sepChr m:val=""/>
-                          <m:endChr m:val=")"/>
-                          <m:grow/>
-                        </m:dPr>
-                        <m:e>
-                          <m:r>
-                            <m:t>ϕ</m:t>
-                          </m:r>
-                        </m:e>
-                      </m:d>
-                      <m:r>
-                        <m:t>η</m:t>
-                      </m:r>
-                    </m:e>
-                  </m:d>
-                </m:e>
-                <m:sup>
-                  <m:r>
-                    <m:t>α</m:t>
-                  </m:r>
-                  <m:d>
-                    <m:dPr>
-                      <m:begChr m:val="("/>
-                      <m:sepChr m:val=""/>
-                      <m:endChr m:val=")"/>
-                      <m:grow/>
-                    </m:dPr>
-                    <m:e>
-                      <m:r>
-                        <m:t>ϕ</m:t>
-                      </m:r>
-                    </m:e>
-                  </m:d>
-                </m:sup>
-              </m:sSup>
-            </m:num>
-            <m:den>
-              <m:r>
-                <m:t>α</m:t>
-              </m:r>
-              <m:sSup>
-                <m:e>
-                  <m:d>
-                    <m:dPr>
-                      <m:begChr m:val="("/>
-                      <m:sepChr m:val=""/>
-                      <m:endChr m:val=")"/>
-                      <m:grow/>
-                    </m:dPr>
-                    <m:e>
-                      <m:r>
-                        <m:t>ϕ</m:t>
-                      </m:r>
-                    </m:e>
-                  </m:d>
-                </m:e>
-                <m:sup>
-                  <m:r>
-                    <m:t>α</m:t>
-                  </m:r>
-                  <m:d>
-                    <m:dPr>
-                      <m:begChr m:val="("/>
-                      <m:sepChr m:val=""/>
-                      <m:endChr m:val=")"/>
-                      <m:grow/>
-                    </m:dPr>
-                    <m:e>
-                      <m:r>
-                        <m:t>ϕ</m:t>
-                      </m:r>
-                    </m:e>
-                  </m:d>
-                </m:sup>
-              </m:sSup>
-            </m:den>
-          </m:f>
-        </m:oMath>
-      </m:oMathPara>
-    </w:p>
-    <w:p>
-      <w:pPr>
-        <w:numPr>
-          <w:ilvl w:val="0"/>
-          <w:numId w:val="1047"/>
-        </w:numPr>
-      </w:pPr>
-      <w:r>
-        <w:rPr>
-          <w:b/>
-          <w:bCs/>
-        </w:rPr>
-        <w:t xml:space="preserve">Combine the terms that share the same exponent to achieve the final form.</w:t>
-      </w:r>
-    </w:p>
-    <w:p>
-      <w:pPr>
-        <w:pStyle w:val="BodyText"/>
-      </w:pPr>
-      <m:oMathPara>
-        <m:oMathParaPr>
-          <m:jc m:val="center"/>
-        </m:oMathParaPr>
-        <m:oMath>
-          <m:r>
-            <m:t>Y</m:t>
-          </m:r>
-          <m:d>
-            <m:dPr>
-              <m:begChr m:val="("/>
-              <m:sepChr m:val=""/>
-              <m:endChr m:val=")"/>
-              <m:grow/>
-            </m:dPr>
-            <m:e>
-              <m:r>
-                <m:t>ϕ</m:t>
-              </m:r>
-            </m:e>
-          </m:d>
-          <m:r>
-            <m:rPr>
-              <m:sty m:val="p"/>
-            </m:rPr>
-            <m:t>=</m:t>
-          </m:r>
-          <m:sSup>
-            <m:e>
-              <m:d>
-                <m:dPr>
-                  <m:begChr m:val="("/>
-                  <m:sepChr m:val=""/>
-                  <m:endChr m:val=")"/>
-                  <m:grow/>
-                </m:dPr>
-                <m:e>
-                  <m:f>
-                    <m:fPr>
-                      <m:type m:val="bar"/>
-                    </m:fPr>
-                    <m:num>
-                      <m:r>
-                        <m:t>L</m:t>
-                      </m:r>
-                      <m:d>
-                        <m:dPr>
-                          <m:begChr m:val="("/>
-                          <m:sepChr m:val=""/>
-                          <m:endChr m:val=")"/>
-                          <m:grow/>
-                        </m:dPr>
-                        <m:e>
-                          <m:r>
-                            <m:t>ϕ</m:t>
-                          </m:r>
-                        </m:e>
-                      </m:d>
-                    </m:num>
-                    <m:den>
-                      <m:r>
-                        <m:t>1</m:t>
-                      </m:r>
-                      <m:r>
-                        <m:rPr>
-                          <m:sty m:val="p"/>
-                        </m:rPr>
-                        <m:t>−</m:t>
-                      </m:r>
-                      <m:r>
-                        <m:t>α</m:t>
-                      </m:r>
-                      <m:d>
-                        <m:dPr>
-                          <m:begChr m:val="("/>
-                          <m:sepChr m:val=""/>
-                          <m:endChr m:val=")"/>
-                          <m:grow/>
-                        </m:dPr>
-                        <m:e>
-                          <m:r>
-                            <m:t>ϕ</m:t>
-                          </m:r>
-                        </m:e>
-                      </m:d>
-                    </m:den>
-                  </m:f>
-                </m:e>
-              </m:d>
-            </m:e>
-            <m:sup>
-              <m:r>
-                <m:t>1</m:t>
-              </m:r>
-              <m:r>
-                <m:rPr>
-                  <m:sty m:val="p"/>
-                </m:rPr>
-                <m:t>−</m:t>
-              </m:r>
-              <m:r>
-                <m:t>α</m:t>
-              </m:r>
-              <m:d>
-                <m:dPr>
-                  <m:begChr m:val="("/>
-                  <m:sepChr m:val=""/>
-                  <m:endChr m:val=")"/>
-                  <m:grow/>
-                </m:dPr>
-                <m:e>
-                  <m:r>
-                    <m:t>ϕ</m:t>
-                  </m:r>
-                </m:e>
-              </m:d>
-            </m:sup>
-          </m:sSup>
-          <m:r>
-            <m:rPr>
-              <m:sty m:val="p"/>
-            </m:rPr>
-            <m:t>⋅</m:t>
-          </m:r>
-          <m:sSup>
-            <m:e>
-              <m:d>
-                <m:dPr>
-                  <m:begChr m:val="("/>
-                  <m:sepChr m:val=""/>
-                  <m:endChr m:val=")"/>
-                  <m:grow/>
-                </m:dPr>
-                <m:e>
-                  <m:f>
-                    <m:fPr>
-                      <m:type m:val="bar"/>
-                    </m:fPr>
-                    <m:num>
-                      <m:r>
-                        <m:t>K</m:t>
-                      </m:r>
-                      <m:d>
-                        <m:dPr>
-                          <m:begChr m:val="("/>
-                          <m:sepChr m:val=""/>
-                          <m:endChr m:val=")"/>
-                          <m:grow/>
-                        </m:dPr>
-                        <m:e>
-                          <m:r>
-                            <m:t>ϕ</m:t>
-                          </m:r>
-                        </m:e>
-                      </m:d>
-                      <m:r>
-                        <m:t>η</m:t>
-                      </m:r>
-                    </m:num>
-                    <m:den>
-                      <m:r>
-                        <m:t>α</m:t>
-                      </m:r>
-                      <m:d>
-                        <m:dPr>
-                          <m:begChr m:val="("/>
-                          <m:sepChr m:val=""/>
-                          <m:endChr m:val=")"/>
-                          <m:grow/>
-                        </m:dPr>
-                        <m:e>
-                          <m:r>
-                            <m:t>ϕ</m:t>
-                          </m:r>
-                        </m:e>
-                      </m:d>
-                    </m:den>
-                  </m:f>
-                </m:e>
-              </m:d>
-            </m:e>
-            <m:sup>
-              <m:r>
-                <m:t>α</m:t>
-              </m:r>
-              <m:d>
-                <m:dPr>
-                  <m:begChr m:val="("/>
-                  <m:sepChr m:val=""/>
-                  <m:endChr m:val=")"/>
-                  <m:grow/>
-                </m:dPr>
-                <m:e>
-                  <m:r>
-                    <m:t>ϕ</m:t>
-                  </m:r>
-                </m:e>
-              </m:d>
-            </m:sup>
-          </m:sSup>
-        </m:oMath>
-      </m:oMathPara>
-    </w:p>
-    <w:p>
-      <w:pPr>
-        <w:pStyle w:val="FirstParagraph"/>
-      </w:pPr>
-      <w:r>
-        <w:t xml:space="preserve">This derivation continues from the previous result and shows how to rearrange it into the compact Cobb-Douglas form with a Total Factor Productivity (TFP) term,</w:t>
-      </w:r>
-      <w:r>
-        <w:t xml:space="preserve"> </w:t>
-      </w:r>
-      <w:r>
-        <w:rPr>
-          <w:rStyle w:val="VerbatimChar"/>
-        </w:rPr>
-        <w:t xml:space="preserve">A(φ)</w:t>
-      </w:r>
-      <w:r>
-        <w:t xml:space="preserve">.</w:t>
-      </w:r>
-    </w:p>
-    <w:bookmarkEnd w:id="73"/>
-    <w:bookmarkStart w:id="74" w:name="starting-point"/>
-    <w:p>
-      <w:pPr>
-        <w:pStyle w:val="Heading4"/>
-      </w:pPr>
-      <w:r>
-        <w:rPr>
-          <w:b/>
-          <w:bCs/>
-        </w:rPr>
-        <w:t xml:space="preserve">Starting Point</w:t>
-      </w:r>
-    </w:p>
-    <w:p>
-      <w:pPr>
-        <w:pStyle w:val="FirstParagraph"/>
-      </w:pPr>
-      <w:r>
-        <w:t xml:space="preserve">From the previous derivation, we established the occupation-level production function as:</w:t>
-      </w:r>
-    </w:p>
-    <w:p>
-      <w:pPr>
-        <w:pStyle w:val="BodyText"/>
-      </w:pPr>
-      <m:oMathPara>
-        <m:oMathParaPr>
-          <m:jc m:val="center"/>
-        </m:oMathParaPr>
-        <m:oMath>
-          <m:r>
-            <m:t>Y</m:t>
-          </m:r>
-          <m:d>
-            <m:dPr>
-              <m:begChr m:val="("/>
-              <m:sepChr m:val=""/>
-              <m:endChr m:val=")"/>
-              <m:grow/>
-            </m:dPr>
-            <m:e>
-              <m:r>
-                <m:t>ϕ</m:t>
-              </m:r>
-            </m:e>
-          </m:d>
-          <m:r>
-            <m:rPr>
-              <m:sty m:val="p"/>
-            </m:rPr>
-            <m:t>=</m:t>
-          </m:r>
-          <m:sSup>
-            <m:e>
-              <m:d>
-                <m:dPr>
-                  <m:begChr m:val="("/>
-                  <m:sepChr m:val=""/>
-                  <m:endChr m:val=")"/>
-                  <m:grow/>
-                </m:dPr>
-                <m:e>
-                  <m:f>
-                    <m:fPr>
-                      <m:type m:val="bar"/>
-                    </m:fPr>
-                    <m:num>
-                      <m:r>
-                        <m:t>L</m:t>
-                      </m:r>
-                      <m:d>
-                        <m:dPr>
-                          <m:begChr m:val="("/>
-                          <m:sepChr m:val=""/>
-                          <m:endChr m:val=")"/>
-                          <m:grow/>
-                        </m:dPr>
-                        <m:e>
-                          <m:r>
-                            <m:t>ϕ</m:t>
-                          </m:r>
-                        </m:e>
-                      </m:d>
-                    </m:num>
-                    <m:den>
-                      <m:r>
-                        <m:t>1</m:t>
-                      </m:r>
-                      <m:r>
-                        <m:rPr>
-                          <m:sty m:val="p"/>
-                        </m:rPr>
-                        <m:t>−</m:t>
-                      </m:r>
-                      <m:r>
-                        <m:t>α</m:t>
-                      </m:r>
-                      <m:d>
-                        <m:dPr>
-                          <m:begChr m:val="("/>
-                          <m:sepChr m:val=""/>
-                          <m:endChr m:val=")"/>
-                          <m:grow/>
-                        </m:dPr>
-                        <m:e>
-                          <m:r>
-                            <m:t>ϕ</m:t>
-                          </m:r>
-                        </m:e>
-                      </m:d>
-                    </m:den>
-                  </m:f>
-                </m:e>
-              </m:d>
-            </m:e>
-            <m:sup>
-              <m:r>
-                <m:t>1</m:t>
-              </m:r>
-              <m:r>
-                <m:rPr>
-                  <m:sty m:val="p"/>
-                </m:rPr>
-                <m:t>−</m:t>
-              </m:r>
-              <m:r>
-                <m:t>α</m:t>
-              </m:r>
-              <m:d>
-                <m:dPr>
-                  <m:begChr m:val="("/>
-                  <m:sepChr m:val=""/>
-                  <m:endChr m:val=")"/>
-                  <m:grow/>
-                </m:dPr>
-                <m:e>
-                  <m:r>
-                    <m:t>ϕ</m:t>
-                  </m:r>
-                </m:e>
-              </m:d>
-            </m:sup>
-          </m:sSup>
-          <m:r>
-            <m:rPr>
-              <m:sty m:val="p"/>
-            </m:rPr>
-            <m:t>⋅</m:t>
-          </m:r>
-          <m:sSup>
-            <m:e>
-              <m:d>
-                <m:dPr>
-                  <m:begChr m:val="("/>
-                  <m:sepChr m:val=""/>
-                  <m:endChr m:val=")"/>
-                  <m:grow/>
-                </m:dPr>
-                <m:e>
-                  <m:f>
-                    <m:fPr>
-                      <m:type m:val="bar"/>
-                    </m:fPr>
-                    <m:num>
-                      <m:r>
-                        <m:t>K</m:t>
-                      </m:r>
-                      <m:d>
-                        <m:dPr>
-                          <m:begChr m:val="("/>
-                          <m:sepChr m:val=""/>
-                          <m:endChr m:val=")"/>
-                          <m:grow/>
-                        </m:dPr>
-                        <m:e>
-                          <m:r>
-                            <m:t>ϕ</m:t>
-                          </m:r>
-                        </m:e>
-                      </m:d>
-                      <m:r>
-                        <m:t>η</m:t>
-                      </m:r>
-                    </m:num>
-                    <m:den>
-                      <m:r>
-                        <m:t>α</m:t>
-                      </m:r>
-                      <m:d>
-                        <m:dPr>
-                          <m:begChr m:val="("/>
-                          <m:sepChr m:val=""/>
-                          <m:endChr m:val=")"/>
-                          <m:grow/>
-                        </m:dPr>
-                        <m:e>
-                          <m:r>
-                            <m:t>ϕ</m:t>
-                          </m:r>
-                        </m:e>
-                      </m:d>
-                    </m:den>
-                  </m:f>
-                </m:e>
-              </m:d>
-            </m:e>
-            <m:sup>
-              <m:r>
-                <m:t>α</m:t>
-              </m:r>
-              <m:d>
-                <m:dPr>
-                  <m:begChr m:val="("/>
-                  <m:sepChr m:val=""/>
-                  <m:endChr m:val=")"/>
-                  <m:grow/>
-                </m:dPr>
-                <m:e>
-                  <m:r>
-                    <m:t>ϕ</m:t>
-                  </m:r>
-                </m:e>
-              </m:d>
-            </m:sup>
-          </m:sSup>
-        </m:oMath>
-      </m:oMathPara>
-    </w:p>
-    <w:bookmarkEnd w:id="74"/>
-    <w:bookmarkStart w:id="75" w:name="target-equation"/>
-    <w:p>
-      <w:pPr>
-        <w:pStyle w:val="Heading4"/>
-      </w:pPr>
-      <w:r>
-        <w:rPr>
-          <w:b/>
-          <w:bCs/>
-        </w:rPr>
-        <w:t xml:space="preserve">Target Equation</w:t>
-      </w:r>
-    </w:p>
-    <w:p>
-      <w:pPr>
-        <w:pStyle w:val="FirstParagraph"/>
-      </w:pPr>
-      <w:r>
-        <w:t xml:space="preserve">Our goal is to show that this is equivalent to the standard form:</w:t>
-      </w:r>
-    </w:p>
-    <w:p>
-      <w:pPr>
-        <w:pStyle w:val="BodyText"/>
-      </w:pPr>
-      <m:oMathPara>
-        <m:oMathParaPr>
-          <m:jc m:val="center"/>
-        </m:oMathParaPr>
-        <m:oMath>
-          <m:r>
-            <m:t>Y</m:t>
-          </m:r>
-          <m:d>
-            <m:dPr>
-              <m:begChr m:val="("/>
-              <m:sepChr m:val=""/>
-              <m:endChr m:val=")"/>
-              <m:grow/>
-            </m:dPr>
-            <m:e>
-              <m:r>
-                <m:t>ϕ</m:t>
-              </m:r>
-            </m:e>
-          </m:d>
-          <m:r>
-            <m:rPr>
-              <m:sty m:val="p"/>
-            </m:rPr>
-            <m:t>=</m:t>
-          </m:r>
-          <m:r>
-            <m:t>A</m:t>
-          </m:r>
-          <m:d>
-            <m:dPr>
-              <m:begChr m:val="("/>
-              <m:sepChr m:val=""/>
-              <m:endChr m:val=")"/>
-              <m:grow/>
-            </m:dPr>
-            <m:e>
-              <m:r>
-                <m:t>ϕ</m:t>
-              </m:r>
-            </m:e>
-          </m:d>
-          <m:r>
-            <m:t>L</m:t>
-          </m:r>
-          <m:sSup>
-            <m:e>
-              <m:d>
-                <m:dPr>
-                  <m:begChr m:val="("/>
-                  <m:sepChr m:val=""/>
-                  <m:endChr m:val=")"/>
-                  <m:grow/>
-                </m:dPr>
-                <m:e>
-                  <m:r>
-                    <m:t>ϕ</m:t>
-                  </m:r>
-                </m:e>
-              </m:d>
-            </m:e>
-            <m:sup>
-              <m:r>
-                <m:t>1</m:t>
-              </m:r>
-              <m:r>
-                <m:rPr>
-                  <m:sty m:val="p"/>
-                </m:rPr>
-                <m:t>−</m:t>
-              </m:r>
-              <m:r>
-                <m:t>α</m:t>
-              </m:r>
-              <m:d>
-                <m:dPr>
-                  <m:begChr m:val="("/>
-                  <m:sepChr m:val=""/>
-                  <m:endChr m:val=")"/>
-                  <m:grow/>
-                </m:dPr>
-                <m:e>
-                  <m:r>
-                    <m:t>ϕ</m:t>
-                  </m:r>
-                </m:e>
-              </m:d>
-            </m:sup>
-          </m:sSup>
-          <m:r>
-            <m:t>K</m:t>
-          </m:r>
-          <m:sSup>
-            <m:e>
-              <m:d>
-                <m:dPr>
-                  <m:begChr m:val="("/>
-                  <m:sepChr m:val=""/>
-                  <m:endChr m:val=")"/>
-                  <m:grow/>
-                </m:dPr>
-                <m:e>
-                  <m:r>
-                    <m:t>ϕ</m:t>
-                  </m:r>
-                </m:e>
-              </m:d>
-            </m:e>
-            <m:sup>
-              <m:r>
-                <m:t>α</m:t>
-              </m:r>
-              <m:d>
-                <m:dPr>
-                  <m:begChr m:val="("/>
-                  <m:sepChr m:val=""/>
-                  <m:endChr m:val=")"/>
-                  <m:grow/>
-                </m:dPr>
-                <m:e>
-                  <m:r>
-                    <m:t>ϕ</m:t>
-                  </m:r>
-                </m:e>
-              </m:d>
-            </m:sup>
-          </m:sSup>
-        </m:oMath>
-      </m:oMathPara>
-    </w:p>
-    <w:p>
-      <w:pPr>
-        <w:pStyle w:val="FirstParagraph"/>
-      </w:pPr>
-      <w:r>
-        <w:t xml:space="preserve">where</w:t>
-      </w:r>
-      <w:r>
-        <w:t xml:space="preserve"> </w:t>
-      </w:r>
-      <w:r>
-        <w:rPr>
-          <w:rStyle w:val="VerbatimChar"/>
-        </w:rPr>
-        <w:t xml:space="preserve">A(φ)</w:t>
-      </w:r>
-      <w:r>
-        <w:t xml:space="preserve"> </w:t>
-      </w:r>
-      <w:r>
-        <w:t xml:space="preserve">is the occupation-specific TFP term.</w:t>
-      </w:r>
-    </w:p>
-    <w:bookmarkEnd w:id="75"/>
-    <w:bookmarkStart w:id="87" w:name="step-by-step-algebraic-rearrangement"/>
-    <w:p>
-      <w:pPr>
-        <w:pStyle w:val="Heading4"/>
-      </w:pPr>
-      <w:r>
-        <w:rPr>
-          <w:b/>
-          <w:bCs/>
-        </w:rPr>
-        <w:t xml:space="preserve">Step-by-Step Algebraic Rearrangement</w:t>
-      </w:r>
-    </w:p>
-    <w:p>
-      <w:pPr>
-        <w:numPr>
-          <w:ilvl w:val="0"/>
-          <w:numId w:val="1048"/>
-        </w:numPr>
-      </w:pPr>
-      <w:r>
-        <w:rPr>
-          <w:b/>
-          <w:bCs/>
-        </w:rPr>
-        <w:t xml:space="preserve">Distribute the exponents.</w:t>
-      </w:r>
-      <w:r>
-        <w:t xml:space="preserve"> </w:t>
-      </w:r>
-      <w:r>
-        <w:t xml:space="preserve">We apply the exponent on the outside of each parenthesis to both the numerator and the denominator inside, using the rule</w:t>
-      </w:r>
-      <w:r>
-        <w:t xml:space="preserve"> </w:t>
-      </w:r>
-      <m:oMath>
-        <m:sSup>
-          <m:e>
-            <m:d>
-              <m:dPr>
-                <m:begChr m:val="("/>
-                <m:sepChr m:val=""/>
-                <m:endChr m:val=")"/>
-                <m:grow/>
-              </m:dPr>
-              <m:e>
-                <m:f>
-                  <m:fPr>
-                    <m:type m:val="bar"/>
-                  </m:fPr>
-                  <m:num>
-                    <m:r>
-                      <m:t>x</m:t>
-                    </m:r>
-                  </m:num>
-                  <m:den>
-                    <m:r>
-                      <m:t>y</m:t>
-                    </m:r>
-                  </m:den>
-                </m:f>
-              </m:e>
-            </m:d>
-          </m:e>
-          <m:sup>
-            <m:r>
-              <m:t>n</m:t>
-            </m:r>
-          </m:sup>
-        </m:sSup>
-        <m:r>
-          <m:rPr>
-            <m:sty m:val="p"/>
-          </m:rPr>
-          <m:t>=</m:t>
-        </m:r>
-        <m:f>
-          <m:fPr>
-            <m:type m:val="bar"/>
-          </m:fPr>
-          <m:num>
-            <m:sSup>
-              <m:e>
-                <m:r>
-                  <m:t>x</m:t>
-                </m:r>
-              </m:e>
-              <m:sup>
-                <m:r>
-                  <m:t>n</m:t>
-                </m:r>
-              </m:sup>
-            </m:sSup>
-          </m:num>
-          <m:den>
-            <m:sSup>
-              <m:e>
-                <m:r>
-                  <m:t>y</m:t>
-                </m:r>
-              </m:e>
-              <m:sup>
-                <m:r>
-                  <m:t>n</m:t>
-                </m:r>
-              </m:sup>
-            </m:sSup>
-          </m:den>
-        </m:f>
-      </m:oMath>
-      <w:r>
-        <w:t xml:space="preserve">.</w:t>
-      </w:r>
-    </w:p>
-    <w:p>
-      <w:pPr>
-        <w:pStyle w:val="BodyText"/>
-      </w:pPr>
-      <m:oMathPara>
-        <m:oMathParaPr>
-          <m:jc m:val="center"/>
-        </m:oMathParaPr>
-        <m:oMath>
-          <m:r>
-            <m:t>Y</m:t>
-          </m:r>
-          <m:d>
-            <m:dPr>
-              <m:begChr m:val="("/>
-              <m:sepChr m:val=""/>
-              <m:endChr m:val=")"/>
-              <m:grow/>
-            </m:dPr>
-            <m:e>
-              <m:r>
-                <m:t>ϕ</m:t>
-              </m:r>
-            </m:e>
-          </m:d>
-          <m:r>
-            <m:rPr>
-              <m:sty m:val="p"/>
-            </m:rPr>
-            <m:t>=</m:t>
-          </m:r>
-          <m:f>
-            <m:fPr>
-              <m:type m:val="bar"/>
-            </m:fPr>
-            <m:num>
-              <m:r>
-                <m:t>L</m:t>
-              </m:r>
-              <m:sSup>
-                <m:e>
-                  <m:d>
-                    <m:dPr>
-                      <m:begChr m:val="("/>
-                      <m:sepChr m:val=""/>
-                      <m:endChr m:val=")"/>
-                      <m:grow/>
-                    </m:dPr>
-                    <m:e>
-                      <m:r>
-                        <m:t>ϕ</m:t>
-                      </m:r>
-                    </m:e>
-                  </m:d>
-                </m:e>
-                <m:sup>
-                  <m:r>
-                    <m:t>1</m:t>
-                  </m:r>
-                  <m:r>
-                    <m:rPr>
-                      <m:sty m:val="p"/>
-                    </m:rPr>
-                    <m:t>−</m:t>
-                  </m:r>
-                  <m:r>
-                    <m:t>α</m:t>
-                  </m:r>
-                  <m:d>
-                    <m:dPr>
-                      <m:begChr m:val="("/>
-                      <m:sepChr m:val=""/>
-                      <m:endChr m:val=")"/>
-                      <m:grow/>
-                    </m:dPr>
-                    <m:e>
-                      <m:r>
-                        <m:t>ϕ</m:t>
-                      </m:r>
-                    </m:e>
-                  </m:d>
-                </m:sup>
-              </m:sSup>
-            </m:num>
-            <m:den>
-              <m:sSup>
-                <m:e>
-                  <m:d>
-                    <m:dPr>
-                      <m:begChr m:val="("/>
-                      <m:sepChr m:val=""/>
-                      <m:endChr m:val=")"/>
-                      <m:grow/>
-                    </m:dPr>
-                    <m:e>
-                      <m:r>
-                        <m:t>1</m:t>
-                      </m:r>
-                      <m:r>
-                        <m:rPr>
-                          <m:sty m:val="p"/>
-                        </m:rPr>
-                        <m:t>−</m:t>
-                      </m:r>
-                      <m:r>
-                        <m:t>α</m:t>
-                      </m:r>
-                      <m:d>
-                        <m:dPr>
-                          <m:begChr m:val="("/>
-                          <m:sepChr m:val=""/>
-                          <m:endChr m:val=")"/>
-                          <m:grow/>
-                        </m:dPr>
-                        <m:e>
-                          <m:r>
-                            <m:t>ϕ</m:t>
-                          </m:r>
-                        </m:e>
-                      </m:d>
-                    </m:e>
-                  </m:d>
-                </m:e>
-                <m:sup>
-                  <m:r>
-                    <m:t>1</m:t>
-                  </m:r>
-                  <m:r>
-                    <m:rPr>
-                      <m:sty m:val="p"/>
-                    </m:rPr>
-                    <m:t>−</m:t>
-                  </m:r>
-                  <m:r>
-                    <m:t>α</m:t>
-                  </m:r>
-                  <m:d>
-                    <m:dPr>
-                      <m:begChr m:val="("/>
-                      <m:sepChr m:val=""/>
-                      <m:endChr m:val=")"/>
-                      <m:grow/>
-                    </m:dPr>
-                    <m:e>
-                      <m:r>
-                        <m:t>ϕ</m:t>
-                      </m:r>
-                    </m:e>
-                  </m:d>
-                </m:sup>
-              </m:sSup>
-            </m:den>
-          </m:f>
-          <m:r>
-            <m:rPr>
-              <m:sty m:val="p"/>
-            </m:rPr>
-            <m:t>⋅</m:t>
-          </m:r>
-          <m:f>
-            <m:fPr>
-              <m:type m:val="bar"/>
-            </m:fPr>
-            <m:num>
-              <m:sSup>
-                <m:e>
-                  <m:d>
-                    <m:dPr>
-                      <m:begChr m:val="("/>
-                      <m:sepChr m:val=""/>
-                      <m:endChr m:val=")"/>
-                      <m:grow/>
-                    </m:dPr>
-                    <m:e>
-                      <m:r>
-                        <m:t>K</m:t>
-                      </m:r>
-                      <m:d>
-                        <m:dPr>
-                          <m:begChr m:val="("/>
-                          <m:sepChr m:val=""/>
-                          <m:endChr m:val=")"/>
-                          <m:grow/>
-                        </m:dPr>
-                        <m:e>
-                          <m:r>
-                            <m:t>ϕ</m:t>
-                          </m:r>
-                        </m:e>
-                      </m:d>
-                      <m:r>
-                        <m:t>η</m:t>
-                      </m:r>
-                    </m:e>
-                  </m:d>
-                </m:e>
-                <m:sup>
-                  <m:r>
-                    <m:t>α</m:t>
-                  </m:r>
-                  <m:d>
-                    <m:dPr>
-                      <m:begChr m:val="("/>
-                      <m:sepChr m:val=""/>
-                      <m:endChr m:val=")"/>
-                      <m:grow/>
-                    </m:dPr>
-                    <m:e>
-                      <m:r>
-                        <m:t>ϕ</m:t>
-                      </m:r>
-                    </m:e>
-                  </m:d>
-                </m:sup>
-              </m:sSup>
-            </m:num>
-            <m:den>
-              <m:r>
-                <m:t>α</m:t>
-              </m:r>
-              <m:sSup>
-                <m:e>
-                  <m:d>
-                    <m:dPr>
-                      <m:begChr m:val="("/>
-                      <m:sepChr m:val=""/>
-                      <m:endChr m:val=")"/>
-                      <m:grow/>
-                    </m:dPr>
-                    <m:e>
-                      <m:r>
-                        <m:t>ϕ</m:t>
-                      </m:r>
-                    </m:e>
-                  </m:d>
-                </m:e>
-                <m:sup>
-                  <m:r>
-                    <m:t>α</m:t>
-                  </m:r>
-                  <m:d>
-                    <m:dPr>
-                      <m:begChr m:val="("/>
-                      <m:sepChr m:val=""/>
-                      <m:endChr m:val=")"/>
-                      <m:grow/>
-                    </m:dPr>
-                    <m:e>
-                      <m:r>
-                        <m:t>ϕ</m:t>
-                      </m:r>
-                    </m:e>
-                  </m:d>
-                </m:sup>
-              </m:sSup>
-            </m:den>
-          </m:f>
-        </m:oMath>
-      </m:oMathPara>
-    </w:p>
-    <w:p>
-      <w:pPr>
-        <w:numPr>
-          <w:ilvl w:val="0"/>
-          <w:numId w:val="1048"/>
-        </w:numPr>
-      </w:pPr>
-      <w:r>
-        <w:rPr>
-          <w:b/>
-          <w:bCs/>
-        </w:rPr>
-        <w:t xml:space="preserve">Separate the input factors</w:t>
-      </w:r>
-      <w:r>
-        <w:rPr>
-          <w:b/>
-          <w:bCs/>
-        </w:rPr>
-        <w:t xml:space="preserve"> </w:t>
-      </w:r>
-      <w:r>
-        <w:rPr>
-          <w:rStyle w:val="VerbatimChar"/>
-          <w:b/>
-          <w:bCs/>
-        </w:rPr>
-        <w:t xml:space="preserve">L(φ)</w:t>
-      </w:r>
-      <w:r>
-        <w:rPr>
-          <w:b/>
-          <w:bCs/>
-        </w:rPr>
-        <w:t xml:space="preserve"> </w:t>
-      </w:r>
-      <w:r>
-        <w:rPr>
-          <w:b/>
-          <w:bCs/>
-        </w:rPr>
-        <w:t xml:space="preserve">and</w:t>
-      </w:r>
-      <w:r>
-        <w:rPr>
-          <w:b/>
-          <w:bCs/>
-        </w:rPr>
-        <w:t xml:space="preserve"> </w:t>
-      </w:r>
-      <w:r>
-        <w:rPr>
-          <w:rStyle w:val="VerbatimChar"/>
-          <w:b/>
-          <w:bCs/>
-        </w:rPr>
-        <w:t xml:space="preserve">K(φ)</w:t>
-      </w:r>
-      <w:r>
-        <w:rPr>
-          <w:b/>
-          <w:bCs/>
-        </w:rPr>
-        <w:t xml:space="preserve">.</w:t>
-      </w:r>
-      <w:r>
-        <w:t xml:space="preserve"> </w:t>
-      </w:r>
-      <w:r>
-        <w:t xml:space="preserve">In the second term, we can expand</w:t>
-      </w:r>
-      <w:r>
-        <w:t xml:space="preserve"> </w:t>
-      </w:r>
-      <m:oMath>
-        <m:sSup>
-          <m:e>
-            <m:d>
-              <m:dPr>
-                <m:begChr m:val="("/>
-                <m:sepChr m:val=""/>
-                <m:endChr m:val=")"/>
-                <m:grow/>
-              </m:dPr>
-              <m:e>
-                <m:r>
-                  <m:t>K</m:t>
-                </m:r>
-                <m:d>
-                  <m:dPr>
-                    <m:begChr m:val="("/>
-                    <m:sepChr m:val=""/>
-                    <m:endChr m:val=")"/>
-                    <m:grow/>
-                  </m:dPr>
-                  <m:e>
-                    <m:r>
-                      <m:t>ϕ</m:t>
-                    </m:r>
-                  </m:e>
-                </m:d>
-                <m:r>
-                  <m:t>η</m:t>
-                </m:r>
-              </m:e>
-            </m:d>
-          </m:e>
-          <m:sup>
-            <m:r>
-              <m:t>α</m:t>
-            </m:r>
-            <m:d>
-              <m:dPr>
-                <m:begChr m:val="("/>
-                <m:sepChr m:val=""/>
-                <m:endChr m:val=")"/>
-                <m:grow/>
-              </m:dPr>
-              <m:e>
-                <m:r>
-                  <m:t>ϕ</m:t>
-                </m:r>
-              </m:e>
-            </m:d>
-          </m:sup>
-        </m:sSup>
-      </m:oMath>
-      <w:r>
-        <w:t xml:space="preserve"> </w:t>
-      </w:r>
-      <w:r>
-        <w:t xml:space="preserve">to</w:t>
-      </w:r>
-      <w:r>
-        <w:t xml:space="preserve"> </w:t>
-      </w:r>
-      <m:oMath>
-        <m:r>
-          <m:t>K</m:t>
-        </m:r>
-        <m:sSup>
-          <m:e>
-            <m:d>
-              <m:dPr>
-                <m:begChr m:val="("/>
-                <m:sepChr m:val=""/>
-                <m:endChr m:val=")"/>
-                <m:grow/>
-              </m:dPr>
-              <m:e>
-                <m:r>
-                  <m:t>ϕ</m:t>
-                </m:r>
-              </m:e>
-            </m:d>
-          </m:e>
-          <m:sup>
-            <m:r>
-              <m:t>α</m:t>
-            </m:r>
-            <m:d>
-              <m:dPr>
-                <m:begChr m:val="("/>
-                <m:sepChr m:val=""/>
-                <m:endChr m:val=")"/>
-                <m:grow/>
-              </m:dPr>
-              <m:e>
-                <m:r>
-                  <m:t>ϕ</m:t>
-                </m:r>
-              </m:e>
-            </m:d>
-          </m:sup>
-        </m:sSup>
-        <m:r>
-          <m:rPr>
-            <m:sty m:val="p"/>
-          </m:rPr>
-          <m:t>⋅</m:t>
-        </m:r>
-        <m:sSup>
-          <m:e>
-            <m:r>
-              <m:t>η</m:t>
-            </m:r>
-          </m:e>
-          <m:sup>
-            <m:r>
-              <m:t>α</m:t>
-            </m:r>
-            <m:d>
-              <m:dPr>
-                <m:begChr m:val="("/>
-                <m:sepChr m:val=""/>
-                <m:endChr m:val=")"/>
-                <m:grow/>
-              </m:dPr>
-              <m:e>
-                <m:r>
-                  <m:t>ϕ</m:t>
-                </m:r>
-              </m:e>
-            </m:d>
-          </m:sup>
-        </m:sSup>
-      </m:oMath>
-      <w:r>
-        <w:t xml:space="preserve">.</w:t>
-      </w:r>
-    </w:p>
-    <w:p>
-      <w:pPr>
-        <w:pStyle w:val="BodyText"/>
-      </w:pPr>
-      <m:oMathPara>
-        <m:oMathParaPr>
-          <m:jc m:val="center"/>
-        </m:oMathParaPr>
-        <m:oMath>
-          <m:r>
-            <m:t>Y</m:t>
-          </m:r>
-          <m:d>
-            <m:dPr>
-              <m:begChr m:val="("/>
-              <m:sepChr m:val=""/>
-              <m:endChr m:val=")"/>
-              <m:grow/>
-            </m:dPr>
-            <m:e>
-              <m:r>
-                <m:t>ϕ</m:t>
-              </m:r>
-            </m:e>
-          </m:d>
-          <m:r>
-            <m:rPr>
-              <m:sty m:val="p"/>
-            </m:rPr>
-            <m:t>=</m:t>
-          </m:r>
-          <m:f>
-            <m:fPr>
-              <m:type m:val="bar"/>
-            </m:fPr>
-            <m:num>
-              <m:r>
-                <m:t>L</m:t>
-              </m:r>
-              <m:sSup>
-                <m:e>
-                  <m:d>
-                    <m:dPr>
-                      <m:begChr m:val="("/>
-                      <m:sepChr m:val=""/>
-                      <m:endChr m:val=")"/>
-                      <m:grow/>
-                    </m:dPr>
-                    <m:e>
-                      <m:r>
-                        <m:t>ϕ</m:t>
-                      </m:r>
-                    </m:e>
-                  </m:d>
-                </m:e>
-                <m:sup>
-                  <m:r>
-                    <m:t>1</m:t>
-                  </m:r>
-                  <m:r>
-                    <m:rPr>
-                      <m:sty m:val="p"/>
-                    </m:rPr>
-                    <m:t>−</m:t>
-                  </m:r>
-                  <m:r>
-                    <m:t>α</m:t>
-                  </m:r>
-                  <m:d>
-                    <m:dPr>
-                      <m:begChr m:val="("/>
-                      <m:sepChr m:val=""/>
-                      <m:endChr m:val=")"/>
-                      <m:grow/>
-                    </m:dPr>
-                    <m:e>
-                      <m:r>
-                        <m:t>ϕ</m:t>
-                      </m:r>
-                    </m:e>
-                  </m:d>
-                </m:sup>
-              </m:sSup>
-            </m:num>
-            <m:den>
-              <m:sSup>
-                <m:e>
-                  <m:d>
-                    <m:dPr>
-                      <m:begChr m:val="("/>
-                      <m:sepChr m:val=""/>
-                      <m:endChr m:val=")"/>
-                      <m:grow/>
-                    </m:dPr>
-                    <m:e>
-                      <m:r>
-                        <m:t>1</m:t>
-                      </m:r>
-                      <m:r>
-                        <m:rPr>
-                          <m:sty m:val="p"/>
-                        </m:rPr>
-                        <m:t>−</m:t>
-                      </m:r>
-                      <m:r>
-                        <m:t>α</m:t>
-                      </m:r>
-                      <m:d>
-                        <m:dPr>
-                          <m:begChr m:val="("/>
-                          <m:sepChr m:val=""/>
-                          <m:endChr m:val=")"/>
-                          <m:grow/>
-                        </m:dPr>
-                        <m:e>
-                          <m:r>
-                            <m:t>ϕ</m:t>
-                          </m:r>
-                        </m:e>
-                      </m:d>
-                    </m:e>
-                  </m:d>
-                </m:e>
-                <m:sup>
-                  <m:r>
-                    <m:t>1</m:t>
-                  </m:r>
-                  <m:r>
-                    <m:rPr>
-                      <m:sty m:val="p"/>
-                    </m:rPr>
-                    <m:t>−</m:t>
-                  </m:r>
-                  <m:r>
-                    <m:t>α</m:t>
-                  </m:r>
-                  <m:d>
-                    <m:dPr>
-                      <m:begChr m:val="("/>
-                      <m:sepChr m:val=""/>
-                      <m:endChr m:val=")"/>
-                      <m:grow/>
-                    </m:dPr>
-                    <m:e>
-                      <m:r>
-                        <m:t>ϕ</m:t>
-                      </m:r>
-                    </m:e>
-                  </m:d>
-                </m:sup>
-              </m:sSup>
-            </m:den>
-          </m:f>
-          <m:r>
-            <m:rPr>
-              <m:sty m:val="p"/>
-            </m:rPr>
-            <m:t>⋅</m:t>
-          </m:r>
-          <m:f>
-            <m:fPr>
-              <m:type m:val="bar"/>
-            </m:fPr>
-            <m:num>
-              <m:r>
-                <m:t>K</m:t>
-              </m:r>
-              <m:sSup>
-                <m:e>
-                  <m:d>
-                    <m:dPr>
-                      <m:begChr m:val="("/>
-                      <m:sepChr m:val=""/>
-                      <m:endChr m:val=")"/>
-                      <m:grow/>
-                    </m:dPr>
-                    <m:e>
-                      <m:r>
-                        <m:t>ϕ</m:t>
-                      </m:r>
-                    </m:e>
-                  </m:d>
-                </m:e>
-                <m:sup>
-                  <m:r>
-                    <m:t>α</m:t>
-                  </m:r>
-                  <m:d>
-                    <m:dPr>
-                      <m:begChr m:val="("/>
-                      <m:sepChr m:val=""/>
-                      <m:endChr m:val=")"/>
-                      <m:grow/>
-                    </m:dPr>
-                    <m:e>
-                      <m:r>
-                        <m:t>ϕ</m:t>
-                      </m:r>
-                    </m:e>
-                  </m:d>
-                </m:sup>
-              </m:sSup>
-              <m:sSup>
-                <m:e>
-                  <m:r>
-                    <m:t>η</m:t>
-                  </m:r>
-                </m:e>
-                <m:sup>
-                  <m:r>
-                    <m:t>α</m:t>
-                  </m:r>
-                  <m:d>
-                    <m:dPr>
-                      <m:begChr m:val="("/>
-                      <m:sepChr m:val=""/>
-                      <m:endChr m:val=")"/>
-                      <m:grow/>
-                    </m:dPr>
-                    <m:e>
-                      <m:r>
-                        <m:t>ϕ</m:t>
-                      </m:r>
-                    </m:e>
-                  </m:d>
-                </m:sup>
-              </m:sSup>
-            </m:num>
-            <m:den>
-              <m:r>
-                <m:t>α</m:t>
-              </m:r>
-              <m:sSup>
-                <m:e>
-                  <m:d>
-                    <m:dPr>
-                      <m:begChr m:val="("/>
-                      <m:sepChr m:val=""/>
-                      <m:endChr m:val=")"/>
-                      <m:grow/>
-                    </m:dPr>
-                    <m:e>
-                      <m:r>
-                        <m:t>ϕ</m:t>
-                      </m:r>
-                    </m:e>
-                  </m:d>
-                </m:e>
-                <m:sup>
-                  <m:r>
-                    <m:t>α</m:t>
-                  </m:r>
-                  <m:d>
-                    <m:dPr>
-                      <m:begChr m:val="("/>
-                      <m:sepChr m:val=""/>
-                      <m:endChr m:val=")"/>
-                      <m:grow/>
-                    </m:dPr>
-                    <m:e>
-                      <m:r>
-                        <m:t>ϕ</m:t>
-                      </m:r>
-                    </m:e>
-                  </m:d>
-                </m:sup>
-              </m:sSup>
-            </m:den>
-          </m:f>
-        </m:oMath>
-      </m:oMathPara>
-    </w:p>
-    <w:p>
-      <w:pPr>
-        <w:numPr>
-          <w:ilvl w:val="0"/>
-          <w:numId w:val="1048"/>
-        </w:numPr>
-      </w:pPr>
-      <w:r>
-        <w:rPr>
-          <w:b/>
-          <w:bCs/>
-        </w:rPr>
-        <w:t xml:space="preserve">Group the non-input terms together.</w:t>
-      </w:r>
-      <w:r>
-        <w:t xml:space="preserve"> </w:t>
-      </w:r>
-      <w:r>
-        <w:t xml:space="preserve">Let’s rearrange the equation to group all terms that are</w:t>
+        <w:t xml:space="preserve">“Expertise.”</w:t>
       </w:r>
       <w:r>
         <w:t xml:space="preserve"> </w:t>
@@ -8224,1173 +4228,18 @@
           <w:i/>
           <w:iCs/>
         </w:rPr>
-        <w:t xml:space="preserve">not</w:t>
+        <w:t xml:space="preserve">Journal of the European Economic Association</w:t>
       </w:r>
       <w:r>
         <w:t xml:space="preserve"> </w:t>
       </w:r>
-      <m:oMath>
-        <m:r>
-          <m:t>L</m:t>
-        </m:r>
-        <m:d>
-          <m:dPr>
-            <m:begChr m:val="("/>
-            <m:sepChr m:val=""/>
-            <m:endChr m:val=")"/>
-            <m:grow/>
-          </m:dPr>
-          <m:e>
-            <m:r>
-              <m:t>ϕ</m:t>
-            </m:r>
-          </m:e>
-        </m:d>
-      </m:oMath>
+      <w:r>
+        <w:t xml:space="preserve">23 (4): 1203–71.</w:t>
+      </w:r>
       <w:r>
         <w:t xml:space="preserve"> </w:t>
       </w:r>
-      <w:r>
-        <w:t xml:space="preserve">or</w:t>
-      </w:r>
-      <w:r>
-        <w:t xml:space="preserve"> </w:t>
-      </w:r>
-      <m:oMath>
-        <m:r>
-          <m:t>K</m:t>
-        </m:r>
-        <m:d>
-          <m:dPr>
-            <m:begChr m:val="("/>
-            <m:sepChr m:val=""/>
-            <m:endChr m:val=")"/>
-            <m:grow/>
-          </m:dPr>
-          <m:e>
-            <m:r>
-              <m:t>ϕ</m:t>
-            </m:r>
-          </m:e>
-        </m:d>
-      </m:oMath>
-      <w:r>
-        <w:t xml:space="preserve"> </w:t>
-      </w:r>
-      <w:r>
-        <w:t xml:space="preserve">at the beginning. These terms constitute the productivity parameter.</w:t>
-      </w:r>
-    </w:p>
-    <w:p>
-      <w:pPr>
-        <w:pStyle w:val="BodyText"/>
-      </w:pPr>
-      <m:oMathPara>
-        <m:oMathParaPr>
-          <m:jc m:val="center"/>
-        </m:oMathParaPr>
-        <m:oMath>
-          <m:r>
-            <m:t>Y</m:t>
-          </m:r>
-          <m:d>
-            <m:dPr>
-              <m:begChr m:val="("/>
-              <m:sepChr m:val=""/>
-              <m:endChr m:val=")"/>
-              <m:grow/>
-            </m:dPr>
-            <m:e>
-              <m:r>
-                <m:t>ϕ</m:t>
-              </m:r>
-            </m:e>
-          </m:d>
-          <m:r>
-            <m:rPr>
-              <m:sty m:val="p"/>
-            </m:rPr>
-            <m:t>=</m:t>
-          </m:r>
-          <m:d>
-            <m:dPr>
-              <m:begChr m:val="["/>
-              <m:sepChr m:val=""/>
-              <m:endChr m:val="]"/>
-              <m:grow/>
-            </m:dPr>
-            <m:e>
-              <m:f>
-                <m:fPr>
-                  <m:type m:val="bar"/>
-                </m:fPr>
-                <m:num>
-                  <m:r>
-                    <m:t>1</m:t>
-                  </m:r>
-                </m:num>
-                <m:den>
-                  <m:sSup>
-                    <m:e>
-                      <m:d>
-                        <m:dPr>
-                          <m:begChr m:val="("/>
-                          <m:sepChr m:val=""/>
-                          <m:endChr m:val=")"/>
-                          <m:grow/>
-                        </m:dPr>
-                        <m:e>
-                          <m:r>
-                            <m:t>1</m:t>
-                          </m:r>
-                          <m:r>
-                            <m:rPr>
-                              <m:sty m:val="p"/>
-                            </m:rPr>
-                            <m:t>−</m:t>
-                          </m:r>
-                          <m:r>
-                            <m:t>α</m:t>
-                          </m:r>
-                          <m:d>
-                            <m:dPr>
-                              <m:begChr m:val="("/>
-                              <m:sepChr m:val=""/>
-                              <m:endChr m:val=")"/>
-                              <m:grow/>
-                            </m:dPr>
-                            <m:e>
-                              <m:r>
-                                <m:t>ϕ</m:t>
-                              </m:r>
-                            </m:e>
-                          </m:d>
-                        </m:e>
-                      </m:d>
-                    </m:e>
-                    <m:sup>
-                      <m:r>
-                        <m:t>1</m:t>
-                      </m:r>
-                      <m:r>
-                        <m:rPr>
-                          <m:sty m:val="p"/>
-                        </m:rPr>
-                        <m:t>−</m:t>
-                      </m:r>
-                      <m:r>
-                        <m:t>α</m:t>
-                      </m:r>
-                      <m:d>
-                        <m:dPr>
-                          <m:begChr m:val="("/>
-                          <m:sepChr m:val=""/>
-                          <m:endChr m:val=")"/>
-                          <m:grow/>
-                        </m:dPr>
-                        <m:e>
-                          <m:r>
-                            <m:t>ϕ</m:t>
-                          </m:r>
-                        </m:e>
-                      </m:d>
-                    </m:sup>
-                  </m:sSup>
-                </m:den>
-              </m:f>
-              <m:r>
-                <m:rPr>
-                  <m:sty m:val="p"/>
-                </m:rPr>
-                <m:t>⋅</m:t>
-              </m:r>
-              <m:f>
-                <m:fPr>
-                  <m:type m:val="bar"/>
-                </m:fPr>
-                <m:num>
-                  <m:sSup>
-                    <m:e>
-                      <m:r>
-                        <m:t>η</m:t>
-                      </m:r>
-                    </m:e>
-                    <m:sup>
-                      <m:r>
-                        <m:t>α</m:t>
-                      </m:r>
-                      <m:d>
-                        <m:dPr>
-                          <m:begChr m:val="("/>
-                          <m:sepChr m:val=""/>
-                          <m:endChr m:val=")"/>
-                          <m:grow/>
-                        </m:dPr>
-                        <m:e>
-                          <m:r>
-                            <m:t>ϕ</m:t>
-                          </m:r>
-                        </m:e>
-                      </m:d>
-                    </m:sup>
-                  </m:sSup>
-                </m:num>
-                <m:den>
-                  <m:r>
-                    <m:t>α</m:t>
-                  </m:r>
-                  <m:sSup>
-                    <m:e>
-                      <m:d>
-                        <m:dPr>
-                          <m:begChr m:val="("/>
-                          <m:sepChr m:val=""/>
-                          <m:endChr m:val=")"/>
-                          <m:grow/>
-                        </m:dPr>
-                        <m:e>
-                          <m:r>
-                            <m:t>ϕ</m:t>
-                          </m:r>
-                        </m:e>
-                      </m:d>
-                    </m:e>
-                    <m:sup>
-                      <m:r>
-                        <m:t>α</m:t>
-                      </m:r>
-                      <m:d>
-                        <m:dPr>
-                          <m:begChr m:val="("/>
-                          <m:sepChr m:val=""/>
-                          <m:endChr m:val=")"/>
-                          <m:grow/>
-                        </m:dPr>
-                        <m:e>
-                          <m:r>
-                            <m:t>ϕ</m:t>
-                          </m:r>
-                        </m:e>
-                      </m:d>
-                    </m:sup>
-                  </m:sSup>
-                </m:den>
-              </m:f>
-            </m:e>
-          </m:d>
-          <m:r>
-            <m:rPr>
-              <m:sty m:val="p"/>
-            </m:rPr>
-            <m:t>⋅</m:t>
-          </m:r>
-          <m:r>
-            <m:t>L</m:t>
-          </m:r>
-          <m:sSup>
-            <m:e>
-              <m:d>
-                <m:dPr>
-                  <m:begChr m:val="("/>
-                  <m:sepChr m:val=""/>
-                  <m:endChr m:val=")"/>
-                  <m:grow/>
-                </m:dPr>
-                <m:e>
-                  <m:r>
-                    <m:t>ϕ</m:t>
-                  </m:r>
-                </m:e>
-              </m:d>
-            </m:e>
-            <m:sup>
-              <m:r>
-                <m:t>1</m:t>
-              </m:r>
-              <m:r>
-                <m:rPr>
-                  <m:sty m:val="p"/>
-                </m:rPr>
-                <m:t>−</m:t>
-              </m:r>
-              <m:r>
-                <m:t>α</m:t>
-              </m:r>
-              <m:d>
-                <m:dPr>
-                  <m:begChr m:val="("/>
-                  <m:sepChr m:val=""/>
-                  <m:endChr m:val=")"/>
-                  <m:grow/>
-                </m:dPr>
-                <m:e>
-                  <m:r>
-                    <m:t>ϕ</m:t>
-                  </m:r>
-                </m:e>
-              </m:d>
-            </m:sup>
-          </m:sSup>
-          <m:r>
-            <m:t>K</m:t>
-          </m:r>
-          <m:sSup>
-            <m:e>
-              <m:d>
-                <m:dPr>
-                  <m:begChr m:val="("/>
-                  <m:sepChr m:val=""/>
-                  <m:endChr m:val=")"/>
-                  <m:grow/>
-                </m:dPr>
-                <m:e>
-                  <m:r>
-                    <m:t>ϕ</m:t>
-                  </m:r>
-                </m:e>
-              </m:d>
-            </m:e>
-            <m:sup>
-              <m:r>
-                <m:t>α</m:t>
-              </m:r>
-              <m:d>
-                <m:dPr>
-                  <m:begChr m:val="("/>
-                  <m:sepChr m:val=""/>
-                  <m:endChr m:val=")"/>
-                  <m:grow/>
-                </m:dPr>
-                <m:e>
-                  <m:r>
-                    <m:t>ϕ</m:t>
-                  </m:r>
-                </m:e>
-              </m:d>
-            </m:sup>
-          </m:sSup>
-        </m:oMath>
-      </m:oMathPara>
-    </w:p>
-    <w:p>
-      <w:pPr>
-        <w:numPr>
-          <w:ilvl w:val="0"/>
-          <w:numId w:val="1048"/>
-        </w:numPr>
-      </w:pPr>
-      <w:r>
-        <w:rPr>
-          <w:b/>
-          <w:bCs/>
-        </w:rPr>
-        <w:t xml:space="preserve">Re-combine the grouped terms to match the paper’s definition of A(φ).</w:t>
-      </w:r>
-      <w:r>
-        <w:t xml:space="preserve"> </w:t>
-      </w:r>
-      <w:r>
-        <w:t xml:space="preserve">The term in the brackets can be written more cleanly by grouping the bases that share the same exponent. This makes the structure clearer.</w:t>
-      </w:r>
-    </w:p>
-    <w:p>
-      <w:pPr>
-        <w:pStyle w:val="BodyText"/>
-      </w:pPr>
-      <m:oMathPara>
-        <m:oMathParaPr>
-          <m:jc m:val="center"/>
-        </m:oMathParaPr>
-        <m:oMath>
-          <m:r>
-            <m:t>Y</m:t>
-          </m:r>
-          <m:d>
-            <m:dPr>
-              <m:begChr m:val="("/>
-              <m:sepChr m:val=""/>
-              <m:endChr m:val=")"/>
-              <m:grow/>
-            </m:dPr>
-            <m:e>
-              <m:r>
-                <m:t>ϕ</m:t>
-              </m:r>
-            </m:e>
-          </m:d>
-          <m:r>
-            <m:rPr>
-              <m:sty m:val="p"/>
-            </m:rPr>
-            <m:t>=</m:t>
-          </m:r>
-          <m:d>
-            <m:dPr>
-              <m:begChr m:val="["/>
-              <m:sepChr m:val=""/>
-              <m:endChr m:val="]"/>
-              <m:grow/>
-            </m:dPr>
-            <m:e>
-              <m:sSup>
-                <m:e>
-                  <m:d>
-                    <m:dPr>
-                      <m:begChr m:val="("/>
-                      <m:sepChr m:val=""/>
-                      <m:endChr m:val=")"/>
-                      <m:grow/>
-                    </m:dPr>
-                    <m:e>
-                      <m:f>
-                        <m:fPr>
-                          <m:type m:val="bar"/>
-                        </m:fPr>
-                        <m:num>
-                          <m:r>
-                            <m:t>1</m:t>
-                          </m:r>
-                        </m:num>
-                        <m:den>
-                          <m:r>
-                            <m:t>1</m:t>
-                          </m:r>
-                          <m:r>
-                            <m:rPr>
-                              <m:sty m:val="p"/>
-                            </m:rPr>
-                            <m:t>−</m:t>
-                          </m:r>
-                          <m:r>
-                            <m:t>α</m:t>
-                          </m:r>
-                          <m:d>
-                            <m:dPr>
-                              <m:begChr m:val="("/>
-                              <m:sepChr m:val=""/>
-                              <m:endChr m:val=")"/>
-                              <m:grow/>
-                            </m:dPr>
-                            <m:e>
-                              <m:r>
-                                <m:t>ϕ</m:t>
-                              </m:r>
-                            </m:e>
-                          </m:d>
-                        </m:den>
-                      </m:f>
-                    </m:e>
-                  </m:d>
-                </m:e>
-                <m:sup>
-                  <m:r>
-                    <m:t>1</m:t>
-                  </m:r>
-                  <m:r>
-                    <m:rPr>
-                      <m:sty m:val="p"/>
-                    </m:rPr>
-                    <m:t>−</m:t>
-                  </m:r>
-                  <m:r>
-                    <m:t>α</m:t>
-                  </m:r>
-                  <m:d>
-                    <m:dPr>
-                      <m:begChr m:val="("/>
-                      <m:sepChr m:val=""/>
-                      <m:endChr m:val=")"/>
-                      <m:grow/>
-                    </m:dPr>
-                    <m:e>
-                      <m:r>
-                        <m:t>ϕ</m:t>
-                      </m:r>
-                    </m:e>
-                  </m:d>
-                </m:sup>
-              </m:sSup>
-              <m:r>
-                <m:rPr>
-                  <m:sty m:val="p"/>
-                </m:rPr>
-                <m:t>⋅</m:t>
-              </m:r>
-              <m:sSup>
-                <m:e>
-                  <m:d>
-                    <m:dPr>
-                      <m:begChr m:val="("/>
-                      <m:sepChr m:val=""/>
-                      <m:endChr m:val=")"/>
-                      <m:grow/>
-                    </m:dPr>
-                    <m:e>
-                      <m:f>
-                        <m:fPr>
-                          <m:type m:val="bar"/>
-                        </m:fPr>
-                        <m:num>
-                          <m:r>
-                            <m:t>η</m:t>
-                          </m:r>
-                        </m:num>
-                        <m:den>
-                          <m:r>
-                            <m:t>α</m:t>
-                          </m:r>
-                          <m:d>
-                            <m:dPr>
-                              <m:begChr m:val="("/>
-                              <m:sepChr m:val=""/>
-                              <m:endChr m:val=")"/>
-                              <m:grow/>
-                            </m:dPr>
-                            <m:e>
-                              <m:r>
-                                <m:t>ϕ</m:t>
-                              </m:r>
-                            </m:e>
-                          </m:d>
-                        </m:den>
-                      </m:f>
-                    </m:e>
-                  </m:d>
-                </m:e>
-                <m:sup>
-                  <m:r>
-                    <m:t>α</m:t>
-                  </m:r>
-                  <m:d>
-                    <m:dPr>
-                      <m:begChr m:val="("/>
-                      <m:sepChr m:val=""/>
-                      <m:endChr m:val=")"/>
-                      <m:grow/>
-                    </m:dPr>
-                    <m:e>
-                      <m:r>
-                        <m:t>ϕ</m:t>
-                      </m:r>
-                    </m:e>
-                  </m:d>
-                </m:sup>
-              </m:sSup>
-            </m:e>
-          </m:d>
-          <m:r>
-            <m:rPr>
-              <m:sty m:val="p"/>
-            </m:rPr>
-            <m:t>⋅</m:t>
-          </m:r>
-          <m:r>
-            <m:t>L</m:t>
-          </m:r>
-          <m:sSup>
-            <m:e>
-              <m:d>
-                <m:dPr>
-                  <m:begChr m:val="("/>
-                  <m:sepChr m:val=""/>
-                  <m:endChr m:val=")"/>
-                  <m:grow/>
-                </m:dPr>
-                <m:e>
-                  <m:r>
-                    <m:t>ϕ</m:t>
-                  </m:r>
-                </m:e>
-              </m:d>
-            </m:e>
-            <m:sup>
-              <m:r>
-                <m:t>1</m:t>
-              </m:r>
-              <m:r>
-                <m:rPr>
-                  <m:sty m:val="p"/>
-                </m:rPr>
-                <m:t>−</m:t>
-              </m:r>
-              <m:r>
-                <m:t>α</m:t>
-              </m:r>
-              <m:d>
-                <m:dPr>
-                  <m:begChr m:val="("/>
-                  <m:sepChr m:val=""/>
-                  <m:endChr m:val=")"/>
-                  <m:grow/>
-                </m:dPr>
-                <m:e>
-                  <m:r>
-                    <m:t>ϕ</m:t>
-                  </m:r>
-                </m:e>
-              </m:d>
-            </m:sup>
-          </m:sSup>
-          <m:r>
-            <m:t>K</m:t>
-          </m:r>
-          <m:sSup>
-            <m:e>
-              <m:d>
-                <m:dPr>
-                  <m:begChr m:val="("/>
-                  <m:sepChr m:val=""/>
-                  <m:endChr m:val=")"/>
-                  <m:grow/>
-                </m:dPr>
-                <m:e>
-                  <m:r>
-                    <m:t>ϕ</m:t>
-                  </m:r>
-                </m:e>
-              </m:d>
-            </m:e>
-            <m:sup>
-              <m:r>
-                <m:t>α</m:t>
-              </m:r>
-              <m:d>
-                <m:dPr>
-                  <m:begChr m:val="("/>
-                  <m:sepChr m:val=""/>
-                  <m:endChr m:val=")"/>
-                  <m:grow/>
-                </m:dPr>
-                <m:e>
-                  <m:r>
-                    <m:t>ϕ</m:t>
-                  </m:r>
-                </m:e>
-              </m:d>
-            </m:sup>
-          </m:sSup>
-        </m:oMath>
-      </m:oMathPara>
-    </w:p>
-    <w:p>
-      <w:pPr>
-        <w:numPr>
-          <w:ilvl w:val="0"/>
-          <w:numId w:val="1048"/>
-        </w:numPr>
-      </w:pPr>
-      <w:r>
-        <w:rPr>
-          <w:b/>
-          <w:bCs/>
-        </w:rPr>
-        <w:t xml:space="preserve">Define the Total Factor Productivity (TFP) term,</w:t>
-      </w:r>
-      <w:r>
-        <w:rPr>
-          <w:b/>
-          <w:bCs/>
-        </w:rPr>
-        <w:t xml:space="preserve"> </w:t>
-      </w:r>
-      <w:r>
-        <w:rPr>
-          <w:rStyle w:val="VerbatimChar"/>
-          <w:b/>
-          <w:bCs/>
-        </w:rPr>
-        <w:t xml:space="preserve">A(φ)</w:t>
-      </w:r>
-      <w:r>
-        <w:rPr>
-          <w:b/>
-          <w:bCs/>
-        </w:rPr>
-        <w:t xml:space="preserve">.</w:t>
-      </w:r>
-      <w:r>
-        <w:t xml:space="preserve"> </w:t>
-      </w:r>
-      <w:r>
-        <w:t xml:space="preserve">We can now see that the entire expression inside the large brackets is the occupation-specific TFP,</w:t>
-      </w:r>
-      <w:r>
-        <w:t xml:space="preserve"> </w:t>
-      </w:r>
-      <w:r>
-        <w:rPr>
-          <w:rStyle w:val="VerbatimChar"/>
-        </w:rPr>
-        <w:t xml:space="preserve">A(φ)</w:t>
-      </w:r>
-      <w:r>
-        <w:t xml:space="preserve">. It captures the efficiency of production for a given occupation</w:t>
-      </w:r>
-      <w:r>
-        <w:t xml:space="preserve"> </w:t>
-      </w:r>
-      <w:r>
-        <w:rPr>
-          <w:rStyle w:val="VerbatimChar"/>
-        </w:rPr>
-        <w:t xml:space="preserve">φ</w:t>
-      </w:r>
-      <w:r>
-        <w:t xml:space="preserve">, which depends on the capital share</w:t>
-      </w:r>
-      <w:r>
-        <w:t xml:space="preserve"> </w:t>
-      </w:r>
-      <w:r>
-        <w:rPr>
-          <w:rStyle w:val="VerbatimChar"/>
-        </w:rPr>
-        <w:t xml:space="preserve">α(φ)</w:t>
-      </w:r>
-      <w:r>
-        <w:t xml:space="preserve"> </w:t>
-      </w:r>
-      <w:r>
-        <w:t xml:space="preserve">and the productivity of capital</w:t>
-      </w:r>
-      <w:r>
-        <w:t xml:space="preserve"> </w:t>
-      </w:r>
-      <w:r>
-        <w:rPr>
-          <w:rStyle w:val="VerbatimChar"/>
-        </w:rPr>
-        <w:t xml:space="preserve">η</w:t>
-      </w:r>
-      <w:r>
-        <w:t xml:space="preserve">.</w:t>
-      </w:r>
-    </w:p>
-    <w:p>
-      <w:pPr>
-        <w:pStyle w:val="BodyText"/>
-      </w:pPr>
-      <m:oMathPara>
-        <m:oMathParaPr>
-          <m:jc m:val="center"/>
-        </m:oMathParaPr>
-        <m:oMath>
-          <m:r>
-            <m:t>A</m:t>
-          </m:r>
-          <m:d>
-            <m:dPr>
-              <m:begChr m:val="("/>
-              <m:sepChr m:val=""/>
-              <m:endChr m:val=")"/>
-              <m:grow/>
-            </m:dPr>
-            <m:e>
-              <m:r>
-                <m:t>ϕ</m:t>
-              </m:r>
-            </m:e>
-          </m:d>
-          <m:box>
-            <m:boxPr>
-              <m:opEmu m:val="on"/>
-            </m:boxPr>
-            <m:e>
-              <m:r>
-                <m:rPr>
-                  <m:sty m:val="p"/>
-                </m:rPr>
-                <m:t>:=</m:t>
-              </m:r>
-            </m:e>
-          </m:box>
-          <m:sSup>
-            <m:e>
-              <m:d>
-                <m:dPr>
-                  <m:begChr m:val="("/>
-                  <m:sepChr m:val=""/>
-                  <m:endChr m:val=")"/>
-                  <m:grow/>
-                </m:dPr>
-                <m:e>
-                  <m:f>
-                    <m:fPr>
-                      <m:type m:val="bar"/>
-                    </m:fPr>
-                    <m:num>
-                      <m:r>
-                        <m:t>1</m:t>
-                      </m:r>
-                    </m:num>
-                    <m:den>
-                      <m:r>
-                        <m:t>1</m:t>
-                      </m:r>
-                      <m:r>
-                        <m:rPr>
-                          <m:sty m:val="p"/>
-                        </m:rPr>
-                        <m:t>−</m:t>
-                      </m:r>
-                      <m:r>
-                        <m:t>α</m:t>
-                      </m:r>
-                      <m:d>
-                        <m:dPr>
-                          <m:begChr m:val="("/>
-                          <m:sepChr m:val=""/>
-                          <m:endChr m:val=")"/>
-                          <m:grow/>
-                        </m:dPr>
-                        <m:e>
-                          <m:r>
-                            <m:t>ϕ</m:t>
-                          </m:r>
-                        </m:e>
-                      </m:d>
-                    </m:den>
-                  </m:f>
-                </m:e>
-              </m:d>
-            </m:e>
-            <m:sup>
-              <m:r>
-                <m:t>1</m:t>
-              </m:r>
-              <m:r>
-                <m:rPr>
-                  <m:sty m:val="p"/>
-                </m:rPr>
-                <m:t>−</m:t>
-              </m:r>
-              <m:r>
-                <m:t>α</m:t>
-              </m:r>
-              <m:d>
-                <m:dPr>
-                  <m:begChr m:val="("/>
-                  <m:sepChr m:val=""/>
-                  <m:endChr m:val=")"/>
-                  <m:grow/>
-                </m:dPr>
-                <m:e>
-                  <m:r>
-                    <m:t>ϕ</m:t>
-                  </m:r>
-                </m:e>
-              </m:d>
-            </m:sup>
-          </m:sSup>
-          <m:r>
-            <m:rPr>
-              <m:sty m:val="p"/>
-            </m:rPr>
-            <m:t>⋅</m:t>
-          </m:r>
-          <m:sSup>
-            <m:e>
-              <m:d>
-                <m:dPr>
-                  <m:begChr m:val="("/>
-                  <m:sepChr m:val=""/>
-                  <m:endChr m:val=")"/>
-                  <m:grow/>
-                </m:dPr>
-                <m:e>
-                  <m:f>
-                    <m:fPr>
-                      <m:type m:val="bar"/>
-                    </m:fPr>
-                    <m:num>
-                      <m:r>
-                        <m:t>η</m:t>
-                      </m:r>
-                    </m:num>
-                    <m:den>
-                      <m:r>
-                        <m:t>α</m:t>
-                      </m:r>
-                      <m:d>
-                        <m:dPr>
-                          <m:begChr m:val="("/>
-                          <m:sepChr m:val=""/>
-                          <m:endChr m:val=")"/>
-                          <m:grow/>
-                        </m:dPr>
-                        <m:e>
-                          <m:r>
-                            <m:t>ϕ</m:t>
-                          </m:r>
-                        </m:e>
-                      </m:d>
-                    </m:den>
-                  </m:f>
-                </m:e>
-              </m:d>
-            </m:e>
-            <m:sup>
-              <m:r>
-                <m:t>α</m:t>
-              </m:r>
-              <m:d>
-                <m:dPr>
-                  <m:begChr m:val="("/>
-                  <m:sepChr m:val=""/>
-                  <m:endChr m:val=")"/>
-                  <m:grow/>
-                </m:dPr>
-                <m:e>
-                  <m:r>
-                    <m:t>ϕ</m:t>
-                  </m:r>
-                </m:e>
-              </m:d>
-            </m:sup>
-          </m:sSup>
-        </m:oMath>
-      </m:oMathPara>
-    </w:p>
-    <w:p>
-      <w:pPr>
-        <w:numPr>
-          <w:ilvl w:val="0"/>
-          <w:numId w:val="1048"/>
-        </w:numPr>
-      </w:pPr>
-      <w:r>
-        <w:rPr>
-          <w:b/>
-          <w:bCs/>
-        </w:rPr>
-        <w:t xml:space="preserve">Substitute</w:t>
-      </w:r>
-      <w:r>
-        <w:rPr>
-          <w:b/>
-          <w:bCs/>
-        </w:rPr>
-        <w:t xml:space="preserve"> </w:t>
-      </w:r>
-      <w:r>
-        <w:rPr>
-          <w:rStyle w:val="VerbatimChar"/>
-          <w:b/>
-          <w:bCs/>
-        </w:rPr>
-        <w:t xml:space="preserve">A(φ)</w:t>
-      </w:r>
-      <w:r>
-        <w:rPr>
-          <w:b/>
-          <w:bCs/>
-        </w:rPr>
-        <w:t xml:space="preserve"> </w:t>
-      </w:r>
-      <w:r>
-        <w:rPr>
-          <w:b/>
-          <w:bCs/>
-        </w:rPr>
-        <w:t xml:space="preserve">back into the main equation.</w:t>
-      </w:r>
-      <w:r>
-        <w:t xml:space="preserve"> </w:t>
-      </w:r>
-      <w:r>
-        <w:t xml:space="preserve">By replacing the complex bracketed term with the simpler</w:t>
-      </w:r>
-      <w:r>
-        <w:t xml:space="preserve"> </w:t>
-      </w:r>
-      <w:r>
-        <w:rPr>
-          <w:rStyle w:val="VerbatimChar"/>
-        </w:rPr>
-        <w:t xml:space="preserve">A(φ)</w:t>
-      </w:r>
-      <w:r>
-        <w:t xml:space="preserve">, we arrive at the final, compact Cobb-Douglas form.</w:t>
-      </w:r>
-    </w:p>
-    <w:p>
-      <w:pPr>
-        <w:pStyle w:val="BodyText"/>
-      </w:pPr>
-      <m:oMathPara>
-        <m:oMathParaPr>
-          <m:jc m:val="center"/>
-        </m:oMathParaPr>
-        <m:oMath>
-          <m:r>
-            <m:t>Y</m:t>
-          </m:r>
-          <m:d>
-            <m:dPr>
-              <m:begChr m:val="("/>
-              <m:sepChr m:val=""/>
-              <m:endChr m:val=")"/>
-              <m:grow/>
-            </m:dPr>
-            <m:e>
-              <m:r>
-                <m:t>ϕ</m:t>
-              </m:r>
-            </m:e>
-          </m:d>
-          <m:r>
-            <m:rPr>
-              <m:sty m:val="p"/>
-            </m:rPr>
-            <m:t>=</m:t>
-          </m:r>
-          <m:r>
-            <m:t>A</m:t>
-          </m:r>
-          <m:d>
-            <m:dPr>
-              <m:begChr m:val="("/>
-              <m:sepChr m:val=""/>
-              <m:endChr m:val=")"/>
-              <m:grow/>
-            </m:dPr>
-            <m:e>
-              <m:r>
-                <m:t>ϕ</m:t>
-              </m:r>
-            </m:e>
-          </m:d>
-          <m:r>
-            <m:t>L</m:t>
-          </m:r>
-          <m:sSup>
-            <m:e>
-              <m:d>
-                <m:dPr>
-                  <m:begChr m:val="("/>
-                  <m:sepChr m:val=""/>
-                  <m:endChr m:val=")"/>
-                  <m:grow/>
-                </m:dPr>
-                <m:e>
-                  <m:r>
-                    <m:t>ϕ</m:t>
-                  </m:r>
-                </m:e>
-              </m:d>
-            </m:e>
-            <m:sup>
-              <m:r>
-                <m:t>1</m:t>
-              </m:r>
-              <m:r>
-                <m:rPr>
-                  <m:sty m:val="p"/>
-                </m:rPr>
-                <m:t>−</m:t>
-              </m:r>
-              <m:r>
-                <m:t>α</m:t>
-              </m:r>
-              <m:d>
-                <m:dPr>
-                  <m:begChr m:val="("/>
-                  <m:sepChr m:val=""/>
-                  <m:endChr m:val=")"/>
-                  <m:grow/>
-                </m:dPr>
-                <m:e>
-                  <m:r>
-                    <m:t>ϕ</m:t>
-                  </m:r>
-                </m:e>
-              </m:d>
-            </m:sup>
-          </m:sSup>
-          <m:r>
-            <m:t>K</m:t>
-          </m:r>
-          <m:sSup>
-            <m:e>
-              <m:d>
-                <m:dPr>
-                  <m:begChr m:val="("/>
-                  <m:sepChr m:val=""/>
-                  <m:endChr m:val=")"/>
-                  <m:grow/>
-                </m:dPr>
-                <m:e>
-                  <m:r>
-                    <m:t>ϕ</m:t>
-                  </m:r>
-                </m:e>
-              </m:d>
-            </m:e>
-            <m:sup>
-              <m:r>
-                <m:t>α</m:t>
-              </m:r>
-              <m:d>
-                <m:dPr>
-                  <m:begChr m:val="("/>
-                  <m:sepChr m:val=""/>
-                  <m:endChr m:val=")"/>
-                  <m:grow/>
-                </m:dPr>
-                <m:e>
-                  <m:r>
-                    <m:t>ϕ</m:t>
-                  </m:r>
-                </m:e>
-              </m:d>
-            </m:sup>
-          </m:sSup>
-        </m:oMath>
-      </m:oMathPara>
-    </w:p>
-    <w:p>
-      <w:pPr>
-        <w:pStyle w:val="FirstParagraph"/>
-      </w:pPr>
-      <w:r>
-        <w:t xml:space="preserve">This completes the derivation. We have successfully shown that the linear aggregation of worker-level outputs, under the model’s assumptions, results in a standard Cobb-Douglas production function at the occupation level.</w:t>
-      </w:r>
-    </w:p>
-    <w:bookmarkStart w:id="86" w:name="refs"/>
-    <w:bookmarkStart w:id="77" w:name="ref-AutorThompson2025"/>
-    <w:p>
-      <w:pPr>
-        <w:pStyle w:val="Bibliography"/>
-      </w:pPr>
-      <w:r>
-        <w:t xml:space="preserve">Autor, David, and Neil Thompson. 2025.</w:t>
-      </w:r>
-      <w:r>
-        <w:t xml:space="preserve"> </w:t>
-      </w:r>
-      <w:r>
-        <w:t xml:space="preserve">“Expertise.”</w:t>
-      </w:r>
-      <w:r>
-        <w:t xml:space="preserve"> </w:t>
-      </w:r>
-      <w:r>
-        <w:rPr>
-          <w:i/>
-          <w:iCs/>
-        </w:rPr>
-        <w:t xml:space="preserve">Journal of the European Economic Association</w:t>
-      </w:r>
-      <w:r>
-        <w:t xml:space="preserve"> </w:t>
-      </w:r>
-      <w:r>
-        <w:t xml:space="preserve">23 (4): 1203–71.</w:t>
-      </w:r>
-      <w:r>
-        <w:t xml:space="preserve"> </w:t>
-      </w:r>
-      <w:hyperlink r:id="rId76">
+      <w:hyperlink r:id="rId72">
         <w:r>
           <w:rPr>
             <w:rStyle w:val="Hyperlink"/>
@@ -9402,8 +4251,8 @@
         <w:t xml:space="preserve">.</w:t>
       </w:r>
     </w:p>
-    <w:bookmarkEnd w:id="77"/>
-    <w:bookmarkStart w:id="79" w:name="ref-BorusyakJaravelSpiess2024"/>
+    <w:bookmarkEnd w:id="73"/>
+    <w:bookmarkStart w:id="75" w:name="ref-BorusyakJaravelSpiess2024"/>
     <w:p>
       <w:pPr>
         <w:pStyle w:val="Bibliography"/>
@@ -9436,7 +4285,7 @@
       <w:r>
         <w:t xml:space="preserve"> </w:t>
       </w:r>
-      <w:hyperlink r:id="rId78">
+      <w:hyperlink r:id="rId74">
         <w:r>
           <w:rPr>
             <w:rStyle w:val="Hyperlink"/>
@@ -9448,8 +4297,8 @@
         <w:t xml:space="preserve">.</w:t>
       </w:r>
     </w:p>
-    <w:bookmarkEnd w:id="79"/>
-    <w:bookmarkStart w:id="81" w:name="ref-CallawaySantAnna2021"/>
+    <w:bookmarkEnd w:id="75"/>
+    <w:bookmarkStart w:id="77" w:name="ref-CallawaySantAnna2021"/>
     <w:p>
       <w:pPr>
         <w:pStyle w:val="Bibliography"/>
@@ -9479,7 +4328,7 @@
       <w:r>
         <w:t xml:space="preserve">225 (2): 200–230. https://doi.org/</w:t>
       </w:r>
-      <w:hyperlink r:id="rId80">
+      <w:hyperlink r:id="rId76">
         <w:r>
           <w:rPr>
             <w:rStyle w:val="Hyperlink"/>
@@ -9491,8 +4340,8 @@
         <w:t xml:space="preserve">.</w:t>
       </w:r>
     </w:p>
-    <w:bookmarkEnd w:id="81"/>
-    <w:bookmarkStart w:id="83" w:name="ref-dCDH2020"/>
+    <w:bookmarkEnd w:id="77"/>
+    <w:bookmarkStart w:id="79" w:name="ref-dCDH2020"/>
     <w:p>
       <w:pPr>
         <w:pStyle w:val="Bibliography"/>
@@ -9525,7 +4374,7 @@
       <w:r>
         <w:t xml:space="preserve"> </w:t>
       </w:r>
-      <w:hyperlink r:id="rId82">
+      <w:hyperlink r:id="rId78">
         <w:r>
           <w:rPr>
             <w:rStyle w:val="Hyperlink"/>
@@ -9537,8 +4386,8 @@
         <w:t xml:space="preserve">.</w:t>
       </w:r>
     </w:p>
-    <w:bookmarkEnd w:id="83"/>
-    <w:bookmarkStart w:id="85" w:name="ref-SunAbraham2021"/>
+    <w:bookmarkEnd w:id="79"/>
+    <w:bookmarkStart w:id="81" w:name="ref-SunAbraham2021"/>
     <w:p>
       <w:pPr>
         <w:pStyle w:val="Bibliography"/>
@@ -9568,7 +4417,7 @@
       <w:r>
         <w:t xml:space="preserve">225 (2): 175–99. https://doi.org/</w:t>
       </w:r>
-      <w:hyperlink r:id="rId84">
+      <w:hyperlink r:id="rId80">
         <w:r>
           <w:rPr>
             <w:rStyle w:val="Hyperlink"/>
@@ -9580,11 +4429,9 @@
         <w:t xml:space="preserve">.</w:t>
       </w:r>
     </w:p>
-    <w:bookmarkEnd w:id="85"/>
-    <w:bookmarkEnd w:id="86"/>
-    <w:bookmarkEnd w:id="87"/>
-    <w:bookmarkEnd w:id="88"/>
-    <w:bookmarkEnd w:id="89"/>
+    <w:bookmarkEnd w:id="81"/>
+    <w:bookmarkEnd w:id="82"/>
+    <w:bookmarkEnd w:id="83"/>
     <w:sectPr>
       <w:footnotePr>
         <w:numRestart w:val="eachSect"/>
@@ -10700,96 +5547,6 @@
   </w:num>
   <w:num w:numId="1045">
     <w:abstractNumId w:val="991"/>
-  </w:num>
-  <w:num w:numId="1046">
-    <w:abstractNumId w:val="99411"/>
-    <w:lvlOverride w:ilvl="0">
-      <w:startOverride w:val="1"/>
-    </w:lvlOverride>
-    <w:lvlOverride w:ilvl="1">
-      <w:startOverride w:val="1"/>
-    </w:lvlOverride>
-    <w:lvlOverride w:ilvl="2">
-      <w:startOverride w:val="1"/>
-    </w:lvlOverride>
-    <w:lvlOverride w:ilvl="3">
-      <w:startOverride w:val="1"/>
-    </w:lvlOverride>
-    <w:lvlOverride w:ilvl="4">
-      <w:startOverride w:val="1"/>
-    </w:lvlOverride>
-    <w:lvlOverride w:ilvl="5">
-      <w:startOverride w:val="1"/>
-    </w:lvlOverride>
-    <w:lvlOverride w:ilvl="6">
-      <w:startOverride w:val="1"/>
-    </w:lvlOverride>
-    <w:lvlOverride w:ilvl="7">
-      <w:startOverride w:val="1"/>
-    </w:lvlOverride>
-    <w:lvlOverride w:ilvl="8">
-      <w:startOverride w:val="1"/>
-    </w:lvlOverride>
-  </w:num>
-  <w:num w:numId="1047">
-    <w:abstractNumId w:val="99411"/>
-    <w:lvlOverride w:ilvl="0">
-      <w:startOverride w:val="1"/>
-    </w:lvlOverride>
-    <w:lvlOverride w:ilvl="1">
-      <w:startOverride w:val="1"/>
-    </w:lvlOverride>
-    <w:lvlOverride w:ilvl="2">
-      <w:startOverride w:val="1"/>
-    </w:lvlOverride>
-    <w:lvlOverride w:ilvl="3">
-      <w:startOverride w:val="1"/>
-    </w:lvlOverride>
-    <w:lvlOverride w:ilvl="4">
-      <w:startOverride w:val="1"/>
-    </w:lvlOverride>
-    <w:lvlOverride w:ilvl="5">
-      <w:startOverride w:val="1"/>
-    </w:lvlOverride>
-    <w:lvlOverride w:ilvl="6">
-      <w:startOverride w:val="1"/>
-    </w:lvlOverride>
-    <w:lvlOverride w:ilvl="7">
-      <w:startOverride w:val="1"/>
-    </w:lvlOverride>
-    <w:lvlOverride w:ilvl="8">
-      <w:startOverride w:val="1"/>
-    </w:lvlOverride>
-  </w:num>
-  <w:num w:numId="1048">
-    <w:abstractNumId w:val="99411"/>
-    <w:lvlOverride w:ilvl="0">
-      <w:startOverride w:val="1"/>
-    </w:lvlOverride>
-    <w:lvlOverride w:ilvl="1">
-      <w:startOverride w:val="1"/>
-    </w:lvlOverride>
-    <w:lvlOverride w:ilvl="2">
-      <w:startOverride w:val="1"/>
-    </w:lvlOverride>
-    <w:lvlOverride w:ilvl="3">
-      <w:startOverride w:val="1"/>
-    </w:lvlOverride>
-    <w:lvlOverride w:ilvl="4">
-      <w:startOverride w:val="1"/>
-    </w:lvlOverride>
-    <w:lvlOverride w:ilvl="5">
-      <w:startOverride w:val="1"/>
-    </w:lvlOverride>
-    <w:lvlOverride w:ilvl="6">
-      <w:startOverride w:val="1"/>
-    </w:lvlOverride>
-    <w:lvlOverride w:ilvl="7">
-      <w:startOverride w:val="1"/>
-    </w:lvlOverride>
-    <w:lvlOverride w:ilvl="8">
-      <w:startOverride w:val="1"/>
-    </w:lvlOverride>
   </w:num>
 </w:numbering>
 </file>
